--- a/отчеты/lab2.docx
+++ b/отчеты/lab2.docx
@@ -540,103 +540,83 @@
           <w:lang w:eastAsia="ru-RU"/>
         </w:rPr>
       </w:pPr>
-    </w:p>
-    <w:p>
-      <w:pPr>
-        <w:spacing w:after="0" w:line="360" w:lineRule="auto"/>
-        <w:ind w:firstLine="709"/>
+      <w:r>
         <w:rPr>
           <w:rFonts w:ascii="Times New Roman" w:eastAsia="Times New Roman" w:hAnsi="Times New Roman" w:cs="Times New Roman"/>
           <w:sz w:val="24"/>
           <w:szCs w:val="24"/>
           <w:lang w:eastAsia="ru-RU"/>
         </w:rPr>
-      </w:pPr>
-    </w:p>
-    <w:p>
-      <w:pPr>
-        <w:spacing w:after="0" w:line="360" w:lineRule="auto"/>
+        <w:tab/>
+      </w:r>
+      <w:r>
         <w:rPr>
           <w:rFonts w:ascii="Times New Roman" w:eastAsia="Times New Roman" w:hAnsi="Times New Roman" w:cs="Times New Roman"/>
           <w:sz w:val="24"/>
           <w:szCs w:val="24"/>
           <w:lang w:eastAsia="ru-RU"/>
         </w:rPr>
-      </w:pPr>
-    </w:p>
-    <w:p>
-      <w:pPr>
-        <w:spacing w:after="0" w:line="360" w:lineRule="auto"/>
+        <w:tab/>
+      </w:r>
+      <w:r>
         <w:rPr>
           <w:rFonts w:ascii="Times New Roman" w:eastAsia="Times New Roman" w:hAnsi="Times New Roman" w:cs="Times New Roman"/>
           <w:sz w:val="24"/>
           <w:szCs w:val="24"/>
           <w:lang w:eastAsia="ru-RU"/>
         </w:rPr>
-      </w:pPr>
-    </w:p>
-    <w:p>
-      <w:pPr>
-        <w:spacing w:after="0" w:line="360" w:lineRule="auto"/>
-        <w:ind w:left="5580" w:firstLine="709"/>
+        <w:tab/>
+      </w:r>
+      <w:r>
         <w:rPr>
           <w:rFonts w:ascii="Times New Roman" w:eastAsia="Times New Roman" w:hAnsi="Times New Roman" w:cs="Times New Roman"/>
           <w:sz w:val="24"/>
           <w:szCs w:val="24"/>
           <w:lang w:eastAsia="ru-RU"/>
         </w:rPr>
-      </w:pPr>
-    </w:p>
-    <w:p>
-      <w:pPr>
-        <w:spacing w:after="0" w:line="360" w:lineRule="auto"/>
-        <w:ind w:left="5580" w:firstLine="709"/>
+        <w:tab/>
+      </w:r>
+      <w:r>
         <w:rPr>
           <w:rFonts w:ascii="Times New Roman" w:eastAsia="Times New Roman" w:hAnsi="Times New Roman" w:cs="Times New Roman"/>
           <w:sz w:val="24"/>
           <w:szCs w:val="24"/>
           <w:lang w:eastAsia="ru-RU"/>
         </w:rPr>
-      </w:pPr>
-    </w:p>
-    <w:p>
-      <w:pPr>
-        <w:spacing w:after="0" w:line="360" w:lineRule="auto"/>
-        <w:ind w:left="5580" w:firstLine="709"/>
+        <w:tab/>
+      </w:r>
+      <w:r>
         <w:rPr>
           <w:rFonts w:ascii="Times New Roman" w:eastAsia="Times New Roman" w:hAnsi="Times New Roman" w:cs="Times New Roman"/>
           <w:sz w:val="24"/>
           <w:szCs w:val="24"/>
           <w:lang w:eastAsia="ru-RU"/>
         </w:rPr>
-      </w:pPr>
-    </w:p>
-    <w:p>
-      <w:pPr>
-        <w:spacing w:after="0" w:line="360" w:lineRule="auto"/>
-        <w:ind w:left="5580" w:firstLine="709"/>
+        <w:tab/>
+      </w:r>
+      <w:r>
         <w:rPr>
           <w:rFonts w:ascii="Times New Roman" w:eastAsia="Times New Roman" w:hAnsi="Times New Roman" w:cs="Times New Roman"/>
           <w:sz w:val="24"/>
           <w:szCs w:val="24"/>
           <w:lang w:eastAsia="ru-RU"/>
         </w:rPr>
-      </w:pPr>
-    </w:p>
-    <w:p>
-      <w:pPr>
-        <w:spacing w:after="0" w:line="360" w:lineRule="auto"/>
+        <w:tab/>
+      </w:r>
+      <w:r>
         <w:rPr>
           <w:rFonts w:ascii="Times New Roman" w:eastAsia="Times New Roman" w:hAnsi="Times New Roman" w:cs="Times New Roman"/>
           <w:sz w:val="24"/>
           <w:szCs w:val="24"/>
           <w:lang w:eastAsia="ru-RU"/>
         </w:rPr>
-      </w:pPr>
+        <w:tab/>
+      </w:r>
     </w:p>
     <w:p>
       <w:pPr>
         <w:spacing w:after="0" w:line="360" w:lineRule="auto"/>
+        <w:ind w:firstLine="709"/>
         <w:rPr>
           <w:rFonts w:ascii="Times New Roman" w:eastAsia="Times New Roman" w:hAnsi="Times New Roman" w:cs="Times New Roman"/>
           <w:sz w:val="24"/>
@@ -644,31 +624,24 @@
           <w:lang w:eastAsia="ru-RU"/>
         </w:rPr>
       </w:pPr>
-    </w:p>
-    <w:p>
-      <w:pPr>
-        <w:spacing w:after="0" w:line="360" w:lineRule="auto"/>
-        <w:ind w:left="5580" w:firstLine="709"/>
+      <w:r>
         <w:rPr>
           <w:rFonts w:ascii="Times New Roman" w:eastAsia="Times New Roman" w:hAnsi="Times New Roman" w:cs="Times New Roman"/>
           <w:sz w:val="24"/>
           <w:szCs w:val="24"/>
           <w:lang w:eastAsia="ru-RU"/>
         </w:rPr>
-      </w:pPr>
-    </w:p>
-    <w:p>
-      <w:pPr>
-        <w:spacing w:after="0" w:line="360" w:lineRule="auto"/>
-        <w:ind w:firstLine="709"/>
-        <w:jc w:val="center"/>
+        <w:tab/>
+      </w:r>
+      <w:r>
         <w:rPr>
           <w:rFonts w:ascii="Times New Roman" w:eastAsia="Times New Roman" w:hAnsi="Times New Roman" w:cs="Times New Roman"/>
           <w:sz w:val="24"/>
           <w:szCs w:val="24"/>
           <w:lang w:eastAsia="ru-RU"/>
         </w:rPr>
-      </w:pPr>
+        <w:tab/>
+      </w:r>
       <w:r>
         <w:rPr>
           <w:rFonts w:ascii="Times New Roman" w:eastAsia="Times New Roman" w:hAnsi="Times New Roman" w:cs="Times New Roman"/>
@@ -676,21 +649,17 @@
           <w:szCs w:val="24"/>
           <w:lang w:eastAsia="ru-RU"/>
         </w:rPr>
-        <w:t>Ростов-на-Дону</w:t>
-      </w:r>
-    </w:p>
-    <w:p>
-      <w:pPr>
-        <w:spacing w:after="0" w:line="360" w:lineRule="auto"/>
-        <w:ind w:firstLine="709"/>
-        <w:jc w:val="center"/>
+        <w:tab/>
+      </w:r>
+      <w:r>
         <w:rPr>
           <w:rFonts w:ascii="Times New Roman" w:eastAsia="Times New Roman" w:hAnsi="Times New Roman" w:cs="Times New Roman"/>
           <w:sz w:val="24"/>
           <w:szCs w:val="24"/>
           <w:lang w:eastAsia="ru-RU"/>
         </w:rPr>
-      </w:pPr>
+        <w:tab/>
+      </w:r>
       <w:r>
         <w:rPr>
           <w:rFonts w:ascii="Times New Roman" w:eastAsia="Times New Roman" w:hAnsi="Times New Roman" w:cs="Times New Roman"/>
@@ -698,7 +667,7 @@
           <w:szCs w:val="24"/>
           <w:lang w:eastAsia="ru-RU"/>
         </w:rPr>
-        <w:t>202</w:t>
+        <w:tab/>
       </w:r>
       <w:r>
         <w:rPr>
@@ -707,7 +676,7 @@
           <w:szCs w:val="24"/>
           <w:lang w:eastAsia="ru-RU"/>
         </w:rPr>
-        <w:t>6</w:t>
+        <w:tab/>
       </w:r>
       <w:r>
         <w:rPr>
@@ -716,6 +685,362 @@
           <w:szCs w:val="24"/>
           <w:lang w:eastAsia="ru-RU"/>
         </w:rPr>
+        <w:tab/>
+      </w:r>
+      <w:r>
+        <w:rPr>
+          <w:rFonts w:ascii="Times New Roman" w:eastAsia="Times New Roman" w:hAnsi="Times New Roman" w:cs="Times New Roman"/>
+          <w:sz w:val="24"/>
+          <w:szCs w:val="24"/>
+          <w:lang w:eastAsia="ru-RU"/>
+        </w:rPr>
+        <w:t xml:space="preserve">          </w:t>
+      </w:r>
+      <w:r>
+        <w:rPr>
+          <w:rFonts w:ascii="Times New Roman" w:eastAsia="Times New Roman" w:hAnsi="Times New Roman" w:cs="Times New Roman"/>
+          <w:sz w:val="24"/>
+          <w:szCs w:val="24"/>
+          <w:lang w:eastAsia="ru-RU"/>
+        </w:rPr>
+        <w:t xml:space="preserve">Проверил: </w:t>
+      </w:r>
+    </w:p>
+    <w:p>
+      <w:pPr>
+        <w:spacing w:after="0" w:line="360" w:lineRule="auto"/>
+        <w:ind w:firstLine="709"/>
+        <w:rPr>
+          <w:rFonts w:ascii="Times New Roman" w:eastAsia="Times New Roman" w:hAnsi="Times New Roman" w:cs="Times New Roman"/>
+          <w:sz w:val="24"/>
+          <w:szCs w:val="24"/>
+          <w:lang w:eastAsia="ru-RU"/>
+        </w:rPr>
+      </w:pPr>
+      <w:r>
+        <w:rPr>
+          <w:rFonts w:ascii="Times New Roman" w:eastAsia="Times New Roman" w:hAnsi="Times New Roman" w:cs="Times New Roman"/>
+          <w:sz w:val="24"/>
+          <w:szCs w:val="24"/>
+          <w:lang w:eastAsia="ru-RU"/>
+        </w:rPr>
+        <w:tab/>
+      </w:r>
+      <w:r>
+        <w:rPr>
+          <w:rFonts w:ascii="Times New Roman" w:eastAsia="Times New Roman" w:hAnsi="Times New Roman" w:cs="Times New Roman"/>
+          <w:sz w:val="24"/>
+          <w:szCs w:val="24"/>
+          <w:lang w:eastAsia="ru-RU"/>
+        </w:rPr>
+        <w:tab/>
+      </w:r>
+      <w:r>
+        <w:rPr>
+          <w:rFonts w:ascii="Times New Roman" w:eastAsia="Times New Roman" w:hAnsi="Times New Roman" w:cs="Times New Roman"/>
+          <w:sz w:val="24"/>
+          <w:szCs w:val="24"/>
+          <w:lang w:eastAsia="ru-RU"/>
+        </w:rPr>
+        <w:tab/>
+      </w:r>
+      <w:r>
+        <w:rPr>
+          <w:rFonts w:ascii="Times New Roman" w:eastAsia="Times New Roman" w:hAnsi="Times New Roman" w:cs="Times New Roman"/>
+          <w:sz w:val="24"/>
+          <w:szCs w:val="24"/>
+          <w:lang w:eastAsia="ru-RU"/>
+        </w:rPr>
+        <w:tab/>
+      </w:r>
+      <w:r>
+        <w:rPr>
+          <w:rFonts w:ascii="Times New Roman" w:eastAsia="Times New Roman" w:hAnsi="Times New Roman" w:cs="Times New Roman"/>
+          <w:sz w:val="24"/>
+          <w:szCs w:val="24"/>
+          <w:lang w:eastAsia="ru-RU"/>
+        </w:rPr>
+        <w:tab/>
+      </w:r>
+      <w:r>
+        <w:rPr>
+          <w:rFonts w:ascii="Times New Roman" w:eastAsia="Times New Roman" w:hAnsi="Times New Roman" w:cs="Times New Roman"/>
+          <w:sz w:val="24"/>
+          <w:szCs w:val="24"/>
+          <w:lang w:eastAsia="ru-RU"/>
+        </w:rPr>
+        <w:tab/>
+      </w:r>
+      <w:r>
+        <w:rPr>
+          <w:rFonts w:ascii="Times New Roman" w:eastAsia="Times New Roman" w:hAnsi="Times New Roman" w:cs="Times New Roman"/>
+          <w:sz w:val="24"/>
+          <w:szCs w:val="24"/>
+          <w:lang w:eastAsia="ru-RU"/>
+        </w:rPr>
+        <w:tab/>
+      </w:r>
+    </w:p>
+    <w:p>
+      <w:pPr>
+        <w:spacing w:after="0" w:line="360" w:lineRule="auto"/>
+        <w:ind w:firstLine="709"/>
+        <w:rPr>
+          <w:rFonts w:ascii="Times New Roman" w:eastAsia="Times New Roman" w:hAnsi="Times New Roman" w:cs="Times New Roman"/>
+          <w:sz w:val="24"/>
+          <w:szCs w:val="24"/>
+          <w:lang w:eastAsia="ru-RU"/>
+        </w:rPr>
+      </w:pPr>
+      <w:r>
+        <w:rPr>
+          <w:rFonts w:ascii="Times New Roman" w:eastAsia="Times New Roman" w:hAnsi="Times New Roman" w:cs="Times New Roman"/>
+          <w:sz w:val="24"/>
+          <w:szCs w:val="24"/>
+          <w:lang w:eastAsia="ru-RU"/>
+        </w:rPr>
+        <w:tab/>
+      </w:r>
+      <w:r>
+        <w:rPr>
+          <w:rFonts w:ascii="Times New Roman" w:eastAsia="Times New Roman" w:hAnsi="Times New Roman" w:cs="Times New Roman"/>
+          <w:sz w:val="24"/>
+          <w:szCs w:val="24"/>
+          <w:lang w:eastAsia="ru-RU"/>
+        </w:rPr>
+        <w:tab/>
+      </w:r>
+      <w:r>
+        <w:rPr>
+          <w:rFonts w:ascii="Times New Roman" w:eastAsia="Times New Roman" w:hAnsi="Times New Roman" w:cs="Times New Roman"/>
+          <w:sz w:val="24"/>
+          <w:szCs w:val="24"/>
+          <w:lang w:eastAsia="ru-RU"/>
+        </w:rPr>
+        <w:tab/>
+      </w:r>
+      <w:r>
+        <w:rPr>
+          <w:rFonts w:ascii="Times New Roman" w:eastAsia="Times New Roman" w:hAnsi="Times New Roman" w:cs="Times New Roman"/>
+          <w:sz w:val="24"/>
+          <w:szCs w:val="24"/>
+          <w:lang w:eastAsia="ru-RU"/>
+        </w:rPr>
+        <w:tab/>
+      </w:r>
+      <w:r>
+        <w:rPr>
+          <w:rFonts w:ascii="Times New Roman" w:eastAsia="Times New Roman" w:hAnsi="Times New Roman" w:cs="Times New Roman"/>
+          <w:sz w:val="24"/>
+          <w:szCs w:val="24"/>
+          <w:lang w:eastAsia="ru-RU"/>
+        </w:rPr>
+        <w:tab/>
+      </w:r>
+      <w:r>
+        <w:rPr>
+          <w:rFonts w:ascii="Times New Roman" w:eastAsia="Times New Roman" w:hAnsi="Times New Roman" w:cs="Times New Roman"/>
+          <w:sz w:val="24"/>
+          <w:szCs w:val="24"/>
+          <w:lang w:eastAsia="ru-RU"/>
+        </w:rPr>
+        <w:tab/>
+      </w:r>
+      <w:r>
+        <w:rPr>
+          <w:rFonts w:ascii="Times New Roman" w:eastAsia="Times New Roman" w:hAnsi="Times New Roman" w:cs="Times New Roman"/>
+          <w:sz w:val="24"/>
+          <w:szCs w:val="24"/>
+          <w:lang w:eastAsia="ru-RU"/>
+        </w:rPr>
+        <w:tab/>
+        <w:t xml:space="preserve">          </w:t>
+      </w:r>
+      <w:r>
+        <w:rPr>
+          <w:rStyle w:val="text"/>
+          <w:rFonts w:ascii="Times New Roman" w:hAnsi="Times New Roman" w:cs="Times New Roman"/>
+          <w:sz w:val="24"/>
+          <w:szCs w:val="24"/>
+        </w:rPr>
+        <w:t>Дольников М.Г</w:t>
+      </w:r>
+    </w:p>
+    <w:p>
+      <w:pPr>
+        <w:spacing w:after="0" w:line="360" w:lineRule="auto"/>
+        <w:ind w:firstLine="709"/>
+        <w:rPr>
+          <w:rFonts w:ascii="Times New Roman" w:eastAsia="Times New Roman" w:hAnsi="Times New Roman" w:cs="Times New Roman"/>
+          <w:sz w:val="24"/>
+          <w:szCs w:val="24"/>
+          <w:lang w:eastAsia="ru-RU"/>
+        </w:rPr>
+      </w:pPr>
+    </w:p>
+    <w:p>
+      <w:pPr>
+        <w:spacing w:after="0" w:line="360" w:lineRule="auto"/>
+        <w:rPr>
+          <w:rFonts w:ascii="Times New Roman" w:eastAsia="Times New Roman" w:hAnsi="Times New Roman" w:cs="Times New Roman"/>
+          <w:sz w:val="24"/>
+          <w:szCs w:val="24"/>
+          <w:lang w:eastAsia="ru-RU"/>
+        </w:rPr>
+      </w:pPr>
+    </w:p>
+    <w:p>
+      <w:pPr>
+        <w:spacing w:after="0" w:line="360" w:lineRule="auto"/>
+        <w:rPr>
+          <w:rFonts w:ascii="Times New Roman" w:eastAsia="Times New Roman" w:hAnsi="Times New Roman" w:cs="Times New Roman"/>
+          <w:sz w:val="24"/>
+          <w:szCs w:val="24"/>
+          <w:lang w:eastAsia="ru-RU"/>
+        </w:rPr>
+      </w:pPr>
+    </w:p>
+    <w:p>
+      <w:pPr>
+        <w:spacing w:after="0" w:line="360" w:lineRule="auto"/>
+        <w:ind w:left="5580" w:firstLine="709"/>
+        <w:rPr>
+          <w:rFonts w:ascii="Times New Roman" w:eastAsia="Times New Roman" w:hAnsi="Times New Roman" w:cs="Times New Roman"/>
+          <w:sz w:val="24"/>
+          <w:szCs w:val="24"/>
+          <w:lang w:eastAsia="ru-RU"/>
+        </w:rPr>
+      </w:pPr>
+    </w:p>
+    <w:p>
+      <w:pPr>
+        <w:spacing w:after="0" w:line="360" w:lineRule="auto"/>
+        <w:ind w:left="5580" w:firstLine="709"/>
+        <w:rPr>
+          <w:rFonts w:ascii="Times New Roman" w:eastAsia="Times New Roman" w:hAnsi="Times New Roman" w:cs="Times New Roman"/>
+          <w:sz w:val="24"/>
+          <w:szCs w:val="24"/>
+          <w:lang w:eastAsia="ru-RU"/>
+        </w:rPr>
+      </w:pPr>
+    </w:p>
+    <w:p>
+      <w:pPr>
+        <w:spacing w:after="0" w:line="360" w:lineRule="auto"/>
+        <w:ind w:left="5580" w:firstLine="709"/>
+        <w:rPr>
+          <w:rFonts w:ascii="Times New Roman" w:eastAsia="Times New Roman" w:hAnsi="Times New Roman" w:cs="Times New Roman"/>
+          <w:sz w:val="24"/>
+          <w:szCs w:val="24"/>
+          <w:lang w:eastAsia="ru-RU"/>
+        </w:rPr>
+      </w:pPr>
+    </w:p>
+    <w:p>
+      <w:pPr>
+        <w:spacing w:after="0" w:line="360" w:lineRule="auto"/>
+        <w:ind w:left="5580" w:firstLine="709"/>
+        <w:rPr>
+          <w:rFonts w:ascii="Times New Roman" w:eastAsia="Times New Roman" w:hAnsi="Times New Roman" w:cs="Times New Roman"/>
+          <w:sz w:val="24"/>
+          <w:szCs w:val="24"/>
+          <w:lang w:eastAsia="ru-RU"/>
+        </w:rPr>
+      </w:pPr>
+    </w:p>
+    <w:p>
+      <w:pPr>
+        <w:spacing w:after="0" w:line="360" w:lineRule="auto"/>
+        <w:rPr>
+          <w:rFonts w:ascii="Times New Roman" w:eastAsia="Times New Roman" w:hAnsi="Times New Roman" w:cs="Times New Roman"/>
+          <w:sz w:val="24"/>
+          <w:szCs w:val="24"/>
+          <w:lang w:eastAsia="ru-RU"/>
+        </w:rPr>
+      </w:pPr>
+    </w:p>
+    <w:p>
+      <w:pPr>
+        <w:spacing w:after="0" w:line="360" w:lineRule="auto"/>
+        <w:rPr>
+          <w:rFonts w:ascii="Times New Roman" w:eastAsia="Times New Roman" w:hAnsi="Times New Roman" w:cs="Times New Roman"/>
+          <w:sz w:val="24"/>
+          <w:szCs w:val="24"/>
+          <w:lang w:eastAsia="ru-RU"/>
+        </w:rPr>
+      </w:pPr>
+    </w:p>
+    <w:p>
+      <w:pPr>
+        <w:spacing w:after="0" w:line="360" w:lineRule="auto"/>
+        <w:ind w:left="5580" w:firstLine="709"/>
+        <w:rPr>
+          <w:rFonts w:ascii="Times New Roman" w:eastAsia="Times New Roman" w:hAnsi="Times New Roman" w:cs="Times New Roman"/>
+          <w:sz w:val="24"/>
+          <w:szCs w:val="24"/>
+          <w:lang w:eastAsia="ru-RU"/>
+        </w:rPr>
+      </w:pPr>
+    </w:p>
+    <w:p>
+      <w:pPr>
+        <w:spacing w:after="0" w:line="360" w:lineRule="auto"/>
+        <w:ind w:firstLine="709"/>
+        <w:jc w:val="center"/>
+        <w:rPr>
+          <w:rFonts w:ascii="Times New Roman" w:eastAsia="Times New Roman" w:hAnsi="Times New Roman" w:cs="Times New Roman"/>
+          <w:sz w:val="24"/>
+          <w:szCs w:val="24"/>
+          <w:lang w:eastAsia="ru-RU"/>
+        </w:rPr>
+      </w:pPr>
+      <w:r>
+        <w:rPr>
+          <w:rFonts w:ascii="Times New Roman" w:eastAsia="Times New Roman" w:hAnsi="Times New Roman" w:cs="Times New Roman"/>
+          <w:sz w:val="24"/>
+          <w:szCs w:val="24"/>
+          <w:lang w:eastAsia="ru-RU"/>
+        </w:rPr>
+        <w:t>Ростов-на-Дону</w:t>
+      </w:r>
+    </w:p>
+    <w:p>
+      <w:pPr>
+        <w:spacing w:after="0" w:line="360" w:lineRule="auto"/>
+        <w:ind w:firstLine="709"/>
+        <w:jc w:val="center"/>
+        <w:rPr>
+          <w:rFonts w:ascii="Times New Roman" w:eastAsia="Times New Roman" w:hAnsi="Times New Roman" w:cs="Times New Roman"/>
+          <w:sz w:val="24"/>
+          <w:szCs w:val="24"/>
+          <w:lang w:eastAsia="ru-RU"/>
+        </w:rPr>
+      </w:pPr>
+      <w:r>
+        <w:rPr>
+          <w:rFonts w:ascii="Times New Roman" w:eastAsia="Times New Roman" w:hAnsi="Times New Roman" w:cs="Times New Roman"/>
+          <w:sz w:val="24"/>
+          <w:szCs w:val="24"/>
+          <w:lang w:eastAsia="ru-RU"/>
+        </w:rPr>
+        <w:t>202</w:t>
+      </w:r>
+      <w:r>
+        <w:rPr>
+          <w:rFonts w:ascii="Times New Roman" w:eastAsia="Times New Roman" w:hAnsi="Times New Roman" w:cs="Times New Roman"/>
+          <w:sz w:val="24"/>
+          <w:szCs w:val="24"/>
+          <w:lang w:eastAsia="ru-RU"/>
+        </w:rPr>
+        <w:t>6</w:t>
+      </w:r>
+      <w:r>
+        <w:rPr>
+          <w:rFonts w:ascii="Times New Roman" w:eastAsia="Times New Roman" w:hAnsi="Times New Roman" w:cs="Times New Roman"/>
+          <w:sz w:val="24"/>
+          <w:szCs w:val="24"/>
+          <w:lang w:eastAsia="ru-RU"/>
+        </w:rPr>
         <w:t xml:space="preserve"> г.</w:t>
       </w:r>
     </w:p>
@@ -739,7 +1064,6 @@
           <w:sz w:val="32"/>
           <w:szCs w:val="32"/>
         </w:rPr>
-        <w:lastRenderedPageBreak/>
         <w:t>Цель работы:</w:t>
       </w:r>
     </w:p>
@@ -838,6 +1162,7 @@
           <w:ilvl w:val="0"/>
           <w:numId w:val="2"/>
         </w:numPr>
+        <w:ind w:left="0" w:firstLine="709"/>
         <w:jc w:val="both"/>
         <w:rPr>
           <w:rFonts w:ascii="Times New Roman" w:hAnsi="Times New Roman" w:cs="Times New Roman"/>
@@ -1222,6 +1547,7 @@
           <w:sz w:val="28"/>
           <w:szCs w:val="28"/>
         </w:rPr>
+        <w:lastRenderedPageBreak/>
         <w:t>corr = X.corr()</w:t>
       </w:r>
     </w:p>
@@ -1299,6 +1625,7 @@
       <w:r>
         <w:rPr>
           <w:rFonts w:ascii="Times New Roman" w:hAnsi="Times New Roman" w:cs="Times New Roman"/>
+          <w:noProof/>
           <w:sz w:val="28"/>
           <w:szCs w:val="28"/>
         </w:rPr>
@@ -1356,7 +1683,51 @@
           <w:sz w:val="28"/>
           <w:szCs w:val="28"/>
         </w:rPr>
-        <w:t>По корреляционной матрице можно оценить наличие линейных зависимостей между признаками. Если два признака имеют высокую по модулю корреляцию, то они частично содержат похожую информацию. В таком случае методы понижения размерности могут объединить эту информацию в меньшее количество компонент.</w:t>
+        <w:t xml:space="preserve">Пояснение: </w:t>
+      </w:r>
+      <w:r>
+        <w:rPr>
+          <w:rFonts w:ascii="Times New Roman" w:hAnsi="Times New Roman" w:cs="Times New Roman"/>
+          <w:sz w:val="28"/>
+          <w:szCs w:val="28"/>
+        </w:rPr>
+        <w:t xml:space="preserve">Матрица корреляций позволяет оценить характер и силу линейной зависимости между признаками. Значения, близкие к (+1), указывают на сильную положительную связь, значения, близкие к (-1), </w:t>
+      </w:r>
+      <w:r>
+        <w:rPr>
+          <w:rFonts w:ascii="Times New Roman" w:hAnsi="Times New Roman" w:cs="Times New Roman"/>
+          <w:sz w:val="28"/>
+          <w:szCs w:val="28"/>
+        </w:rPr>
+        <w:t>-</w:t>
+      </w:r>
+      <w:r>
+        <w:rPr>
+          <w:rFonts w:ascii="Times New Roman" w:hAnsi="Times New Roman" w:cs="Times New Roman"/>
+          <w:sz w:val="28"/>
+          <w:szCs w:val="28"/>
+        </w:rPr>
+        <w:t xml:space="preserve"> на сильную отрицательную связь, а значения около нуля свидетельствуют об отсутствии выраженной линейной зависимости.</w:t>
+      </w:r>
+    </w:p>
+    <w:p>
+      <w:pPr>
+        <w:pStyle w:val="a3"/>
+        <w:ind w:left="0" w:firstLine="709"/>
+        <w:jc w:val="both"/>
+        <w:rPr>
+          <w:rFonts w:ascii="Times New Roman" w:hAnsi="Times New Roman" w:cs="Times New Roman"/>
+          <w:sz w:val="28"/>
+          <w:szCs w:val="28"/>
+        </w:rPr>
+      </w:pPr>
+      <w:r>
+        <w:rPr>
+          <w:rFonts w:ascii="Times New Roman" w:hAnsi="Times New Roman" w:cs="Times New Roman"/>
+          <w:sz w:val="28"/>
+          <w:szCs w:val="28"/>
+        </w:rPr>
+        <w:t>Данный график необходим для выявления взаимосвязанных признаков и возможной избыточности информации в наборе данных. Если несколько признаков имеют высокую по модулю корреляцию, их информация может частично дублироваться. Признаки со слабыми корреляциями могут описывать различные свойства объектов, однако отсутствие линейной корреляции не означает полного отсутствия зависимости между ними.</w:t>
       </w:r>
     </w:p>
     <w:p>
@@ -1396,6 +1767,7 @@
           <w:sz w:val="28"/>
           <w:szCs w:val="28"/>
         </w:rPr>
+        <w:lastRenderedPageBreak/>
         <w:t>Таким образом, построение корреляционной матрицы позволило предварительно оценить структуру исходных признаков перед применением PCA, SVD и ICA.</w:t>
       </w:r>
     </w:p>
@@ -1408,8 +1780,38 @@
           <w:rFonts w:ascii="Times New Roman" w:hAnsi="Times New Roman" w:cs="Times New Roman"/>
           <w:sz w:val="28"/>
           <w:szCs w:val="28"/>
-        </w:rPr>
-      </w:pPr>
+          <w:u w:val="single"/>
+        </w:rPr>
+      </w:pPr>
+      <w:r>
+        <w:rPr>
+          <w:rFonts w:ascii="Times New Roman" w:hAnsi="Times New Roman" w:cs="Times New Roman"/>
+          <w:sz w:val="28"/>
+          <w:szCs w:val="28"/>
+          <w:u w:val="single"/>
+        </w:rPr>
+        <w:t>Вывод по заданию 1.1. Матрица корреляций</w:t>
+      </w:r>
+    </w:p>
+    <w:p>
+      <w:pPr>
+        <w:pStyle w:val="a3"/>
+        <w:ind w:left="0" w:firstLine="709"/>
+        <w:jc w:val="both"/>
+        <w:rPr>
+          <w:rFonts w:ascii="Times New Roman" w:hAnsi="Times New Roman" w:cs="Times New Roman"/>
+          <w:sz w:val="28"/>
+          <w:szCs w:val="28"/>
+        </w:rPr>
+      </w:pPr>
+      <w:r>
+        <w:rPr>
+          <w:rFonts w:ascii="Times New Roman" w:hAnsi="Times New Roman" w:cs="Times New Roman"/>
+          <w:sz w:val="28"/>
+          <w:szCs w:val="28"/>
+        </w:rPr>
+        <w:t>В результате построения матрицы корреляций были исследованы взаимосвязи между исходными признаками. Анализ коэффициентов корреляции позволяет определить признаки, имеющие сильную положительную или отрицательную линейную зависимость, а также признаки, между которыми выраженная линейная связь отсутствует. Полученные результаты позволяют выявить возможную избыточность информации и предварительно оценить взаимосвязь признаков перед выполнением понижения размерности.</w:t>
+      </w:r>
     </w:p>
     <w:p>
       <w:pPr>
@@ -1604,7 +2006,6 @@
           <w:sz w:val="28"/>
           <w:szCs w:val="28"/>
         </w:rPr>
-        <w:lastRenderedPageBreak/>
         <w:t>наличие выбросов;</w:t>
       </w:r>
     </w:p>
@@ -1921,6 +2322,7 @@
           <w:sz w:val="28"/>
           <w:szCs w:val="28"/>
         </w:rPr>
+        <w:lastRenderedPageBreak/>
         <w:t>Полученная матрица диаграмм рассеяния представлена ниже.</w:t>
       </w:r>
     </w:p>
@@ -1950,10 +2352,10 @@
       <w:r>
         <w:rPr>
           <w:rFonts w:ascii="Times New Roman" w:hAnsi="Times New Roman" w:cs="Times New Roman"/>
-          <w:sz w:val="28"/>
-          <w:szCs w:val="28"/>
-        </w:rPr>
-        <w:lastRenderedPageBreak/>
+          <w:noProof/>
+          <w:sz w:val="28"/>
+          <w:szCs w:val="28"/>
+        </w:rPr>
         <w:drawing>
           <wp:inline distT="0" distB="0" distL="0" distR="0" wp14:anchorId="3F2A7005" wp14:editId="5B0346B8">
             <wp:extent cx="5940425" cy="5899785"/>
@@ -2020,7 +2422,64 @@
           <w:sz w:val="28"/>
           <w:szCs w:val="28"/>
         </w:rPr>
-        <w:t>По полученным графикам можно сделать предварительный вывод о характере распределения объектов. На отдельных проекциях можно увидеть области концентрации объектов различных классов, а также отдельные точки, которые находятся далеко от основной массы данных.</w:t>
+        <w:t xml:space="preserve">Пояснение: </w:t>
+      </w:r>
+      <w:r>
+        <w:rPr>
+          <w:rFonts w:ascii="Times New Roman" w:hAnsi="Times New Roman" w:cs="Times New Roman"/>
+          <w:sz w:val="28"/>
+          <w:szCs w:val="28"/>
+        </w:rPr>
+        <w:t>Матрица диаграмм рассеяния показывает распределение объектов в координатах каждой пары признаков. Она позволяет визуально определить наличие линейных и нелинейных зависимостей, групп объектов, выбросов и областей повышенной концентрации данных.</w:t>
+      </w:r>
+    </w:p>
+    <w:p>
+      <w:pPr>
+        <w:pStyle w:val="a3"/>
+        <w:ind w:left="0" w:firstLine="709"/>
+        <w:jc w:val="both"/>
+        <w:rPr>
+          <w:rFonts w:ascii="Times New Roman" w:hAnsi="Times New Roman" w:cs="Times New Roman"/>
+          <w:sz w:val="28"/>
+          <w:szCs w:val="28"/>
+        </w:rPr>
+      </w:pPr>
+      <w:r>
+        <w:rPr>
+          <w:rFonts w:ascii="Times New Roman" w:hAnsi="Times New Roman" w:cs="Times New Roman"/>
+          <w:sz w:val="28"/>
+          <w:szCs w:val="28"/>
+        </w:rPr>
+        <w:t>В отличие от матрицы корреляций, данный график позволяет обнаруживать особенности распределения, которые не всегда выражаются одним числовым коэффициентом. Например, признаки могут иметь нелинейную зависимость или образовывать отдельные группы даже при небольшой линейной корреляции.</w:t>
+      </w:r>
+    </w:p>
+    <w:p>
+      <w:pPr>
+        <w:pStyle w:val="a3"/>
+        <w:ind w:left="0" w:firstLine="709"/>
+        <w:jc w:val="both"/>
+        <w:rPr>
+          <w:rFonts w:ascii="Times New Roman" w:hAnsi="Times New Roman" w:cs="Times New Roman"/>
+          <w:sz w:val="28"/>
+          <w:szCs w:val="28"/>
+        </w:rPr>
+      </w:pPr>
+      <w:r>
+        <w:rPr>
+          <w:rFonts w:ascii="Times New Roman" w:hAnsi="Times New Roman" w:cs="Times New Roman"/>
+          <w:sz w:val="28"/>
+          <w:szCs w:val="28"/>
+        </w:rPr>
+        <w:t xml:space="preserve">По полученным графикам можно сделать предварительный вывод о характере распределения объектов. На отдельных проекциях можно увидеть </w:t>
+      </w:r>
+      <w:r>
+        <w:rPr>
+          <w:rFonts w:ascii="Times New Roman" w:hAnsi="Times New Roman" w:cs="Times New Roman"/>
+          <w:sz w:val="28"/>
+          <w:szCs w:val="28"/>
+        </w:rPr>
+        <w:lastRenderedPageBreak/>
+        <w:t>области концентрации объектов различных классов, а также отдельные точки, которые находятся далеко от основной массы данных.</w:t>
       </w:r>
     </w:p>
     <w:p>
@@ -2041,6 +2500,48 @@
           <w:szCs w:val="28"/>
         </w:rPr>
         <w:t>Полученная информация далее использовалась при анализе результатов методов понижения размерности и кластеризации.</w:t>
+      </w:r>
+    </w:p>
+    <w:p>
+      <w:pPr>
+        <w:pStyle w:val="a3"/>
+        <w:ind w:left="0" w:firstLine="709"/>
+        <w:jc w:val="both"/>
+        <w:rPr>
+          <w:rFonts w:ascii="Times New Roman" w:hAnsi="Times New Roman" w:cs="Times New Roman"/>
+          <w:sz w:val="28"/>
+          <w:szCs w:val="28"/>
+          <w:u w:val="single"/>
+        </w:rPr>
+      </w:pPr>
+      <w:r>
+        <w:rPr>
+          <w:rFonts w:ascii="Times New Roman" w:hAnsi="Times New Roman" w:cs="Times New Roman"/>
+          <w:sz w:val="28"/>
+          <w:szCs w:val="28"/>
+          <w:u w:val="single"/>
+        </w:rPr>
+        <w:t>Вывод по заданию 1.2. Матрица диаграмм рассеяния</w:t>
+      </w:r>
+    </w:p>
+    <w:p>
+      <w:pPr>
+        <w:pStyle w:val="a3"/>
+        <w:ind w:left="0" w:firstLine="709"/>
+        <w:jc w:val="both"/>
+        <w:rPr>
+          <w:rFonts w:ascii="Times New Roman" w:hAnsi="Times New Roman" w:cs="Times New Roman"/>
+          <w:sz w:val="28"/>
+          <w:szCs w:val="28"/>
+        </w:rPr>
+      </w:pPr>
+      <w:r>
+        <w:rPr>
+          <w:rFonts w:ascii="Times New Roman" w:hAnsi="Times New Roman" w:cs="Times New Roman"/>
+          <w:sz w:val="28"/>
+          <w:szCs w:val="28"/>
+        </w:rPr>
+        <w:t>Построение матрицы диаграмм рассеяния позволило визуально исследовать распределение объектов для различных пар признаков. С её помощью можно оценить наличие групп объектов, характер зависимостей между переменными, степень перекрытия распределений и присутствие потенциальных выбросов. Совместное использование диаграмм рассеяния и матрицы корреляций обеспечивает более полное представление о структуре исходных данных.</w:t>
       </w:r>
     </w:p>
     <w:p>
@@ -2276,34 +2777,597 @@
           <w:szCs w:val="28"/>
           <w:lang w:val="en-US"/>
         </w:rPr>
+        <w:t xml:space="preserve">ICA — Independent Component Analysis, </w:t>
+      </w:r>
+      <w:r>
+        <w:rPr>
+          <w:rFonts w:ascii="Times New Roman" w:hAnsi="Times New Roman" w:cs="Times New Roman"/>
+          <w:sz w:val="28"/>
+          <w:szCs w:val="28"/>
+        </w:rPr>
+        <w:t>анализ</w:t>
+      </w:r>
+      <w:r>
+        <w:rPr>
+          <w:rFonts w:ascii="Times New Roman" w:hAnsi="Times New Roman" w:cs="Times New Roman"/>
+          <w:sz w:val="28"/>
+          <w:szCs w:val="28"/>
+          <w:lang w:val="en-US"/>
+        </w:rPr>
+        <w:t xml:space="preserve"> </w:t>
+      </w:r>
+      <w:r>
+        <w:rPr>
+          <w:rFonts w:ascii="Times New Roman" w:hAnsi="Times New Roman" w:cs="Times New Roman"/>
+          <w:sz w:val="28"/>
+          <w:szCs w:val="28"/>
+        </w:rPr>
+        <w:t>независимых</w:t>
+      </w:r>
+      <w:r>
+        <w:rPr>
+          <w:rFonts w:ascii="Times New Roman" w:hAnsi="Times New Roman" w:cs="Times New Roman"/>
+          <w:sz w:val="28"/>
+          <w:szCs w:val="28"/>
+          <w:lang w:val="en-US"/>
+        </w:rPr>
+        <w:t xml:space="preserve"> </w:t>
+      </w:r>
+      <w:r>
+        <w:rPr>
+          <w:rFonts w:ascii="Times New Roman" w:hAnsi="Times New Roman" w:cs="Times New Roman"/>
+          <w:sz w:val="28"/>
+          <w:szCs w:val="28"/>
+        </w:rPr>
+        <w:t>компонент</w:t>
+      </w:r>
+      <w:r>
+        <w:rPr>
+          <w:rFonts w:ascii="Times New Roman" w:hAnsi="Times New Roman" w:cs="Times New Roman"/>
+          <w:sz w:val="28"/>
+          <w:szCs w:val="28"/>
+          <w:lang w:val="en-US"/>
+        </w:rPr>
+        <w:t>.</w:t>
+      </w:r>
+    </w:p>
+    <w:p>
+      <w:pPr>
+        <w:pStyle w:val="a3"/>
+        <w:ind w:left="0" w:firstLine="709"/>
+        <w:jc w:val="both"/>
+        <w:rPr>
+          <w:rFonts w:ascii="Times New Roman" w:hAnsi="Times New Roman" w:cs="Times New Roman"/>
+          <w:sz w:val="28"/>
+          <w:szCs w:val="28"/>
+        </w:rPr>
+      </w:pPr>
+      <w:r>
+        <w:rPr>
+          <w:rFonts w:ascii="Times New Roman" w:hAnsi="Times New Roman" w:cs="Times New Roman"/>
+          <w:sz w:val="28"/>
+          <w:szCs w:val="28"/>
+        </w:rPr>
+        <w:t>Перед применением методов исходные признаки были стандартизированы.</w:t>
+      </w:r>
+    </w:p>
+    <w:p>
+      <w:pPr>
+        <w:pStyle w:val="a3"/>
+        <w:ind w:left="0" w:firstLine="709"/>
+        <w:jc w:val="both"/>
+        <w:rPr>
+          <w:rFonts w:ascii="Times New Roman" w:hAnsi="Times New Roman" w:cs="Times New Roman"/>
+          <w:sz w:val="28"/>
+          <w:szCs w:val="28"/>
+        </w:rPr>
+      </w:pPr>
+    </w:p>
+    <w:p>
+      <w:pPr>
+        <w:pStyle w:val="a3"/>
+        <w:ind w:left="0" w:firstLine="709"/>
+        <w:jc w:val="both"/>
+        <w:rPr>
+          <w:rFonts w:ascii="Times New Roman" w:hAnsi="Times New Roman" w:cs="Times New Roman"/>
+          <w:sz w:val="28"/>
+          <w:szCs w:val="28"/>
+          <w:u w:val="single"/>
+        </w:rPr>
+      </w:pPr>
+      <w:r>
+        <w:rPr>
+          <w:rFonts w:ascii="Times New Roman" w:hAnsi="Times New Roman" w:cs="Times New Roman"/>
+          <w:sz w:val="28"/>
+          <w:szCs w:val="28"/>
+          <w:u w:val="single"/>
+        </w:rPr>
+        <w:t>Стандартизация данных</w:t>
+      </w:r>
+    </w:p>
+    <w:p>
+      <w:pPr>
+        <w:pStyle w:val="a3"/>
+        <w:ind w:left="0" w:firstLine="709"/>
+        <w:jc w:val="both"/>
+        <w:rPr>
+          <w:rFonts w:ascii="Times New Roman" w:hAnsi="Times New Roman" w:cs="Times New Roman"/>
+          <w:sz w:val="28"/>
+          <w:szCs w:val="28"/>
+        </w:rPr>
+      </w:pPr>
+    </w:p>
+    <w:p>
+      <w:pPr>
+        <w:pStyle w:val="a3"/>
+        <w:ind w:left="0" w:firstLine="709"/>
+        <w:jc w:val="both"/>
+        <w:rPr>
+          <w:rFonts w:ascii="Times New Roman" w:hAnsi="Times New Roman" w:cs="Times New Roman"/>
+          <w:sz w:val="28"/>
+          <w:szCs w:val="28"/>
+        </w:rPr>
+      </w:pPr>
+      <w:r>
+        <w:rPr>
+          <w:rFonts w:ascii="Times New Roman" w:hAnsi="Times New Roman" w:cs="Times New Roman"/>
+          <w:sz w:val="28"/>
+          <w:szCs w:val="28"/>
+        </w:rPr>
+        <w:t>Стандартизация необходима для того, чтобы признаки с разными масштабами не оказывали чрезмерного влияния на результат.</w:t>
+      </w:r>
+    </w:p>
+    <w:p>
+      <w:pPr>
+        <w:pStyle w:val="a3"/>
+        <w:ind w:left="0" w:firstLine="709"/>
+        <w:jc w:val="both"/>
+        <w:rPr>
+          <w:rFonts w:ascii="Times New Roman" w:hAnsi="Times New Roman" w:cs="Times New Roman"/>
+          <w:sz w:val="28"/>
+          <w:szCs w:val="28"/>
+          <w:lang w:val="en-US"/>
+        </w:rPr>
+      </w:pPr>
+      <w:r>
+        <w:rPr>
+          <w:rFonts w:ascii="Times New Roman" w:hAnsi="Times New Roman" w:cs="Times New Roman"/>
+          <w:sz w:val="28"/>
+          <w:szCs w:val="28"/>
+        </w:rPr>
+        <w:t>В</w:t>
+      </w:r>
+      <w:r>
+        <w:rPr>
+          <w:rFonts w:ascii="Times New Roman" w:hAnsi="Times New Roman" w:cs="Times New Roman"/>
+          <w:sz w:val="28"/>
+          <w:szCs w:val="28"/>
+          <w:lang w:val="en-US"/>
+        </w:rPr>
+        <w:t xml:space="preserve"> </w:t>
+      </w:r>
+      <w:r>
+        <w:rPr>
+          <w:rFonts w:ascii="Times New Roman" w:hAnsi="Times New Roman" w:cs="Times New Roman"/>
+          <w:sz w:val="28"/>
+          <w:szCs w:val="28"/>
+        </w:rPr>
+        <w:t>работе</w:t>
+      </w:r>
+      <w:r>
+        <w:rPr>
+          <w:rFonts w:ascii="Times New Roman" w:hAnsi="Times New Roman" w:cs="Times New Roman"/>
+          <w:sz w:val="28"/>
+          <w:szCs w:val="28"/>
+          <w:lang w:val="en-US"/>
+        </w:rPr>
+        <w:t xml:space="preserve"> </w:t>
+      </w:r>
+      <w:r>
+        <w:rPr>
+          <w:rFonts w:ascii="Times New Roman" w:hAnsi="Times New Roman" w:cs="Times New Roman"/>
+          <w:sz w:val="28"/>
+          <w:szCs w:val="28"/>
+        </w:rPr>
+        <w:t>использовался</w:t>
+      </w:r>
+      <w:r>
+        <w:rPr>
+          <w:rFonts w:ascii="Times New Roman" w:hAnsi="Times New Roman" w:cs="Times New Roman"/>
+          <w:sz w:val="28"/>
+          <w:szCs w:val="28"/>
+          <w:lang w:val="en-US"/>
+        </w:rPr>
+        <w:t xml:space="preserve"> StandardScaler:</w:t>
+      </w:r>
+    </w:p>
+    <w:p>
+      <w:pPr>
+        <w:pStyle w:val="a3"/>
+        <w:ind w:left="0" w:firstLine="709"/>
+        <w:jc w:val="both"/>
+        <w:rPr>
+          <w:rFonts w:ascii="Times New Roman" w:hAnsi="Times New Roman" w:cs="Times New Roman"/>
+          <w:sz w:val="28"/>
+          <w:szCs w:val="28"/>
+          <w:lang w:val="en-US"/>
+        </w:rPr>
+      </w:pPr>
+    </w:p>
+    <w:p>
+      <w:pPr>
+        <w:pStyle w:val="a3"/>
+        <w:ind w:left="0" w:firstLine="709"/>
+        <w:jc w:val="both"/>
+        <w:rPr>
+          <w:rFonts w:ascii="Times New Roman" w:hAnsi="Times New Roman" w:cs="Times New Roman"/>
+          <w:sz w:val="28"/>
+          <w:szCs w:val="28"/>
+          <w:lang w:val="en-US"/>
+        </w:rPr>
+      </w:pPr>
+      <w:r>
+        <w:rPr>
+          <w:rFonts w:ascii="Times New Roman" w:hAnsi="Times New Roman" w:cs="Times New Roman"/>
+          <w:sz w:val="28"/>
+          <w:szCs w:val="28"/>
+          <w:lang w:val="en-US"/>
+        </w:rPr>
+        <w:t>X_scaled, scaler = standardize_data(X)</w:t>
+      </w:r>
+    </w:p>
+    <w:p>
+      <w:pPr>
+        <w:pStyle w:val="a3"/>
+        <w:ind w:left="0" w:firstLine="709"/>
+        <w:jc w:val="both"/>
+        <w:rPr>
+          <w:rFonts w:ascii="Times New Roman" w:hAnsi="Times New Roman" w:cs="Times New Roman"/>
+          <w:sz w:val="28"/>
+          <w:szCs w:val="28"/>
+          <w:lang w:val="en-US"/>
+        </w:rPr>
+      </w:pPr>
+    </w:p>
+    <w:p>
+      <w:pPr>
+        <w:pStyle w:val="a3"/>
+        <w:ind w:left="0" w:firstLine="709"/>
+        <w:jc w:val="both"/>
+        <w:rPr>
+          <w:rFonts w:ascii="Times New Roman" w:hAnsi="Times New Roman" w:cs="Times New Roman"/>
+          <w:sz w:val="28"/>
+          <w:szCs w:val="28"/>
+        </w:rPr>
+      </w:pPr>
+      <w:r>
+        <w:rPr>
+          <w:rFonts w:ascii="Times New Roman" w:hAnsi="Times New Roman" w:cs="Times New Roman"/>
+          <w:sz w:val="28"/>
+          <w:szCs w:val="28"/>
+        </w:rPr>
+        <w:t>После стандартизации каждый признак приводится примерно к нулевому среднему и единичному стандартному отклонению.</w:t>
+      </w:r>
+    </w:p>
+    <w:p>
+      <w:pPr>
+        <w:pStyle w:val="a3"/>
+        <w:ind w:left="0" w:firstLine="709"/>
+        <w:jc w:val="both"/>
+        <w:rPr>
+          <w:rFonts w:ascii="Times New Roman" w:hAnsi="Times New Roman" w:cs="Times New Roman"/>
+          <w:sz w:val="28"/>
+          <w:szCs w:val="28"/>
+        </w:rPr>
+      </w:pPr>
+      <w:r>
+        <w:rPr>
+          <w:rFonts w:ascii="Times New Roman" w:hAnsi="Times New Roman" w:cs="Times New Roman"/>
+          <w:sz w:val="28"/>
+          <w:szCs w:val="28"/>
+        </w:rPr>
+        <w:t>Это особенно важно для PCA и SVD, поскольку данные этих методов чувствительны к масштабу признаков.</w:t>
+      </w:r>
+    </w:p>
+    <w:p>
+      <w:pPr>
+        <w:pStyle w:val="a3"/>
+        <w:ind w:left="0" w:firstLine="709"/>
+        <w:jc w:val="both"/>
+        <w:rPr>
+          <w:rFonts w:ascii="Times New Roman" w:hAnsi="Times New Roman" w:cs="Times New Roman"/>
+          <w:sz w:val="28"/>
+          <w:szCs w:val="28"/>
+        </w:rPr>
+      </w:pPr>
+    </w:p>
+    <w:p>
+      <w:pPr>
+        <w:pStyle w:val="a3"/>
+        <w:ind w:left="0" w:firstLine="709"/>
+        <w:jc w:val="both"/>
+        <w:rPr>
+          <w:rFonts w:ascii="Times New Roman" w:hAnsi="Times New Roman" w:cs="Times New Roman"/>
+          <w:sz w:val="28"/>
+          <w:szCs w:val="28"/>
+          <w:u w:val="single"/>
+        </w:rPr>
+      </w:pPr>
+      <w:r>
+        <w:rPr>
+          <w:rFonts w:ascii="Times New Roman" w:hAnsi="Times New Roman" w:cs="Times New Roman"/>
+          <w:sz w:val="28"/>
+          <w:szCs w:val="28"/>
+          <w:u w:val="single"/>
+        </w:rPr>
+        <w:t>PCA — метод главных компонент</w:t>
+      </w:r>
+    </w:p>
+    <w:p>
+      <w:pPr>
+        <w:pStyle w:val="a3"/>
+        <w:ind w:left="0" w:firstLine="709"/>
+        <w:jc w:val="both"/>
+        <w:rPr>
+          <w:rFonts w:ascii="Times New Roman" w:hAnsi="Times New Roman" w:cs="Times New Roman"/>
+          <w:sz w:val="28"/>
+          <w:szCs w:val="28"/>
+        </w:rPr>
+      </w:pPr>
+    </w:p>
+    <w:p>
+      <w:pPr>
+        <w:pStyle w:val="a3"/>
+        <w:ind w:left="0" w:firstLine="709"/>
+        <w:jc w:val="both"/>
+        <w:rPr>
+          <w:rFonts w:ascii="Times New Roman" w:hAnsi="Times New Roman" w:cs="Times New Roman"/>
+          <w:sz w:val="28"/>
+          <w:szCs w:val="28"/>
+        </w:rPr>
+      </w:pPr>
+      <w:r>
+        <w:rPr>
+          <w:rFonts w:ascii="Times New Roman" w:hAnsi="Times New Roman" w:cs="Times New Roman"/>
+          <w:sz w:val="28"/>
+          <w:szCs w:val="28"/>
+        </w:rPr>
+        <w:t>PCA расшифровывается как Principal Component Analysis — анализ главных компонент.</w:t>
+      </w:r>
+    </w:p>
+    <w:p>
+      <w:pPr>
+        <w:pStyle w:val="a3"/>
+        <w:ind w:left="0" w:firstLine="709"/>
+        <w:jc w:val="both"/>
+        <w:rPr>
+          <w:rFonts w:ascii="Times New Roman" w:hAnsi="Times New Roman" w:cs="Times New Roman"/>
+          <w:sz w:val="28"/>
+          <w:szCs w:val="28"/>
+        </w:rPr>
+      </w:pPr>
+      <w:r>
+        <w:rPr>
+          <w:rFonts w:ascii="Times New Roman" w:hAnsi="Times New Roman" w:cs="Times New Roman"/>
+          <w:sz w:val="28"/>
+          <w:szCs w:val="28"/>
+        </w:rPr>
         <w:lastRenderedPageBreak/>
-        <w:t xml:space="preserve">ICA — Independent Component Analysis, </w:t>
-      </w:r>
-      <w:r>
-        <w:rPr>
-          <w:rFonts w:ascii="Times New Roman" w:hAnsi="Times New Roman" w:cs="Times New Roman"/>
-          <w:sz w:val="28"/>
-          <w:szCs w:val="28"/>
-        </w:rPr>
-        <w:t>анализ</w:t>
-      </w:r>
-      <w:r>
+        <w:t>Это один из наиболее распространённых методов понижения размерности.</w:t>
+      </w:r>
+    </w:p>
+    <w:p>
+      <w:pPr>
+        <w:pStyle w:val="a3"/>
+        <w:ind w:left="0" w:firstLine="709"/>
+        <w:jc w:val="both"/>
+        <w:rPr>
+          <w:rFonts w:ascii="Times New Roman" w:hAnsi="Times New Roman" w:cs="Times New Roman"/>
+          <w:sz w:val="28"/>
+          <w:szCs w:val="28"/>
+        </w:rPr>
+      </w:pPr>
+      <w:r>
+        <w:rPr>
+          <w:rFonts w:ascii="Times New Roman" w:hAnsi="Times New Roman" w:cs="Times New Roman"/>
+          <w:sz w:val="28"/>
+          <w:szCs w:val="28"/>
+        </w:rPr>
+        <w:t>Основная идея PCA заключается в том, чтобы заменить исходные признаки новыми компонентами. Первая компонента выбирается таким образом, чтобы объяснять максимально возможную долю дисперсии данных. Вторая компонента объясняет максимально возможную оставшуюся дисперсию и при этом является ортогональной первой. Далее процесс продолжается для следующих компонент.</w:t>
+      </w:r>
+    </w:p>
+    <w:p>
+      <w:pPr>
+        <w:pStyle w:val="a3"/>
+        <w:ind w:left="0" w:firstLine="709"/>
+        <w:jc w:val="both"/>
+        <w:rPr>
+          <w:rFonts w:ascii="Times New Roman" w:hAnsi="Times New Roman" w:cs="Times New Roman"/>
+          <w:sz w:val="28"/>
+          <w:szCs w:val="28"/>
+        </w:rPr>
+      </w:pPr>
+      <w:r>
+        <w:rPr>
+          <w:rFonts w:ascii="Times New Roman" w:hAnsi="Times New Roman" w:cs="Times New Roman"/>
+          <w:sz w:val="28"/>
+          <w:szCs w:val="28"/>
+        </w:rPr>
+        <w:t>Таким образом, вместо пяти исходных признаков:</w:t>
+      </w:r>
+    </w:p>
+    <w:p>
+      <w:pPr>
+        <w:pStyle w:val="a3"/>
+        <w:ind w:left="0" w:firstLine="709"/>
+        <w:jc w:val="both"/>
+        <w:rPr>
+          <w:rFonts w:ascii="Times New Roman" w:hAnsi="Times New Roman" w:cs="Times New Roman"/>
+          <w:sz w:val="28"/>
+          <w:szCs w:val="28"/>
+        </w:rPr>
+      </w:pPr>
+    </w:p>
+    <w:p>
+      <w:pPr>
+        <w:pStyle w:val="a3"/>
+        <w:ind w:left="0" w:firstLine="709"/>
+        <w:jc w:val="both"/>
+        <w:rPr>
+          <w:rFonts w:ascii="Times New Roman" w:hAnsi="Times New Roman" w:cs="Times New Roman"/>
+          <w:sz w:val="28"/>
+          <w:szCs w:val="28"/>
+        </w:rPr>
+      </w:pPr>
+      <w:r>
+        <w:rPr>
+          <w:rFonts w:ascii="Times New Roman" w:hAnsi="Times New Roman" w:cs="Times New Roman"/>
+          <w:sz w:val="28"/>
+          <w:szCs w:val="28"/>
+        </w:rPr>
+        <w:t>a, b, c, d, e</w:t>
+      </w:r>
+    </w:p>
+    <w:p>
+      <w:pPr>
+        <w:pStyle w:val="a3"/>
+        <w:ind w:left="0" w:firstLine="709"/>
+        <w:jc w:val="both"/>
+        <w:rPr>
+          <w:rFonts w:ascii="Times New Roman" w:hAnsi="Times New Roman" w:cs="Times New Roman"/>
+          <w:sz w:val="28"/>
+          <w:szCs w:val="28"/>
+        </w:rPr>
+      </w:pPr>
+    </w:p>
+    <w:p>
+      <w:pPr>
+        <w:pStyle w:val="a3"/>
+        <w:ind w:left="0" w:firstLine="709"/>
+        <w:jc w:val="both"/>
+        <w:rPr>
+          <w:rFonts w:ascii="Times New Roman" w:hAnsi="Times New Roman" w:cs="Times New Roman"/>
+          <w:sz w:val="28"/>
+          <w:szCs w:val="28"/>
+        </w:rPr>
+      </w:pPr>
+      <w:r>
+        <w:rPr>
+          <w:rFonts w:ascii="Times New Roman" w:hAnsi="Times New Roman" w:cs="Times New Roman"/>
+          <w:sz w:val="28"/>
+          <w:szCs w:val="28"/>
+        </w:rPr>
+        <w:t>получается пять новых компонент:</w:t>
+      </w:r>
+    </w:p>
+    <w:p>
+      <w:pPr>
+        <w:pStyle w:val="a3"/>
+        <w:ind w:left="0" w:firstLine="709"/>
+        <w:jc w:val="both"/>
+        <w:rPr>
+          <w:rFonts w:ascii="Times New Roman" w:hAnsi="Times New Roman" w:cs="Times New Roman"/>
+          <w:sz w:val="28"/>
+          <w:szCs w:val="28"/>
+        </w:rPr>
+      </w:pPr>
+    </w:p>
+    <w:p>
+      <w:pPr>
+        <w:pStyle w:val="a3"/>
+        <w:ind w:left="0" w:firstLine="709"/>
+        <w:jc w:val="both"/>
+        <w:rPr>
+          <w:rFonts w:ascii="Times New Roman" w:hAnsi="Times New Roman" w:cs="Times New Roman"/>
+          <w:sz w:val="28"/>
+          <w:szCs w:val="28"/>
+        </w:rPr>
+      </w:pPr>
+      <w:r>
+        <w:rPr>
+          <w:rFonts w:ascii="Times New Roman" w:hAnsi="Times New Roman" w:cs="Times New Roman"/>
+          <w:sz w:val="28"/>
+          <w:szCs w:val="28"/>
+        </w:rPr>
+        <w:t>PC1, PC2, PC3, PC4, PC5</w:t>
+      </w:r>
+    </w:p>
+    <w:p>
+      <w:pPr>
+        <w:pStyle w:val="a3"/>
+        <w:ind w:left="0" w:firstLine="709"/>
+        <w:jc w:val="both"/>
+        <w:rPr>
+          <w:rFonts w:ascii="Times New Roman" w:hAnsi="Times New Roman" w:cs="Times New Roman"/>
+          <w:sz w:val="28"/>
+          <w:szCs w:val="28"/>
+        </w:rPr>
+      </w:pPr>
+    </w:p>
+    <w:p>
+      <w:pPr>
+        <w:pStyle w:val="a3"/>
+        <w:ind w:left="0" w:firstLine="709"/>
+        <w:jc w:val="both"/>
+        <w:rPr>
+          <w:rFonts w:ascii="Times New Roman" w:hAnsi="Times New Roman" w:cs="Times New Roman"/>
+          <w:sz w:val="28"/>
+          <w:szCs w:val="28"/>
+        </w:rPr>
+      </w:pPr>
+      <w:r>
+        <w:rPr>
+          <w:rFonts w:ascii="Times New Roman" w:hAnsi="Times New Roman" w:cs="Times New Roman"/>
+          <w:sz w:val="28"/>
+          <w:szCs w:val="28"/>
+        </w:rPr>
+        <w:t>При этом первые компоненты обычно содержат основную часть информации, а компоненты с очень небольшим вкладом могут рассматриваться как малозначимые или шумовые.</w:t>
+      </w:r>
+    </w:p>
+    <w:p>
+      <w:pPr>
+        <w:pStyle w:val="a3"/>
+        <w:ind w:left="0" w:firstLine="709"/>
+        <w:jc w:val="both"/>
+        <w:rPr>
+          <w:rFonts w:ascii="Times New Roman" w:hAnsi="Times New Roman" w:cs="Times New Roman"/>
+          <w:sz w:val="28"/>
+          <w:szCs w:val="28"/>
+        </w:rPr>
+      </w:pPr>
+      <w:r>
+        <w:rPr>
+          <w:rFonts w:ascii="Times New Roman" w:hAnsi="Times New Roman" w:cs="Times New Roman"/>
+          <w:sz w:val="28"/>
+          <w:szCs w:val="28"/>
+        </w:rPr>
+        <w:t>Для PCA в программе использовалась функция:</w:t>
+      </w:r>
+    </w:p>
+    <w:p>
+      <w:pPr>
+        <w:pStyle w:val="a3"/>
+        <w:ind w:left="0" w:firstLine="709"/>
+        <w:jc w:val="both"/>
+        <w:rPr>
+          <w:rFonts w:ascii="Times New Roman" w:hAnsi="Times New Roman" w:cs="Times New Roman"/>
+          <w:sz w:val="28"/>
+          <w:szCs w:val="28"/>
+        </w:rPr>
+      </w:pPr>
+    </w:p>
+    <w:p>
+      <w:pPr>
+        <w:pStyle w:val="a3"/>
+        <w:ind w:left="0" w:firstLine="709"/>
+        <w:jc w:val="both"/>
         <w:rPr>
           <w:rFonts w:ascii="Times New Roman" w:hAnsi="Times New Roman" w:cs="Times New Roman"/>
           <w:sz w:val="28"/>
           <w:szCs w:val="28"/>
           <w:lang w:val="en-US"/>
         </w:rPr>
-        <w:t xml:space="preserve"> </w:t>
-      </w:r>
-      <w:r>
-        <w:rPr>
-          <w:rFonts w:ascii="Times New Roman" w:hAnsi="Times New Roman" w:cs="Times New Roman"/>
-          <w:sz w:val="28"/>
-          <w:szCs w:val="28"/>
-        </w:rPr>
-        <w:t>независимых</w:t>
-      </w:r>
+      </w:pPr>
       <w:r>
         <w:rPr>
           <w:rFonts w:ascii="Times New Roman" w:hAnsi="Times New Roman" w:cs="Times New Roman"/>
@@ -2311,149 +3375,43 @@
           <w:szCs w:val="28"/>
           <w:lang w:val="en-US"/>
         </w:rPr>
-        <w:t xml:space="preserve"> </w:t>
-      </w:r>
-      <w:r>
-        <w:rPr>
-          <w:rFonts w:ascii="Times New Roman" w:hAnsi="Times New Roman" w:cs="Times New Roman"/>
-          <w:sz w:val="28"/>
-          <w:szCs w:val="28"/>
-        </w:rPr>
-        <w:t>компонент</w:t>
-      </w:r>
-      <w:r>
+        <w:t>pca_analysis(</w:t>
+      </w:r>
+    </w:p>
+    <w:p>
+      <w:pPr>
+        <w:pStyle w:val="a3"/>
+        <w:ind w:left="0" w:firstLine="709"/>
+        <w:jc w:val="both"/>
         <w:rPr>
           <w:rFonts w:ascii="Times New Roman" w:hAnsi="Times New Roman" w:cs="Times New Roman"/>
           <w:sz w:val="28"/>
           <w:szCs w:val="28"/>
           <w:lang w:val="en-US"/>
         </w:rPr>
-        <w:t>.</w:t>
-      </w:r>
-    </w:p>
-    <w:p>
-      <w:pPr>
-        <w:pStyle w:val="a3"/>
-        <w:ind w:left="0" w:firstLine="709"/>
-        <w:jc w:val="both"/>
-        <w:rPr>
-          <w:rFonts w:ascii="Times New Roman" w:hAnsi="Times New Roman" w:cs="Times New Roman"/>
-          <w:sz w:val="28"/>
-          <w:szCs w:val="28"/>
-        </w:rPr>
-      </w:pPr>
-      <w:r>
-        <w:rPr>
-          <w:rFonts w:ascii="Times New Roman" w:hAnsi="Times New Roman" w:cs="Times New Roman"/>
-          <w:sz w:val="28"/>
-          <w:szCs w:val="28"/>
-        </w:rPr>
-        <w:t>Перед применением методов исходные признаки были стандартизированы.</w:t>
-      </w:r>
-    </w:p>
-    <w:p>
-      <w:pPr>
-        <w:pStyle w:val="a3"/>
-        <w:ind w:left="0" w:firstLine="709"/>
-        <w:jc w:val="both"/>
-        <w:rPr>
-          <w:rFonts w:ascii="Times New Roman" w:hAnsi="Times New Roman" w:cs="Times New Roman"/>
-          <w:sz w:val="28"/>
-          <w:szCs w:val="28"/>
-        </w:rPr>
-      </w:pPr>
-    </w:p>
-    <w:p>
-      <w:pPr>
-        <w:pStyle w:val="a3"/>
-        <w:ind w:left="0" w:firstLine="709"/>
-        <w:jc w:val="both"/>
-        <w:rPr>
-          <w:rFonts w:ascii="Times New Roman" w:hAnsi="Times New Roman" w:cs="Times New Roman"/>
-          <w:sz w:val="28"/>
-          <w:szCs w:val="28"/>
-          <w:u w:val="single"/>
-        </w:rPr>
-      </w:pPr>
-      <w:r>
-        <w:rPr>
-          <w:rFonts w:ascii="Times New Roman" w:hAnsi="Times New Roman" w:cs="Times New Roman"/>
-          <w:sz w:val="28"/>
-          <w:szCs w:val="28"/>
-          <w:u w:val="single"/>
-        </w:rPr>
-        <w:t>Стандартизация данных</w:t>
-      </w:r>
-    </w:p>
-    <w:p>
-      <w:pPr>
-        <w:pStyle w:val="a3"/>
-        <w:ind w:left="0" w:firstLine="709"/>
-        <w:jc w:val="both"/>
-        <w:rPr>
-          <w:rFonts w:ascii="Times New Roman" w:hAnsi="Times New Roman" w:cs="Times New Roman"/>
-          <w:sz w:val="28"/>
-          <w:szCs w:val="28"/>
-        </w:rPr>
-      </w:pPr>
-    </w:p>
-    <w:p>
-      <w:pPr>
-        <w:pStyle w:val="a3"/>
-        <w:ind w:left="0" w:firstLine="709"/>
-        <w:jc w:val="both"/>
-        <w:rPr>
-          <w:rFonts w:ascii="Times New Roman" w:hAnsi="Times New Roman" w:cs="Times New Roman"/>
-          <w:sz w:val="28"/>
-          <w:szCs w:val="28"/>
-        </w:rPr>
-      </w:pPr>
-      <w:r>
-        <w:rPr>
-          <w:rFonts w:ascii="Times New Roman" w:hAnsi="Times New Roman" w:cs="Times New Roman"/>
-          <w:sz w:val="28"/>
-          <w:szCs w:val="28"/>
-        </w:rPr>
-        <w:t>Стандартизация необходима для того, чтобы признаки с разными масштабами не оказывали чрезмерного влияния на результат.</w:t>
-      </w:r>
-    </w:p>
-    <w:p>
-      <w:pPr>
-        <w:pStyle w:val="a3"/>
-        <w:ind w:left="0" w:firstLine="709"/>
-        <w:jc w:val="both"/>
+      </w:pPr>
+      <w:r>
         <w:rPr>
           <w:rFonts w:ascii="Times New Roman" w:hAnsi="Times New Roman" w:cs="Times New Roman"/>
           <w:sz w:val="28"/>
           <w:szCs w:val="28"/>
           <w:lang w:val="en-US"/>
         </w:rPr>
-      </w:pPr>
-      <w:r>
-        <w:rPr>
-          <w:rFonts w:ascii="Times New Roman" w:hAnsi="Times New Roman" w:cs="Times New Roman"/>
-          <w:sz w:val="28"/>
-          <w:szCs w:val="28"/>
-        </w:rPr>
-        <w:t>В</w:t>
-      </w:r>
-      <w:r>
+        <w:t xml:space="preserve">    X_scaled,</w:t>
+      </w:r>
+    </w:p>
+    <w:p>
+      <w:pPr>
+        <w:pStyle w:val="a3"/>
+        <w:ind w:left="0" w:firstLine="709"/>
+        <w:jc w:val="both"/>
         <w:rPr>
           <w:rFonts w:ascii="Times New Roman" w:hAnsi="Times New Roman" w:cs="Times New Roman"/>
           <w:sz w:val="28"/>
           <w:szCs w:val="28"/>
           <w:lang w:val="en-US"/>
         </w:rPr>
-        <w:t xml:space="preserve"> </w:t>
-      </w:r>
-      <w:r>
-        <w:rPr>
-          <w:rFonts w:ascii="Times New Roman" w:hAnsi="Times New Roman" w:cs="Times New Roman"/>
-          <w:sz w:val="28"/>
-          <w:szCs w:val="28"/>
-        </w:rPr>
-        <w:t>работе</w:t>
-      </w:r>
+      </w:pPr>
       <w:r>
         <w:rPr>
           <w:rFonts w:ascii="Times New Roman" w:hAnsi="Times New Roman" w:cs="Times New Roman"/>
@@ -2461,16 +3419,20 @@
           <w:szCs w:val="28"/>
           <w:lang w:val="en-US"/>
         </w:rPr>
-        <w:t xml:space="preserve"> </w:t>
-      </w:r>
-      <w:r>
-        <w:rPr>
-          <w:rFonts w:ascii="Times New Roman" w:hAnsi="Times New Roman" w:cs="Times New Roman"/>
-          <w:sz w:val="28"/>
-          <w:szCs w:val="28"/>
-        </w:rPr>
-        <w:t>использовался</w:t>
-      </w:r>
+        <w:t xml:space="preserve">    feature_names,</w:t>
+      </w:r>
+    </w:p>
+    <w:p>
+      <w:pPr>
+        <w:pStyle w:val="a3"/>
+        <w:ind w:left="0" w:firstLine="709"/>
+        <w:jc w:val="both"/>
+        <w:rPr>
+          <w:rFonts w:ascii="Times New Roman" w:hAnsi="Times New Roman" w:cs="Times New Roman"/>
+          <w:sz w:val="28"/>
+          <w:szCs w:val="28"/>
+        </w:rPr>
+      </w:pPr>
       <w:r>
         <w:rPr>
           <w:rFonts w:ascii="Times New Roman" w:hAnsi="Times New Roman" w:cs="Times New Roman"/>
@@ -2478,467 +3440,6 @@
           <w:szCs w:val="28"/>
           <w:lang w:val="en-US"/>
         </w:rPr>
-        <w:t xml:space="preserve"> StandardScaler:</w:t>
-      </w:r>
-    </w:p>
-    <w:p>
-      <w:pPr>
-        <w:pStyle w:val="a3"/>
-        <w:ind w:left="0" w:firstLine="709"/>
-        <w:jc w:val="both"/>
-        <w:rPr>
-          <w:rFonts w:ascii="Times New Roman" w:hAnsi="Times New Roman" w:cs="Times New Roman"/>
-          <w:sz w:val="28"/>
-          <w:szCs w:val="28"/>
-          <w:lang w:val="en-US"/>
-        </w:rPr>
-      </w:pPr>
-    </w:p>
-    <w:p>
-      <w:pPr>
-        <w:pStyle w:val="a3"/>
-        <w:ind w:left="0" w:firstLine="709"/>
-        <w:jc w:val="both"/>
-        <w:rPr>
-          <w:rFonts w:ascii="Times New Roman" w:hAnsi="Times New Roman" w:cs="Times New Roman"/>
-          <w:sz w:val="28"/>
-          <w:szCs w:val="28"/>
-          <w:lang w:val="en-US"/>
-        </w:rPr>
-      </w:pPr>
-      <w:r>
-        <w:rPr>
-          <w:rFonts w:ascii="Times New Roman" w:hAnsi="Times New Roman" w:cs="Times New Roman"/>
-          <w:sz w:val="28"/>
-          <w:szCs w:val="28"/>
-          <w:lang w:val="en-US"/>
-        </w:rPr>
-        <w:t>X_scaled, scaler = standardize_data(X)</w:t>
-      </w:r>
-    </w:p>
-    <w:p>
-      <w:pPr>
-        <w:pStyle w:val="a3"/>
-        <w:ind w:left="0" w:firstLine="709"/>
-        <w:jc w:val="both"/>
-        <w:rPr>
-          <w:rFonts w:ascii="Times New Roman" w:hAnsi="Times New Roman" w:cs="Times New Roman"/>
-          <w:sz w:val="28"/>
-          <w:szCs w:val="28"/>
-          <w:lang w:val="en-US"/>
-        </w:rPr>
-      </w:pPr>
-    </w:p>
-    <w:p>
-      <w:pPr>
-        <w:pStyle w:val="a3"/>
-        <w:ind w:left="0" w:firstLine="709"/>
-        <w:jc w:val="both"/>
-        <w:rPr>
-          <w:rFonts w:ascii="Times New Roman" w:hAnsi="Times New Roman" w:cs="Times New Roman"/>
-          <w:sz w:val="28"/>
-          <w:szCs w:val="28"/>
-        </w:rPr>
-      </w:pPr>
-      <w:r>
-        <w:rPr>
-          <w:rFonts w:ascii="Times New Roman" w:hAnsi="Times New Roman" w:cs="Times New Roman"/>
-          <w:sz w:val="28"/>
-          <w:szCs w:val="28"/>
-        </w:rPr>
-        <w:t>После стандартизации каждый признак приводится примерно к нулевому среднему и единичному стандартному отклонению.</w:t>
-      </w:r>
-    </w:p>
-    <w:p>
-      <w:pPr>
-        <w:pStyle w:val="a3"/>
-        <w:ind w:left="0" w:firstLine="709"/>
-        <w:jc w:val="both"/>
-        <w:rPr>
-          <w:rFonts w:ascii="Times New Roman" w:hAnsi="Times New Roman" w:cs="Times New Roman"/>
-          <w:sz w:val="28"/>
-          <w:szCs w:val="28"/>
-        </w:rPr>
-      </w:pPr>
-      <w:r>
-        <w:rPr>
-          <w:rFonts w:ascii="Times New Roman" w:hAnsi="Times New Roman" w:cs="Times New Roman"/>
-          <w:sz w:val="28"/>
-          <w:szCs w:val="28"/>
-        </w:rPr>
-        <w:t>Это особенно важно для PCA и SVD, поскольку данные этих методов чувствительны к масштабу признаков.</w:t>
-      </w:r>
-    </w:p>
-    <w:p>
-      <w:pPr>
-        <w:pStyle w:val="a3"/>
-        <w:ind w:left="0" w:firstLine="709"/>
-        <w:jc w:val="both"/>
-        <w:rPr>
-          <w:rFonts w:ascii="Times New Roman" w:hAnsi="Times New Roman" w:cs="Times New Roman"/>
-          <w:sz w:val="28"/>
-          <w:szCs w:val="28"/>
-        </w:rPr>
-      </w:pPr>
-    </w:p>
-    <w:p>
-      <w:pPr>
-        <w:pStyle w:val="a3"/>
-        <w:ind w:left="0" w:firstLine="709"/>
-        <w:jc w:val="both"/>
-        <w:rPr>
-          <w:rFonts w:ascii="Times New Roman" w:hAnsi="Times New Roman" w:cs="Times New Roman"/>
-          <w:sz w:val="28"/>
-          <w:szCs w:val="28"/>
-          <w:u w:val="single"/>
-        </w:rPr>
-      </w:pPr>
-      <w:r>
-        <w:rPr>
-          <w:rFonts w:ascii="Times New Roman" w:hAnsi="Times New Roman" w:cs="Times New Roman"/>
-          <w:sz w:val="28"/>
-          <w:szCs w:val="28"/>
-          <w:u w:val="single"/>
-        </w:rPr>
-        <w:t>PCA — метод главных компонент</w:t>
-      </w:r>
-    </w:p>
-    <w:p>
-      <w:pPr>
-        <w:pStyle w:val="a3"/>
-        <w:ind w:left="0" w:firstLine="709"/>
-        <w:jc w:val="both"/>
-        <w:rPr>
-          <w:rFonts w:ascii="Times New Roman" w:hAnsi="Times New Roman" w:cs="Times New Roman"/>
-          <w:sz w:val="28"/>
-          <w:szCs w:val="28"/>
-        </w:rPr>
-      </w:pPr>
-    </w:p>
-    <w:p>
-      <w:pPr>
-        <w:pStyle w:val="a3"/>
-        <w:ind w:left="0" w:firstLine="709"/>
-        <w:jc w:val="both"/>
-        <w:rPr>
-          <w:rFonts w:ascii="Times New Roman" w:hAnsi="Times New Roman" w:cs="Times New Roman"/>
-          <w:sz w:val="28"/>
-          <w:szCs w:val="28"/>
-        </w:rPr>
-      </w:pPr>
-      <w:r>
-        <w:rPr>
-          <w:rFonts w:ascii="Times New Roman" w:hAnsi="Times New Roman" w:cs="Times New Roman"/>
-          <w:sz w:val="28"/>
-          <w:szCs w:val="28"/>
-        </w:rPr>
-        <w:t>PCA расшифровывается как Principal Component Analysis — анализ главных компонент.</w:t>
-      </w:r>
-    </w:p>
-    <w:p>
-      <w:pPr>
-        <w:pStyle w:val="a3"/>
-        <w:ind w:left="0" w:firstLine="709"/>
-        <w:jc w:val="both"/>
-        <w:rPr>
-          <w:rFonts w:ascii="Times New Roman" w:hAnsi="Times New Roman" w:cs="Times New Roman"/>
-          <w:sz w:val="28"/>
-          <w:szCs w:val="28"/>
-        </w:rPr>
-      </w:pPr>
-      <w:r>
-        <w:rPr>
-          <w:rFonts w:ascii="Times New Roman" w:hAnsi="Times New Roman" w:cs="Times New Roman"/>
-          <w:sz w:val="28"/>
-          <w:szCs w:val="28"/>
-        </w:rPr>
-        <w:t>Это один из наиболее распространённых методов понижения размерности.</w:t>
-      </w:r>
-    </w:p>
-    <w:p>
-      <w:pPr>
-        <w:pStyle w:val="a3"/>
-        <w:ind w:left="0" w:firstLine="709"/>
-        <w:jc w:val="both"/>
-        <w:rPr>
-          <w:rFonts w:ascii="Times New Roman" w:hAnsi="Times New Roman" w:cs="Times New Roman"/>
-          <w:sz w:val="28"/>
-          <w:szCs w:val="28"/>
-        </w:rPr>
-      </w:pPr>
-      <w:r>
-        <w:rPr>
-          <w:rFonts w:ascii="Times New Roman" w:hAnsi="Times New Roman" w:cs="Times New Roman"/>
-          <w:sz w:val="28"/>
-          <w:szCs w:val="28"/>
-        </w:rPr>
-        <w:t>Основная идея PCA заключается в том, чтобы заменить исходные признаки новыми компонентами. Первая компонента выбирается таким образом, чтобы объяснять максимально возможную долю дисперсии данных. Вторая компонента объясняет максимально возможную оставшуюся дисперсию и при этом является ортогональной первой. Далее процесс продолжается для следующих компонент.</w:t>
-      </w:r>
-    </w:p>
-    <w:p>
-      <w:pPr>
-        <w:pStyle w:val="a3"/>
-        <w:ind w:left="0" w:firstLine="709"/>
-        <w:jc w:val="both"/>
-        <w:rPr>
-          <w:rFonts w:ascii="Times New Roman" w:hAnsi="Times New Roman" w:cs="Times New Roman"/>
-          <w:sz w:val="28"/>
-          <w:szCs w:val="28"/>
-        </w:rPr>
-      </w:pPr>
-      <w:r>
-        <w:rPr>
-          <w:rFonts w:ascii="Times New Roman" w:hAnsi="Times New Roman" w:cs="Times New Roman"/>
-          <w:sz w:val="28"/>
-          <w:szCs w:val="28"/>
-        </w:rPr>
-        <w:t>Таким образом, вместо пяти исходных признаков:</w:t>
-      </w:r>
-    </w:p>
-    <w:p>
-      <w:pPr>
-        <w:pStyle w:val="a3"/>
-        <w:ind w:left="0" w:firstLine="709"/>
-        <w:jc w:val="both"/>
-        <w:rPr>
-          <w:rFonts w:ascii="Times New Roman" w:hAnsi="Times New Roman" w:cs="Times New Roman"/>
-          <w:sz w:val="28"/>
-          <w:szCs w:val="28"/>
-        </w:rPr>
-      </w:pPr>
-    </w:p>
-    <w:p>
-      <w:pPr>
-        <w:pStyle w:val="a3"/>
-        <w:ind w:left="0" w:firstLine="709"/>
-        <w:jc w:val="both"/>
-        <w:rPr>
-          <w:rFonts w:ascii="Times New Roman" w:hAnsi="Times New Roman" w:cs="Times New Roman"/>
-          <w:sz w:val="28"/>
-          <w:szCs w:val="28"/>
-        </w:rPr>
-      </w:pPr>
-      <w:r>
-        <w:rPr>
-          <w:rFonts w:ascii="Times New Roman" w:hAnsi="Times New Roman" w:cs="Times New Roman"/>
-          <w:sz w:val="28"/>
-          <w:szCs w:val="28"/>
-        </w:rPr>
-        <w:t>a, b, c, d, e</w:t>
-      </w:r>
-    </w:p>
-    <w:p>
-      <w:pPr>
-        <w:pStyle w:val="a3"/>
-        <w:ind w:left="0" w:firstLine="709"/>
-        <w:jc w:val="both"/>
-        <w:rPr>
-          <w:rFonts w:ascii="Times New Roman" w:hAnsi="Times New Roman" w:cs="Times New Roman"/>
-          <w:sz w:val="28"/>
-          <w:szCs w:val="28"/>
-        </w:rPr>
-      </w:pPr>
-    </w:p>
-    <w:p>
-      <w:pPr>
-        <w:pStyle w:val="a3"/>
-        <w:ind w:left="0" w:firstLine="709"/>
-        <w:jc w:val="both"/>
-        <w:rPr>
-          <w:rFonts w:ascii="Times New Roman" w:hAnsi="Times New Roman" w:cs="Times New Roman"/>
-          <w:sz w:val="28"/>
-          <w:szCs w:val="28"/>
-        </w:rPr>
-      </w:pPr>
-      <w:r>
-        <w:rPr>
-          <w:rFonts w:ascii="Times New Roman" w:hAnsi="Times New Roman" w:cs="Times New Roman"/>
-          <w:sz w:val="28"/>
-          <w:szCs w:val="28"/>
-        </w:rPr>
-        <w:t>получается пять новых компонент:</w:t>
-      </w:r>
-    </w:p>
-    <w:p>
-      <w:pPr>
-        <w:pStyle w:val="a3"/>
-        <w:ind w:left="0" w:firstLine="709"/>
-        <w:jc w:val="both"/>
-        <w:rPr>
-          <w:rFonts w:ascii="Times New Roman" w:hAnsi="Times New Roman" w:cs="Times New Roman"/>
-          <w:sz w:val="28"/>
-          <w:szCs w:val="28"/>
-        </w:rPr>
-      </w:pPr>
-    </w:p>
-    <w:p>
-      <w:pPr>
-        <w:pStyle w:val="a3"/>
-        <w:ind w:left="0" w:firstLine="709"/>
-        <w:jc w:val="both"/>
-        <w:rPr>
-          <w:rFonts w:ascii="Times New Roman" w:hAnsi="Times New Roman" w:cs="Times New Roman"/>
-          <w:sz w:val="28"/>
-          <w:szCs w:val="28"/>
-        </w:rPr>
-      </w:pPr>
-      <w:r>
-        <w:rPr>
-          <w:rFonts w:ascii="Times New Roman" w:hAnsi="Times New Roman" w:cs="Times New Roman"/>
-          <w:sz w:val="28"/>
-          <w:szCs w:val="28"/>
-        </w:rPr>
-        <w:t>PC1, PC2, PC3, PC4, PC5</w:t>
-      </w:r>
-    </w:p>
-    <w:p>
-      <w:pPr>
-        <w:pStyle w:val="a3"/>
-        <w:ind w:left="0" w:firstLine="709"/>
-        <w:jc w:val="both"/>
-        <w:rPr>
-          <w:rFonts w:ascii="Times New Roman" w:hAnsi="Times New Roman" w:cs="Times New Roman"/>
-          <w:sz w:val="28"/>
-          <w:szCs w:val="28"/>
-        </w:rPr>
-      </w:pPr>
-    </w:p>
-    <w:p>
-      <w:pPr>
-        <w:pStyle w:val="a3"/>
-        <w:ind w:left="0" w:firstLine="709"/>
-        <w:jc w:val="both"/>
-        <w:rPr>
-          <w:rFonts w:ascii="Times New Roman" w:hAnsi="Times New Roman" w:cs="Times New Roman"/>
-          <w:sz w:val="28"/>
-          <w:szCs w:val="28"/>
-        </w:rPr>
-      </w:pPr>
-      <w:r>
-        <w:rPr>
-          <w:rFonts w:ascii="Times New Roman" w:hAnsi="Times New Roman" w:cs="Times New Roman"/>
-          <w:sz w:val="28"/>
-          <w:szCs w:val="28"/>
-        </w:rPr>
-        <w:t>При этом первые компоненты обычно содержат основную часть информации, а компоненты с очень небольшим вкладом могут рассматриваться как малозначимые или шумовые.</w:t>
-      </w:r>
-    </w:p>
-    <w:p>
-      <w:pPr>
-        <w:pStyle w:val="a3"/>
-        <w:ind w:left="0" w:firstLine="709"/>
-        <w:jc w:val="both"/>
-        <w:rPr>
-          <w:rFonts w:ascii="Times New Roman" w:hAnsi="Times New Roman" w:cs="Times New Roman"/>
-          <w:sz w:val="28"/>
-          <w:szCs w:val="28"/>
-        </w:rPr>
-      </w:pPr>
-      <w:r>
-        <w:rPr>
-          <w:rFonts w:ascii="Times New Roman" w:hAnsi="Times New Roman" w:cs="Times New Roman"/>
-          <w:sz w:val="28"/>
-          <w:szCs w:val="28"/>
-        </w:rPr>
-        <w:t>Для PCA в программе использовалась функция:</w:t>
-      </w:r>
-    </w:p>
-    <w:p>
-      <w:pPr>
-        <w:pStyle w:val="a3"/>
-        <w:ind w:left="0" w:firstLine="709"/>
-        <w:jc w:val="both"/>
-        <w:rPr>
-          <w:rFonts w:ascii="Times New Roman" w:hAnsi="Times New Roman" w:cs="Times New Roman"/>
-          <w:sz w:val="28"/>
-          <w:szCs w:val="28"/>
-        </w:rPr>
-      </w:pPr>
-    </w:p>
-    <w:p>
-      <w:pPr>
-        <w:pStyle w:val="a3"/>
-        <w:ind w:left="0" w:firstLine="709"/>
-        <w:jc w:val="both"/>
-        <w:rPr>
-          <w:rFonts w:ascii="Times New Roman" w:hAnsi="Times New Roman" w:cs="Times New Roman"/>
-          <w:sz w:val="28"/>
-          <w:szCs w:val="28"/>
-          <w:lang w:val="en-US"/>
-        </w:rPr>
-      </w:pPr>
-      <w:r>
-        <w:rPr>
-          <w:rFonts w:ascii="Times New Roman" w:hAnsi="Times New Roman" w:cs="Times New Roman"/>
-          <w:sz w:val="28"/>
-          <w:szCs w:val="28"/>
-          <w:lang w:val="en-US"/>
-        </w:rPr>
-        <w:t>pca_analysis(</w:t>
-      </w:r>
-    </w:p>
-    <w:p>
-      <w:pPr>
-        <w:pStyle w:val="a3"/>
-        <w:ind w:left="0" w:firstLine="709"/>
-        <w:jc w:val="both"/>
-        <w:rPr>
-          <w:rFonts w:ascii="Times New Roman" w:hAnsi="Times New Roman" w:cs="Times New Roman"/>
-          <w:sz w:val="28"/>
-          <w:szCs w:val="28"/>
-          <w:lang w:val="en-US"/>
-        </w:rPr>
-      </w:pPr>
-      <w:r>
-        <w:rPr>
-          <w:rFonts w:ascii="Times New Roman" w:hAnsi="Times New Roman" w:cs="Times New Roman"/>
-          <w:sz w:val="28"/>
-          <w:szCs w:val="28"/>
-          <w:lang w:val="en-US"/>
-        </w:rPr>
-        <w:t xml:space="preserve">    X_scaled,</w:t>
-      </w:r>
-    </w:p>
-    <w:p>
-      <w:pPr>
-        <w:pStyle w:val="a3"/>
-        <w:ind w:left="0" w:firstLine="709"/>
-        <w:jc w:val="both"/>
-        <w:rPr>
-          <w:rFonts w:ascii="Times New Roman" w:hAnsi="Times New Roman" w:cs="Times New Roman"/>
-          <w:sz w:val="28"/>
-          <w:szCs w:val="28"/>
-          <w:lang w:val="en-US"/>
-        </w:rPr>
-      </w:pPr>
-      <w:r>
-        <w:rPr>
-          <w:rFonts w:ascii="Times New Roman" w:hAnsi="Times New Roman" w:cs="Times New Roman"/>
-          <w:sz w:val="28"/>
-          <w:szCs w:val="28"/>
-          <w:lang w:val="en-US"/>
-        </w:rPr>
-        <w:t xml:space="preserve">    feature_names,</w:t>
-      </w:r>
-    </w:p>
-    <w:p>
-      <w:pPr>
-        <w:pStyle w:val="a3"/>
-        <w:ind w:left="0" w:firstLine="709"/>
-        <w:jc w:val="both"/>
-        <w:rPr>
-          <w:rFonts w:ascii="Times New Roman" w:hAnsi="Times New Roman" w:cs="Times New Roman"/>
-          <w:sz w:val="28"/>
-          <w:szCs w:val="28"/>
-        </w:rPr>
-      </w:pPr>
-      <w:r>
-        <w:rPr>
-          <w:rFonts w:ascii="Times New Roman" w:hAnsi="Times New Roman" w:cs="Times New Roman"/>
-          <w:sz w:val="28"/>
-          <w:szCs w:val="28"/>
-          <w:lang w:val="en-US"/>
-        </w:rPr>
         <w:t xml:space="preserve">    </w:t>
       </w:r>
       <w:r>
@@ -3004,9 +3505,11 @@
       <w:r>
         <w:rPr>
           <w:rFonts w:ascii="Times New Roman" w:hAnsi="Times New Roman" w:cs="Times New Roman"/>
-          <w:sz w:val="28"/>
-          <w:szCs w:val="28"/>
-        </w:rPr>
+          <w:noProof/>
+          <w:sz w:val="28"/>
+          <w:szCs w:val="28"/>
+        </w:rPr>
+        <w:lastRenderedPageBreak/>
         <w:drawing>
           <wp:inline distT="0" distB="0" distL="0" distR="0" wp14:anchorId="4E56FE01" wp14:editId="11D62EB6">
             <wp:extent cx="5940425" cy="3965575"/>
@@ -3061,6 +3564,86 @@
           <w:sz w:val="28"/>
           <w:szCs w:val="28"/>
         </w:rPr>
+        <w:t xml:space="preserve">Пояснение: </w:t>
+      </w:r>
+      <w:r>
+        <w:rPr>
+          <w:rFonts w:ascii="Times New Roman" w:hAnsi="Times New Roman" w:cs="Times New Roman"/>
+          <w:sz w:val="28"/>
+          <w:szCs w:val="28"/>
+        </w:rPr>
+        <w:t>результаты</w:t>
+      </w:r>
+      <w:r>
+        <w:rPr>
+          <w:rFonts w:ascii="Times New Roman" w:hAnsi="Times New Roman" w:cs="Times New Roman"/>
+          <w:sz w:val="28"/>
+          <w:szCs w:val="28"/>
+        </w:rPr>
+        <w:t xml:space="preserve"> объяснённой дисперсии показывает, какую долю общей изменчивости исходных данных сохраняет каждая главная компонента. Первая компонента описывает направление максимальной дисперсии, а последующие компоненты последовательно описывают оставшуюся дисперсию при условии ортогональности предыдущим компонентам.</w:t>
+      </w:r>
+    </w:p>
+    <w:p>
+      <w:pPr>
+        <w:pStyle w:val="a3"/>
+        <w:ind w:left="0" w:firstLine="709"/>
+        <w:jc w:val="both"/>
+        <w:rPr>
+          <w:rFonts w:ascii="Times New Roman" w:hAnsi="Times New Roman" w:cs="Times New Roman"/>
+          <w:sz w:val="28"/>
+          <w:szCs w:val="28"/>
+        </w:rPr>
+      </w:pPr>
+      <w:r>
+        <w:rPr>
+          <w:rFonts w:ascii="Times New Roman" w:hAnsi="Times New Roman" w:cs="Times New Roman"/>
+          <w:sz w:val="28"/>
+          <w:szCs w:val="28"/>
+        </w:rPr>
+        <w:t>Показатели</w:t>
+      </w:r>
+      <w:r>
+        <w:rPr>
+          <w:rFonts w:ascii="Times New Roman" w:hAnsi="Times New Roman" w:cs="Times New Roman"/>
+          <w:sz w:val="28"/>
+          <w:szCs w:val="28"/>
+        </w:rPr>
+        <w:t xml:space="preserve"> необходим</w:t>
+      </w:r>
+      <w:r>
+        <w:rPr>
+          <w:rFonts w:ascii="Times New Roman" w:hAnsi="Times New Roman" w:cs="Times New Roman"/>
+          <w:sz w:val="28"/>
+          <w:szCs w:val="28"/>
+        </w:rPr>
+        <w:t>ы</w:t>
+      </w:r>
+      <w:r>
+        <w:rPr>
+          <w:rFonts w:ascii="Times New Roman" w:hAnsi="Times New Roman" w:cs="Times New Roman"/>
+          <w:sz w:val="28"/>
+          <w:szCs w:val="28"/>
+        </w:rPr>
+        <w:t xml:space="preserve"> для определения количества компонент, достаточного для представления основной структуры данных. Если несколько первых компонент объясняют большую часть общей дисперсии, исходные признаки можно представить в пространстве меньшей размерности с относительно небольшой потерей информации. Компоненты, вносящие незначительный вклад, могут рассматриваться как второстепенные, однако их малый вклад сам по себе не доказывает, что они содержат исключительно шум.</w:t>
+      </w:r>
+    </w:p>
+    <w:p>
+      <w:pPr>
+        <w:pStyle w:val="a3"/>
+        <w:ind w:left="0" w:firstLine="709"/>
+        <w:jc w:val="both"/>
+        <w:rPr>
+          <w:rFonts w:ascii="Times New Roman" w:hAnsi="Times New Roman" w:cs="Times New Roman"/>
+          <w:sz w:val="28"/>
+          <w:szCs w:val="28"/>
+        </w:rPr>
+      </w:pPr>
+      <w:r>
+        <w:rPr>
+          <w:rFonts w:ascii="Times New Roman" w:hAnsi="Times New Roman" w:cs="Times New Roman"/>
+          <w:sz w:val="28"/>
+          <w:szCs w:val="28"/>
+        </w:rPr>
         <w:t>В результате были получены:</w:t>
       </w:r>
     </w:p>
@@ -3265,6 +3848,7 @@
           <w:sz w:val="28"/>
           <w:szCs w:val="28"/>
         </w:rPr>
+        <w:lastRenderedPageBreak/>
         <w:t>SVD расшифровывается как Singular Value Decomposition — сингулярное разложение матрицы.</w:t>
       </w:r>
     </w:p>
@@ -3305,7 +3889,6 @@
           <w:sz w:val="28"/>
           <w:szCs w:val="28"/>
         </w:rPr>
-        <w:lastRenderedPageBreak/>
         <w:t>Чем больше сингулярное значение, тем больший вклад соответствующее направление вносит в структуру исходных данных.</w:t>
       </w:r>
     </w:p>
@@ -3363,6 +3946,7 @@
       <w:r>
         <w:rPr>
           <w:rFonts w:ascii="Times New Roman" w:hAnsi="Times New Roman" w:cs="Times New Roman"/>
+          <w:noProof/>
           <w:sz w:val="28"/>
           <w:szCs w:val="28"/>
         </w:rPr>
@@ -3420,6 +4004,54 @@
           <w:sz w:val="28"/>
           <w:szCs w:val="28"/>
         </w:rPr>
+        <w:t xml:space="preserve">Пояснение: </w:t>
+      </w:r>
+      <w:r>
+        <w:rPr>
+          <w:rFonts w:ascii="Times New Roman" w:hAnsi="Times New Roman" w:cs="Times New Roman"/>
+          <w:sz w:val="28"/>
+          <w:szCs w:val="28"/>
+        </w:rPr>
+        <w:t>Сингулярные значения характеризуют вклад соответствующих направлений в представление матрицы исходных данных. Большие значения указывают на направления, содержащие значительную часть структуры данных, а малые — на направления с меньшим вкладом.</w:t>
+      </w:r>
+    </w:p>
+    <w:p>
+      <w:pPr>
+        <w:pStyle w:val="a3"/>
+        <w:ind w:left="0" w:firstLine="709"/>
+        <w:jc w:val="both"/>
+        <w:rPr>
+          <w:rFonts w:ascii="Times New Roman" w:hAnsi="Times New Roman" w:cs="Times New Roman"/>
+          <w:sz w:val="28"/>
+          <w:szCs w:val="28"/>
+        </w:rPr>
+      </w:pPr>
+      <w:r>
+        <w:rPr>
+          <w:rFonts w:ascii="Times New Roman" w:hAnsi="Times New Roman" w:cs="Times New Roman"/>
+          <w:sz w:val="28"/>
+          <w:szCs w:val="28"/>
+        </w:rPr>
+        <w:t>Для центрированной матрицы данных квадраты сингулярных значений пропорциональны дисперсии вдоль соответствующих направлений. Поэтому распределение сингулярных значений позволяет оценить, насколько эффективно можно сжать данные, оставив только несколько компонент.</w:t>
+      </w:r>
+    </w:p>
+    <w:p>
+      <w:pPr>
+        <w:pStyle w:val="a3"/>
+        <w:ind w:left="0" w:firstLine="709"/>
+        <w:jc w:val="both"/>
+        <w:rPr>
+          <w:rFonts w:ascii="Times New Roman" w:hAnsi="Times New Roman" w:cs="Times New Roman"/>
+          <w:sz w:val="28"/>
+          <w:szCs w:val="28"/>
+        </w:rPr>
+      </w:pPr>
+      <w:r>
+        <w:rPr>
+          <w:rFonts w:ascii="Times New Roman" w:hAnsi="Times New Roman" w:cs="Times New Roman"/>
+          <w:sz w:val="28"/>
+          <w:szCs w:val="28"/>
+        </w:rPr>
         <w:t>Полученные компоненты были проанализированы по величине соответствующих сингулярных значений.</w:t>
       </w:r>
     </w:p>
@@ -3563,10 +4195,10 @@
       <w:r>
         <w:rPr>
           <w:rFonts w:ascii="Times New Roman" w:hAnsi="Times New Roman" w:cs="Times New Roman"/>
-          <w:sz w:val="28"/>
-          <w:szCs w:val="28"/>
-        </w:rPr>
-        <w:lastRenderedPageBreak/>
+          <w:noProof/>
+          <w:sz w:val="28"/>
+          <w:szCs w:val="28"/>
+        </w:rPr>
         <w:drawing>
           <wp:inline distT="0" distB="0" distL="0" distR="0" wp14:anchorId="3A8E1479" wp14:editId="77B43E85">
             <wp:extent cx="4296375" cy="4115374"/>
@@ -3621,6 +4253,54 @@
           <w:sz w:val="28"/>
           <w:szCs w:val="28"/>
         </w:rPr>
+        <w:t xml:space="preserve">Пояснение: </w:t>
+      </w:r>
+      <w:r>
+        <w:rPr>
+          <w:rFonts w:ascii="Times New Roman" w:hAnsi="Times New Roman" w:cs="Times New Roman"/>
+          <w:sz w:val="28"/>
+          <w:szCs w:val="28"/>
+        </w:rPr>
+        <w:t>Метод ICA предназначен для выделения статистически независимых компонент исходных данных. В отличие от PCA, который ищет ортогональные направления максимальной дисперсии, ICA ориентируется на статистическую независимость компонент и особенности их распределений.</w:t>
+      </w:r>
+    </w:p>
+    <w:p>
+      <w:pPr>
+        <w:pStyle w:val="a3"/>
+        <w:ind w:left="0" w:firstLine="709"/>
+        <w:jc w:val="both"/>
+        <w:rPr>
+          <w:rFonts w:ascii="Times New Roman" w:hAnsi="Times New Roman" w:cs="Times New Roman"/>
+          <w:sz w:val="28"/>
+          <w:szCs w:val="28"/>
+        </w:rPr>
+      </w:pPr>
+      <w:r>
+        <w:rPr>
+          <w:rFonts w:ascii="Times New Roman" w:hAnsi="Times New Roman" w:cs="Times New Roman"/>
+          <w:sz w:val="28"/>
+          <w:szCs w:val="28"/>
+        </w:rPr>
+        <w:t>Компоненты, содержащие выраженную структуру, могут отражать существенные особенности распределения данных. Компоненты со слабовыраженной структурой могут оказаться менее полезными для дальнейшего анализа, но объявлять их шумовыми только по небольшому score нельзя без дополнительной проверки.</w:t>
+      </w:r>
+    </w:p>
+    <w:p>
+      <w:pPr>
+        <w:pStyle w:val="a3"/>
+        <w:ind w:left="0" w:firstLine="709"/>
+        <w:jc w:val="both"/>
+        <w:rPr>
+          <w:rFonts w:ascii="Times New Roman" w:hAnsi="Times New Roman" w:cs="Times New Roman"/>
+          <w:sz w:val="28"/>
+          <w:szCs w:val="28"/>
+        </w:rPr>
+      </w:pPr>
+      <w:r>
+        <w:rPr>
+          <w:rFonts w:ascii="Times New Roman" w:hAnsi="Times New Roman" w:cs="Times New Roman"/>
+          <w:sz w:val="28"/>
+          <w:szCs w:val="28"/>
+        </w:rPr>
         <w:t>Для оценки компонент использовались статистические характеристики распределения, в частности величина эксцесса.</w:t>
       </w:r>
     </w:p>
@@ -3641,6 +4321,7 @@
           <w:sz w:val="28"/>
           <w:szCs w:val="28"/>
         </w:rPr>
+        <w:lastRenderedPageBreak/>
         <w:t>Это позволяет оценивать, насколько компонентное распределение отличается от нормального и насколько выражена в нём независимая структура.</w:t>
       </w:r>
     </w:p>
@@ -3907,6 +4588,68 @@
           <w:rFonts w:ascii="Times New Roman" w:hAnsi="Times New Roman" w:cs="Times New Roman"/>
           <w:sz w:val="28"/>
           <w:szCs w:val="28"/>
+          <w:u w:val="single"/>
+        </w:rPr>
+      </w:pPr>
+      <w:r>
+        <w:rPr>
+          <w:rFonts w:ascii="Times New Roman" w:hAnsi="Times New Roman" w:cs="Times New Roman"/>
+          <w:sz w:val="28"/>
+          <w:szCs w:val="28"/>
+          <w:u w:val="single"/>
+        </w:rPr>
+        <w:t>Вывод по заданию 1.3. Методы PCA, SVD и ICA</w:t>
+      </w:r>
+    </w:p>
+    <w:p>
+      <w:pPr>
+        <w:pStyle w:val="a3"/>
+        <w:ind w:left="0" w:firstLine="709"/>
+        <w:jc w:val="both"/>
+        <w:rPr>
+          <w:rFonts w:ascii="Times New Roman" w:hAnsi="Times New Roman" w:cs="Times New Roman"/>
+          <w:sz w:val="28"/>
+          <w:szCs w:val="28"/>
+        </w:rPr>
+      </w:pPr>
+      <w:r>
+        <w:rPr>
+          <w:rFonts w:ascii="Times New Roman" w:hAnsi="Times New Roman" w:cs="Times New Roman"/>
+          <w:sz w:val="28"/>
+          <w:szCs w:val="28"/>
+        </w:rPr>
+        <w:t>В ходе выполнения задания были исследованы методы понижения размерности PCA, SVD и ICA. Метод PCA позволяет определить направления максимальной дисперсии данных, SVD — оценить структуру матрицы признаков с помощью сингулярных значений, а ICA — выделить статистически независимые компоненты.</w:t>
+      </w:r>
+    </w:p>
+    <w:p>
+      <w:pPr>
+        <w:pStyle w:val="a3"/>
+        <w:ind w:left="0" w:firstLine="709"/>
+        <w:jc w:val="both"/>
+        <w:rPr>
+          <w:rFonts w:ascii="Times New Roman" w:hAnsi="Times New Roman" w:cs="Times New Roman"/>
+          <w:sz w:val="28"/>
+          <w:szCs w:val="28"/>
+        </w:rPr>
+      </w:pPr>
+      <w:r>
+        <w:rPr>
+          <w:rFonts w:ascii="Times New Roman" w:hAnsi="Times New Roman" w:cs="Times New Roman"/>
+          <w:sz w:val="28"/>
+          <w:szCs w:val="28"/>
+        </w:rPr>
+        <w:t>Применение этих методов позволяет оценить распределение информации между компонентами и определить возможность сокращения размерности исходных данных. При этом компоненты с небольшим вкладом могут рассматриваться как второстепенные, однако для достоверного выявления шумовых составляющих требуется дополнительный анализ их структуры и устойчивости.</w:t>
+      </w:r>
+    </w:p>
+    <w:p>
+      <w:pPr>
+        <w:pStyle w:val="a3"/>
+        <w:ind w:left="0" w:firstLine="709"/>
+        <w:jc w:val="both"/>
+        <w:rPr>
+          <w:rFonts w:ascii="Times New Roman" w:hAnsi="Times New Roman" w:cs="Times New Roman"/>
+          <w:sz w:val="28"/>
+          <w:szCs w:val="28"/>
         </w:rPr>
       </w:pPr>
     </w:p>
@@ -4001,7 +4744,6 @@
           <w:sz w:val="28"/>
           <w:szCs w:val="28"/>
         </w:rPr>
-        <w:lastRenderedPageBreak/>
         <w:t>После получения компонент необходимо было определить их относительную значимость.</w:t>
       </w:r>
     </w:p>
@@ -4334,6 +5076,7 @@
       <w:r>
         <w:rPr>
           <w:rFonts w:ascii="Times New Roman" w:hAnsi="Times New Roman" w:cs="Times New Roman"/>
+          <w:noProof/>
           <w:sz w:val="28"/>
           <w:szCs w:val="28"/>
         </w:rPr>
@@ -4391,79 +5134,80 @@
           <w:sz w:val="28"/>
           <w:szCs w:val="28"/>
         </w:rPr>
+        <w:t>По графику можно определить, какое количество компонент достаточно для представления основной структуры исходных данных.</w:t>
+      </w:r>
+    </w:p>
+    <w:p>
+      <w:pPr>
+        <w:pStyle w:val="a3"/>
+        <w:ind w:left="0" w:firstLine="709"/>
+        <w:jc w:val="both"/>
+        <w:rPr>
+          <w:rFonts w:ascii="Times New Roman" w:hAnsi="Times New Roman" w:cs="Times New Roman"/>
+          <w:sz w:val="28"/>
+          <w:szCs w:val="28"/>
+        </w:rPr>
+      </w:pPr>
+      <w:r>
+        <w:rPr>
+          <w:rFonts w:ascii="Times New Roman" w:hAnsi="Times New Roman" w:cs="Times New Roman"/>
+          <w:sz w:val="28"/>
+          <w:szCs w:val="28"/>
+        </w:rPr>
+        <w:t>Также был выполнен анализ загрузок признаков. Загрузка показывает, насколько сильно исходный признак влияет на конкретную компоненту.</w:t>
+      </w:r>
+    </w:p>
+    <w:p>
+      <w:pPr>
+        <w:pStyle w:val="a3"/>
+        <w:ind w:left="0" w:firstLine="709"/>
+        <w:jc w:val="both"/>
+        <w:rPr>
+          <w:rFonts w:ascii="Times New Roman" w:hAnsi="Times New Roman" w:cs="Times New Roman"/>
+          <w:sz w:val="28"/>
+          <w:szCs w:val="28"/>
+        </w:rPr>
+      </w:pPr>
+      <w:r>
+        <w:rPr>
+          <w:rFonts w:ascii="Times New Roman" w:hAnsi="Times New Roman" w:cs="Times New Roman"/>
+          <w:sz w:val="28"/>
+          <w:szCs w:val="28"/>
+        </w:rPr>
+        <w:t>Например, если для определённой компоненты один из признаков имеет большую по модулю загрузку, этот признак вносит значительный вклад в данное направление.</w:t>
+      </w:r>
+    </w:p>
+    <w:p>
+      <w:pPr>
+        <w:pStyle w:val="a3"/>
+        <w:ind w:left="0" w:firstLine="709"/>
+        <w:jc w:val="both"/>
+        <w:rPr>
+          <w:rFonts w:ascii="Times New Roman" w:hAnsi="Times New Roman" w:cs="Times New Roman"/>
+          <w:sz w:val="28"/>
+          <w:szCs w:val="28"/>
+        </w:rPr>
+      </w:pPr>
+    </w:p>
+    <w:p>
+      <w:pPr>
+        <w:pStyle w:val="a3"/>
+        <w:ind w:left="0" w:firstLine="709"/>
+        <w:jc w:val="both"/>
+        <w:rPr>
+          <w:rFonts w:ascii="Times New Roman" w:hAnsi="Times New Roman" w:cs="Times New Roman"/>
+          <w:sz w:val="28"/>
+          <w:szCs w:val="28"/>
+        </w:rPr>
+      </w:pPr>
+      <w:r>
+        <w:rPr>
+          <w:rFonts w:ascii="Times New Roman" w:hAnsi="Times New Roman" w:cs="Times New Roman"/>
+          <w:noProof/>
+          <w:sz w:val="28"/>
+          <w:szCs w:val="28"/>
+        </w:rPr>
         <w:lastRenderedPageBreak/>
-        <w:t>По графику можно определить, какое количество компонент достаточно для представления основной структуры исходных данных.</w:t>
-      </w:r>
-    </w:p>
-    <w:p>
-      <w:pPr>
-        <w:pStyle w:val="a3"/>
-        <w:ind w:left="0" w:firstLine="709"/>
-        <w:jc w:val="both"/>
-        <w:rPr>
-          <w:rFonts w:ascii="Times New Roman" w:hAnsi="Times New Roman" w:cs="Times New Roman"/>
-          <w:sz w:val="28"/>
-          <w:szCs w:val="28"/>
-        </w:rPr>
-      </w:pPr>
-      <w:r>
-        <w:rPr>
-          <w:rFonts w:ascii="Times New Roman" w:hAnsi="Times New Roman" w:cs="Times New Roman"/>
-          <w:sz w:val="28"/>
-          <w:szCs w:val="28"/>
-        </w:rPr>
-        <w:t>Также был выполнен анализ загрузок признаков. Загрузка показывает, насколько сильно исходный признак влияет на конкретную компоненту.</w:t>
-      </w:r>
-    </w:p>
-    <w:p>
-      <w:pPr>
-        <w:pStyle w:val="a3"/>
-        <w:ind w:left="0" w:firstLine="709"/>
-        <w:jc w:val="both"/>
-        <w:rPr>
-          <w:rFonts w:ascii="Times New Roman" w:hAnsi="Times New Roman" w:cs="Times New Roman"/>
-          <w:sz w:val="28"/>
-          <w:szCs w:val="28"/>
-        </w:rPr>
-      </w:pPr>
-      <w:r>
-        <w:rPr>
-          <w:rFonts w:ascii="Times New Roman" w:hAnsi="Times New Roman" w:cs="Times New Roman"/>
-          <w:sz w:val="28"/>
-          <w:szCs w:val="28"/>
-        </w:rPr>
-        <w:t>Например, если для определённой компоненты один из признаков имеет большую по модулю загрузку, этот признак вносит значительный вклад в данное направление.</w:t>
-      </w:r>
-    </w:p>
-    <w:p>
-      <w:pPr>
-        <w:pStyle w:val="a3"/>
-        <w:ind w:left="0" w:firstLine="709"/>
-        <w:jc w:val="both"/>
-        <w:rPr>
-          <w:rFonts w:ascii="Times New Roman" w:hAnsi="Times New Roman" w:cs="Times New Roman"/>
-          <w:sz w:val="28"/>
-          <w:szCs w:val="28"/>
-        </w:rPr>
-      </w:pPr>
-    </w:p>
-    <w:p>
-      <w:pPr>
-        <w:pStyle w:val="a3"/>
-        <w:ind w:left="0" w:firstLine="709"/>
-        <w:jc w:val="both"/>
-        <w:rPr>
-          <w:rFonts w:ascii="Times New Roman" w:hAnsi="Times New Roman" w:cs="Times New Roman"/>
-          <w:sz w:val="28"/>
-          <w:szCs w:val="28"/>
-        </w:rPr>
-      </w:pPr>
-      <w:r>
-        <w:rPr>
-          <w:rFonts w:ascii="Times New Roman" w:hAnsi="Times New Roman" w:cs="Times New Roman"/>
-          <w:sz w:val="28"/>
-          <w:szCs w:val="28"/>
-        </w:rPr>
         <w:drawing>
           <wp:inline distT="0" distB="0" distL="0" distR="0" wp14:anchorId="580E8E73" wp14:editId="417BB4C2">
             <wp:extent cx="4639322" cy="1438476"/>
@@ -4538,6 +5282,68 @@
           <w:rFonts w:ascii="Times New Roman" w:hAnsi="Times New Roman" w:cs="Times New Roman"/>
           <w:sz w:val="28"/>
           <w:szCs w:val="28"/>
+          <w:u w:val="single"/>
+        </w:rPr>
+      </w:pPr>
+      <w:r>
+        <w:rPr>
+          <w:rFonts w:ascii="Times New Roman" w:hAnsi="Times New Roman" w:cs="Times New Roman"/>
+          <w:sz w:val="28"/>
+          <w:szCs w:val="28"/>
+          <w:u w:val="single"/>
+        </w:rPr>
+        <w:t>Вывод по заданию 1.4. Определение значимых и шумовых компонент</w:t>
+      </w:r>
+    </w:p>
+    <w:p>
+      <w:pPr>
+        <w:pStyle w:val="a3"/>
+        <w:ind w:left="0" w:firstLine="709"/>
+        <w:jc w:val="both"/>
+        <w:rPr>
+          <w:rFonts w:ascii="Times New Roman" w:hAnsi="Times New Roman" w:cs="Times New Roman"/>
+          <w:sz w:val="28"/>
+          <w:szCs w:val="28"/>
+        </w:rPr>
+      </w:pPr>
+      <w:r>
+        <w:rPr>
+          <w:rFonts w:ascii="Times New Roman" w:hAnsi="Times New Roman" w:cs="Times New Roman"/>
+          <w:sz w:val="28"/>
+          <w:szCs w:val="28"/>
+        </w:rPr>
+        <w:t>На основании анализа компонент была рассмотрена возможность разделения их на наиболее значимые, второстепенные и потенциально шумовые. Для PCA и SVD основным критерием оценки служит вклад компонент в дисперсию исходных данных. Для ICA необходимо учитывать выбранный критерий оценки независимых компонент, поскольку объяснённая дисперсия не является для него универсальной мерой значимости.</w:t>
+      </w:r>
+    </w:p>
+    <w:p>
+      <w:pPr>
+        <w:pStyle w:val="a3"/>
+        <w:ind w:left="0" w:firstLine="709"/>
+        <w:jc w:val="both"/>
+        <w:rPr>
+          <w:rFonts w:ascii="Times New Roman" w:hAnsi="Times New Roman" w:cs="Times New Roman"/>
+          <w:sz w:val="28"/>
+          <w:szCs w:val="28"/>
+        </w:rPr>
+      </w:pPr>
+      <w:r>
+        <w:rPr>
+          <w:rFonts w:ascii="Times New Roman" w:hAnsi="Times New Roman" w:cs="Times New Roman"/>
+          <w:sz w:val="28"/>
+          <w:szCs w:val="28"/>
+        </w:rPr>
+        <w:t>Полученные результаты позволяют определить, какие компоненты сохраняют основную структуру данных и какие направления могут быть исключены при сокращении размерности. Окончательное решение об исключении компонент должно учитывать не только их вклад, но и возможную полезность для последующего анализа.</w:t>
+      </w:r>
+    </w:p>
+    <w:p>
+      <w:pPr>
+        <w:pStyle w:val="a3"/>
+        <w:ind w:left="0" w:firstLine="709"/>
+        <w:jc w:val="both"/>
+        <w:rPr>
+          <w:rFonts w:ascii="Times New Roman" w:hAnsi="Times New Roman" w:cs="Times New Roman"/>
+          <w:sz w:val="28"/>
+          <w:szCs w:val="28"/>
         </w:rPr>
       </w:pPr>
     </w:p>
@@ -4941,6 +5747,7 @@
           <w:sz w:val="28"/>
           <w:szCs w:val="28"/>
         </w:rPr>
+        <w:lastRenderedPageBreak/>
         <w:t>При визуализации цвет объектов соответствовал значениям y. При этом y не использовалась при построении самих компонент, поэтому такая окраска являлась только способом проверки качества полученного представления.</w:t>
       </w:r>
     </w:p>
@@ -4975,7 +5782,6 @@
           <w:szCs w:val="28"/>
           <w:u w:val="single"/>
         </w:rPr>
-        <w:lastRenderedPageBreak/>
         <w:t>PCA</w:t>
       </w:r>
     </w:p>
@@ -5106,6 +5912,7 @@
       <w:r>
         <w:rPr>
           <w:rFonts w:ascii="Times New Roman" w:hAnsi="Times New Roman" w:cs="Times New Roman"/>
+          <w:noProof/>
           <w:sz w:val="28"/>
           <w:szCs w:val="28"/>
         </w:rPr>
@@ -5373,6 +6180,7 @@
       <w:r>
         <w:rPr>
           <w:rFonts w:ascii="Times New Roman" w:hAnsi="Times New Roman" w:cs="Times New Roman"/>
+          <w:noProof/>
           <w:sz w:val="28"/>
           <w:szCs w:val="28"/>
         </w:rPr>
@@ -5425,6 +6233,94 @@
           <w:szCs w:val="28"/>
         </w:rPr>
       </w:pPr>
+      <w:r>
+        <w:rPr>
+          <w:rFonts w:ascii="Times New Roman" w:hAnsi="Times New Roman" w:cs="Times New Roman"/>
+          <w:sz w:val="28"/>
+          <w:szCs w:val="28"/>
+        </w:rPr>
+        <w:t xml:space="preserve">Пояснение: </w:t>
+      </w:r>
+      <w:r>
+        <w:rPr>
+          <w:rFonts w:ascii="Times New Roman" w:hAnsi="Times New Roman" w:cs="Times New Roman"/>
+          <w:sz w:val="28"/>
+          <w:szCs w:val="28"/>
+        </w:rPr>
+        <w:t>Biplot отображает объекты в пространстве двух главных компонент и направления исходных признаков в этом пространстве. Точки представляют отдельные наблюдения, а стрелки показывают направление изменения признаков и степень их связи с отображаемыми компонентами.</w:t>
+      </w:r>
+    </w:p>
+    <w:p>
+      <w:pPr>
+        <w:pStyle w:val="a3"/>
+        <w:ind w:left="0" w:firstLine="709"/>
+        <w:jc w:val="both"/>
+        <w:rPr>
+          <w:rFonts w:ascii="Times New Roman" w:hAnsi="Times New Roman" w:cs="Times New Roman"/>
+          <w:sz w:val="28"/>
+          <w:szCs w:val="28"/>
+        </w:rPr>
+      </w:pPr>
+      <w:r>
+        <w:rPr>
+          <w:rFonts w:ascii="Times New Roman" w:hAnsi="Times New Roman" w:cs="Times New Roman"/>
+          <w:sz w:val="28"/>
+          <w:szCs w:val="28"/>
+        </w:rPr>
+        <w:t>Направление стрелки указывает, в какую сторону увеличиваются значения соответствующего признака. Чем сильнее направление признака связано с отображаемой плоскостью компонент, тем полнее его вариация представлена на данном графике. Угол между стрелками позволяет приблизительно оценить взаимосвязь признаков: близкие направления соответствуют положительной связи, противоположные — отрицательной, а близкие к перпендикулярным направления могут указывать на слабую линейную связь в рассматриваемой проекции.</w:t>
+      </w:r>
+    </w:p>
+    <w:p>
+      <w:pPr>
+        <w:pStyle w:val="a3"/>
+        <w:ind w:left="0" w:firstLine="709"/>
+        <w:jc w:val="both"/>
+        <w:rPr>
+          <w:rFonts w:ascii="Times New Roman" w:hAnsi="Times New Roman" w:cs="Times New Roman"/>
+          <w:sz w:val="28"/>
+          <w:szCs w:val="28"/>
+        </w:rPr>
+      </w:pPr>
+      <w:r>
+        <w:rPr>
+          <w:rFonts w:ascii="Times New Roman" w:hAnsi="Times New Roman" w:cs="Times New Roman"/>
+          <w:sz w:val="28"/>
+          <w:szCs w:val="28"/>
+        </w:rPr>
+        <w:t>Расположение точек позволяет оценить структуру данных после уменьшения размерности: наличие групп, перекрытие распределений и удалённые наблюдения. При этом близость объектов на двумерной проекции не гарантирует их близости в полном исходном пространстве.</w:t>
+      </w:r>
+    </w:p>
+    <w:p>
+      <w:pPr>
+        <w:pStyle w:val="a3"/>
+        <w:ind w:left="0" w:firstLine="709"/>
+        <w:jc w:val="both"/>
+        <w:rPr>
+          <w:rFonts w:ascii="Times New Roman" w:hAnsi="Times New Roman" w:cs="Times New Roman"/>
+          <w:sz w:val="28"/>
+          <w:szCs w:val="28"/>
+        </w:rPr>
+      </w:pPr>
+      <w:r>
+        <w:rPr>
+          <w:rFonts w:ascii="Times New Roman" w:hAnsi="Times New Roman" w:cs="Times New Roman"/>
+          <w:sz w:val="28"/>
+          <w:szCs w:val="28"/>
+        </w:rPr>
+        <w:t>По результатам следует указать, какие признаки сильнее всего связаны с первыми двумя компонентами и насколько хорошо объекты сохраняют свою структуру после проецирования.</w:t>
+      </w:r>
+    </w:p>
+    <w:p>
+      <w:pPr>
+        <w:pStyle w:val="a3"/>
+        <w:ind w:left="0" w:firstLine="709"/>
+        <w:jc w:val="both"/>
+        <w:rPr>
+          <w:rFonts w:ascii="Times New Roman" w:hAnsi="Times New Roman" w:cs="Times New Roman"/>
+          <w:sz w:val="28"/>
+          <w:szCs w:val="28"/>
+        </w:rPr>
+      </w:pPr>
     </w:p>
     <w:p>
       <w:pPr>
@@ -5445,6 +6341,7 @@
           <w:szCs w:val="28"/>
           <w:u w:val="single"/>
         </w:rPr>
+        <w:lastRenderedPageBreak/>
         <w:t>SVD</w:t>
       </w:r>
     </w:p>
@@ -5506,10 +6403,10 @@
       <w:r>
         <w:rPr>
           <w:rFonts w:ascii="Times New Roman" w:hAnsi="Times New Roman" w:cs="Times New Roman"/>
-          <w:sz w:val="28"/>
-          <w:szCs w:val="28"/>
-        </w:rPr>
-        <w:lastRenderedPageBreak/>
+          <w:noProof/>
+          <w:sz w:val="28"/>
+          <w:szCs w:val="28"/>
+        </w:rPr>
         <w:drawing>
           <wp:inline distT="0" distB="0" distL="0" distR="0" wp14:anchorId="595E6A70" wp14:editId="3B2164A7">
             <wp:extent cx="5940425" cy="4567555"/>
@@ -5671,7 +6568,9 @@
         </w:rPr>
       </w:pPr>
       <w:r>
-        <w:lastRenderedPageBreak/>
+        <w:rPr>
+          <w:noProof/>
+        </w:rPr>
         <w:drawing>
           <wp:inline distT="0" distB="0" distL="0" distR="0" wp14:anchorId="71D584BC" wp14:editId="1E8DC6FF">
             <wp:extent cx="5940425" cy="4752340"/>
@@ -5843,6 +6742,9 @@
         </w:rPr>
       </w:pPr>
       <w:r>
+        <w:rPr>
+          <w:noProof/>
+        </w:rPr>
         <w:lastRenderedPageBreak/>
         <w:drawing>
           <wp:inline distT="0" distB="0" distL="0" distR="0" wp14:anchorId="78D741F9" wp14:editId="1E43FBEA">
@@ -6005,6 +6907,7 @@
       <w:r>
         <w:rPr>
           <w:rFonts w:ascii="Times New Roman" w:hAnsi="Times New Roman" w:cs="Times New Roman"/>
+          <w:noProof/>
           <w:sz w:val="28"/>
           <w:szCs w:val="28"/>
         </w:rPr>
@@ -6055,13 +6958,89 @@
           <w:rFonts w:ascii="Times New Roman" w:hAnsi="Times New Roman" w:cs="Times New Roman"/>
           <w:sz w:val="28"/>
           <w:szCs w:val="28"/>
-        </w:rPr>
-      </w:pPr>
-      <w:r>
-        <w:rPr>
-          <w:rFonts w:ascii="Times New Roman" w:hAnsi="Times New Roman" w:cs="Times New Roman"/>
-          <w:sz w:val="28"/>
-          <w:szCs w:val="28"/>
+          <w:u w:val="single"/>
+        </w:rPr>
+      </w:pPr>
+      <w:r>
+        <w:rPr>
+          <w:rFonts w:ascii="Times New Roman" w:hAnsi="Times New Roman" w:cs="Times New Roman"/>
+          <w:sz w:val="28"/>
+          <w:szCs w:val="28"/>
+          <w:u w:val="single"/>
+        </w:rPr>
+        <w:t>Вывод по заданию 1.5. Двумерные проекции и Biplot</w:t>
+      </w:r>
+    </w:p>
+    <w:p>
+      <w:pPr>
+        <w:pStyle w:val="a3"/>
+        <w:ind w:left="0" w:firstLine="709"/>
+        <w:jc w:val="both"/>
+        <w:rPr>
+          <w:rFonts w:ascii="Times New Roman" w:hAnsi="Times New Roman" w:cs="Times New Roman"/>
+          <w:sz w:val="28"/>
+          <w:szCs w:val="28"/>
+        </w:rPr>
+      </w:pPr>
+      <w:r>
+        <w:rPr>
+          <w:rFonts w:ascii="Times New Roman" w:hAnsi="Times New Roman" w:cs="Times New Roman"/>
+          <w:sz w:val="28"/>
+          <w:szCs w:val="28"/>
+        </w:rPr>
+        <w:t>В результате построения двумерных проекций данные были представлены в пространстве двух компонент для каждого из исследуемых методов. Такое представление позволяет оценить сохранение структуры исходного набора данных, выявить возможные группы объектов и определить степень их визуального разделения.</w:t>
+      </w:r>
+    </w:p>
+    <w:p>
+      <w:pPr>
+        <w:pStyle w:val="a3"/>
+        <w:ind w:left="0" w:firstLine="709"/>
+        <w:jc w:val="both"/>
+        <w:rPr>
+          <w:rFonts w:ascii="Times New Roman" w:hAnsi="Times New Roman" w:cs="Times New Roman"/>
+          <w:sz w:val="28"/>
+          <w:szCs w:val="28"/>
+        </w:rPr>
+      </w:pPr>
+      <w:r>
+        <w:rPr>
+          <w:rFonts w:ascii="Times New Roman" w:hAnsi="Times New Roman" w:cs="Times New Roman"/>
+          <w:sz w:val="28"/>
+          <w:szCs w:val="28"/>
+        </w:rPr>
+        <w:t>Дополнительное отображение направлений исходных признаков позволяет оценить, какие переменные вносят наибольший вклад в рассматриваемую проекцию. Таким образом, двумерные графики упрощают интерпретацию результатов понижения размерности и помогают оценить пригодность полученных представлений для дальнейшей кластеризации.</w:t>
+      </w:r>
+    </w:p>
+    <w:p>
+      <w:pPr>
+        <w:pStyle w:val="a3"/>
+        <w:ind w:left="0" w:firstLine="709"/>
+        <w:jc w:val="both"/>
+        <w:rPr>
+          <w:rFonts w:ascii="Times New Roman" w:hAnsi="Times New Roman" w:cs="Times New Roman"/>
+          <w:sz w:val="28"/>
+          <w:szCs w:val="28"/>
+        </w:rPr>
+      </w:pPr>
+    </w:p>
+    <w:p>
+      <w:pPr>
+        <w:pStyle w:val="a3"/>
+        <w:ind w:left="0" w:firstLine="709"/>
+        <w:jc w:val="both"/>
+        <w:rPr>
+          <w:rFonts w:ascii="Times New Roman" w:hAnsi="Times New Roman" w:cs="Times New Roman"/>
+          <w:sz w:val="28"/>
+          <w:szCs w:val="28"/>
+          <w:u w:val="single"/>
+        </w:rPr>
+      </w:pPr>
+      <w:r>
+        <w:rPr>
+          <w:rFonts w:ascii="Times New Roman" w:hAnsi="Times New Roman" w:cs="Times New Roman"/>
+          <w:sz w:val="28"/>
+          <w:szCs w:val="28"/>
+          <w:u w:val="single"/>
         </w:rPr>
         <w:t>Вывод по разделу 1</w:t>
       </w:r>
@@ -6083,67 +7062,76 @@
           <w:sz w:val="28"/>
           <w:szCs w:val="28"/>
         </w:rPr>
-        <w:t>В результате выполнения первого раздела были исследованы пять исходных признаков и выполнено понижение размерности с использованием PCA, SVD и ICA.</w:t>
-      </w:r>
-    </w:p>
-    <w:p>
-      <w:pPr>
-        <w:pStyle w:val="a3"/>
-        <w:ind w:left="0" w:firstLine="709"/>
-        <w:jc w:val="both"/>
-        <w:rPr>
-          <w:rFonts w:ascii="Times New Roman" w:hAnsi="Times New Roman" w:cs="Times New Roman"/>
-          <w:sz w:val="28"/>
-          <w:szCs w:val="28"/>
-        </w:rPr>
-      </w:pPr>
-      <w:r>
-        <w:rPr>
-          <w:rFonts w:ascii="Times New Roman" w:hAnsi="Times New Roman" w:cs="Times New Roman"/>
-          <w:sz w:val="28"/>
-          <w:szCs w:val="28"/>
-        </w:rPr>
-        <w:t>Было установлено, что понижение размерности позволяет перейти от исходного пространства признаков к небольшому количеству компонент, сохраняя основную структуру данных.</w:t>
-      </w:r>
-    </w:p>
-    <w:p>
-      <w:pPr>
-        <w:pStyle w:val="a3"/>
-        <w:ind w:left="0" w:firstLine="709"/>
-        <w:jc w:val="both"/>
-        <w:rPr>
-          <w:rFonts w:ascii="Times New Roman" w:hAnsi="Times New Roman" w:cs="Times New Roman"/>
-          <w:sz w:val="28"/>
-          <w:szCs w:val="28"/>
-        </w:rPr>
-      </w:pPr>
-      <w:r>
-        <w:rPr>
-          <w:rFonts w:ascii="Times New Roman" w:hAnsi="Times New Roman" w:cs="Times New Roman"/>
-          <w:sz w:val="28"/>
-          <w:szCs w:val="28"/>
-        </w:rPr>
-        <w:t>PCA позволяет наиболее наглядно определить долю информации, содержащуюся в каждой компоненте. SVD позволяет исследовать значимость направлений через сингулярные значения. ICA позволяет рассматривать данные с точки зрения независимых скрытых компонент.</w:t>
-      </w:r>
-    </w:p>
-    <w:p>
-      <w:pPr>
-        <w:pStyle w:val="a3"/>
-        <w:ind w:left="0" w:firstLine="709"/>
-        <w:jc w:val="both"/>
-        <w:rPr>
-          <w:rFonts w:ascii="Times New Roman" w:hAnsi="Times New Roman" w:cs="Times New Roman"/>
-          <w:sz w:val="28"/>
-          <w:szCs w:val="28"/>
-        </w:rPr>
-      </w:pPr>
-      <w:r>
-        <w:rPr>
-          <w:rFonts w:ascii="Times New Roman" w:hAnsi="Times New Roman" w:cs="Times New Roman"/>
-          <w:sz w:val="28"/>
-          <w:szCs w:val="28"/>
-        </w:rPr>
-        <w:t>Полученные двумерные проекции позволяют визуально оценить, насколько хорошо структура исходных данных сохраняется после понижения размерности.</w:t>
+        <w:t>Сравнение PCA, SVD и ICA позволяет оценить исходные данные с различных точек зрения. PCA выделяет направления максимальной дисперсии, SVD характеризует структуру матрицы данных через сингулярные значения, а ICA направлен на выделение статистически независимых компонент.</w:t>
+      </w:r>
+    </w:p>
+    <w:p>
+      <w:pPr>
+        <w:pStyle w:val="a3"/>
+        <w:ind w:left="0" w:firstLine="709"/>
+        <w:jc w:val="both"/>
+        <w:rPr>
+          <w:rFonts w:ascii="Times New Roman" w:hAnsi="Times New Roman" w:cs="Times New Roman"/>
+          <w:sz w:val="28"/>
+          <w:szCs w:val="28"/>
+        </w:rPr>
+      </w:pPr>
+      <w:r>
+        <w:rPr>
+          <w:rFonts w:ascii="Times New Roman" w:hAnsi="Times New Roman" w:cs="Times New Roman"/>
+          <w:sz w:val="28"/>
+          <w:szCs w:val="28"/>
+        </w:rPr>
+        <w:t xml:space="preserve">Наиболее значимыми для PCA и SVD обычно являются компоненты, объясняющие основную часть дисперсии. Компоненты с небольшим вкладом </w:t>
+      </w:r>
+      <w:r>
+        <w:rPr>
+          <w:rFonts w:ascii="Times New Roman" w:hAnsi="Times New Roman" w:cs="Times New Roman"/>
+          <w:sz w:val="28"/>
+          <w:szCs w:val="28"/>
+        </w:rPr>
+        <w:lastRenderedPageBreak/>
+        <w:t>могут рассматриваться как второстепенные. При этом наличие шума следует подтверждать дополнительными признаками: отсутствием устойчивой структуры, чувствительностью к изменению выборки или преобладанием случайных колебаний.</w:t>
+      </w:r>
+    </w:p>
+    <w:p>
+      <w:pPr>
+        <w:pStyle w:val="a3"/>
+        <w:ind w:left="0" w:firstLine="709"/>
+        <w:jc w:val="both"/>
+        <w:rPr>
+          <w:rFonts w:ascii="Times New Roman" w:hAnsi="Times New Roman" w:cs="Times New Roman"/>
+          <w:sz w:val="28"/>
+          <w:szCs w:val="28"/>
+        </w:rPr>
+      </w:pPr>
+      <w:r>
+        <w:rPr>
+          <w:rFonts w:ascii="Times New Roman" w:hAnsi="Times New Roman" w:cs="Times New Roman"/>
+          <w:sz w:val="28"/>
+          <w:szCs w:val="28"/>
+        </w:rPr>
+        <w:t>Для ICA значимость необходимо определять с учётом используемого критерия, поскольку напрямую сравнивать его компоненты по доле объяснённой дисперсии с компонентами PCA некорректно.</w:t>
+      </w:r>
+    </w:p>
+    <w:p>
+      <w:pPr>
+        <w:pStyle w:val="a3"/>
+        <w:ind w:left="0" w:firstLine="709"/>
+        <w:jc w:val="both"/>
+        <w:rPr>
+          <w:rFonts w:ascii="Times New Roman" w:hAnsi="Times New Roman" w:cs="Times New Roman"/>
+          <w:sz w:val="28"/>
+          <w:szCs w:val="28"/>
+        </w:rPr>
+      </w:pPr>
+      <w:r>
+        <w:rPr>
+          <w:rFonts w:ascii="Times New Roman" w:hAnsi="Times New Roman" w:cs="Times New Roman"/>
+          <w:sz w:val="28"/>
+          <w:szCs w:val="28"/>
+        </w:rPr>
+        <w:t>По итогам сравнения следует указать, какой метод лучше подходит для сжатия данных, какие компоненты можно исключить без существенной потери информации и имеются ли основания предполагать наличие шумовых составляющих.</w:t>
       </w:r>
     </w:p>
     <w:p>
@@ -6165,6 +7153,7 @@
           <w:ilvl w:val="0"/>
           <w:numId w:val="2"/>
         </w:numPr>
+        <w:ind w:left="0" w:firstLine="709"/>
         <w:jc w:val="both"/>
         <w:rPr>
           <w:rFonts w:ascii="Times New Roman" w:hAnsi="Times New Roman" w:cs="Times New Roman"/>
@@ -6699,6 +7688,7 @@
           <w:szCs w:val="28"/>
           <w:lang w:val="en-US"/>
         </w:rPr>
+        <w:lastRenderedPageBreak/>
         <w:t>Gaussian Mixture;</w:t>
       </w:r>
     </w:p>
@@ -7022,271 +8012,271 @@
           <w:sz w:val="28"/>
           <w:szCs w:val="28"/>
         </w:rPr>
+        <w:t>Основное преимущество K-Means — простота и высокая скорость.</w:t>
+      </w:r>
+    </w:p>
+    <w:p>
+      <w:pPr>
+        <w:pStyle w:val="a3"/>
+        <w:ind w:left="0" w:firstLine="709"/>
+        <w:jc w:val="both"/>
+        <w:rPr>
+          <w:rFonts w:ascii="Times New Roman" w:hAnsi="Times New Roman" w:cs="Times New Roman"/>
+          <w:sz w:val="28"/>
+          <w:szCs w:val="28"/>
+        </w:rPr>
+      </w:pPr>
+      <w:r>
+        <w:rPr>
+          <w:rFonts w:ascii="Times New Roman" w:hAnsi="Times New Roman" w:cs="Times New Roman"/>
+          <w:sz w:val="28"/>
+          <w:szCs w:val="28"/>
+        </w:rPr>
+        <w:t>Однако алгоритм хорошо работает преимущественно для компактных кластеров приблизительно сферической формы. Он плохо подходит для кластеров сложной формы, например в виде дуг или колец.</w:t>
+      </w:r>
+    </w:p>
+    <w:p>
+      <w:pPr>
+        <w:pStyle w:val="a3"/>
+        <w:ind w:left="0" w:firstLine="709"/>
+        <w:jc w:val="both"/>
+        <w:rPr>
+          <w:rFonts w:ascii="Times New Roman" w:hAnsi="Times New Roman" w:cs="Times New Roman"/>
+          <w:sz w:val="28"/>
+          <w:szCs w:val="28"/>
+        </w:rPr>
+      </w:pPr>
+    </w:p>
+    <w:p>
+      <w:pPr>
+        <w:pStyle w:val="a3"/>
+        <w:ind w:left="0" w:firstLine="709"/>
+        <w:jc w:val="both"/>
+        <w:rPr>
+          <w:rFonts w:ascii="Times New Roman" w:hAnsi="Times New Roman" w:cs="Times New Roman"/>
+          <w:sz w:val="28"/>
+          <w:szCs w:val="28"/>
+          <w:u w:val="single"/>
+        </w:rPr>
+      </w:pPr>
+      <w:r>
+        <w:rPr>
+          <w:rFonts w:ascii="Times New Roman" w:hAnsi="Times New Roman" w:cs="Times New Roman"/>
+          <w:sz w:val="28"/>
+          <w:szCs w:val="28"/>
+          <w:u w:val="single"/>
+        </w:rPr>
+        <w:t>Affinity Propagation</w:t>
+      </w:r>
+    </w:p>
+    <w:p>
+      <w:pPr>
+        <w:pStyle w:val="a3"/>
+        <w:ind w:left="0" w:firstLine="709"/>
+        <w:jc w:val="both"/>
+        <w:rPr>
+          <w:rFonts w:ascii="Times New Roman" w:hAnsi="Times New Roman" w:cs="Times New Roman"/>
+          <w:sz w:val="28"/>
+          <w:szCs w:val="28"/>
+        </w:rPr>
+      </w:pPr>
+    </w:p>
+    <w:p>
+      <w:pPr>
+        <w:pStyle w:val="a3"/>
+        <w:ind w:left="0" w:firstLine="709"/>
+        <w:jc w:val="both"/>
+        <w:rPr>
+          <w:rFonts w:ascii="Times New Roman" w:hAnsi="Times New Roman" w:cs="Times New Roman"/>
+          <w:sz w:val="28"/>
+          <w:szCs w:val="28"/>
+        </w:rPr>
+      </w:pPr>
+      <w:r>
+        <w:rPr>
+          <w:rFonts w:ascii="Times New Roman" w:hAnsi="Times New Roman" w:cs="Times New Roman"/>
+          <w:sz w:val="28"/>
+          <w:szCs w:val="28"/>
+        </w:rPr>
+        <w:t>Affinity Propagation — алгоритм, который не требует заранее задавать количество кластеров.</w:t>
+      </w:r>
+    </w:p>
+    <w:p>
+      <w:pPr>
+        <w:pStyle w:val="a3"/>
+        <w:ind w:left="0" w:firstLine="709"/>
+        <w:jc w:val="both"/>
+        <w:rPr>
+          <w:rFonts w:ascii="Times New Roman" w:hAnsi="Times New Roman" w:cs="Times New Roman"/>
+          <w:sz w:val="28"/>
+          <w:szCs w:val="28"/>
+        </w:rPr>
+      </w:pPr>
+      <w:r>
+        <w:rPr>
+          <w:rFonts w:ascii="Times New Roman" w:hAnsi="Times New Roman" w:cs="Times New Roman"/>
+          <w:sz w:val="28"/>
+          <w:szCs w:val="28"/>
+        </w:rPr>
+        <w:t>Он рассматривает объекты как вершины графа и обменивается между ними специальными сообщениями, определяющими, какие объекты могут выступать представителями кластеров.</w:t>
+      </w:r>
+    </w:p>
+    <w:p>
+      <w:pPr>
+        <w:pStyle w:val="a3"/>
+        <w:ind w:left="0" w:firstLine="709"/>
+        <w:jc w:val="both"/>
+        <w:rPr>
+          <w:rFonts w:ascii="Times New Roman" w:hAnsi="Times New Roman" w:cs="Times New Roman"/>
+          <w:sz w:val="28"/>
+          <w:szCs w:val="28"/>
+        </w:rPr>
+      </w:pPr>
+      <w:r>
+        <w:rPr>
+          <w:rFonts w:ascii="Times New Roman" w:hAnsi="Times New Roman" w:cs="Times New Roman"/>
+          <w:sz w:val="28"/>
+          <w:szCs w:val="28"/>
+        </w:rPr>
+        <w:t>В результате автоматически выбираются так называемые exemplars — наиболее характерные представители кластеров.</w:t>
+      </w:r>
+    </w:p>
+    <w:p>
+      <w:pPr>
+        <w:pStyle w:val="a3"/>
+        <w:ind w:left="0" w:firstLine="709"/>
+        <w:jc w:val="both"/>
+        <w:rPr>
+          <w:rFonts w:ascii="Times New Roman" w:hAnsi="Times New Roman" w:cs="Times New Roman"/>
+          <w:sz w:val="28"/>
+          <w:szCs w:val="28"/>
+        </w:rPr>
+      </w:pPr>
+    </w:p>
+    <w:p>
+      <w:pPr>
+        <w:pStyle w:val="a3"/>
+        <w:ind w:left="0" w:firstLine="709"/>
+        <w:jc w:val="both"/>
+        <w:rPr>
+          <w:rFonts w:ascii="Times New Roman" w:hAnsi="Times New Roman" w:cs="Times New Roman"/>
+          <w:sz w:val="28"/>
+          <w:szCs w:val="28"/>
+        </w:rPr>
+      </w:pPr>
+      <w:r>
+        <w:rPr>
+          <w:rFonts w:ascii="Times New Roman" w:hAnsi="Times New Roman" w:cs="Times New Roman"/>
+          <w:sz w:val="28"/>
+          <w:szCs w:val="28"/>
+        </w:rPr>
+        <w:t>Преимущество метода заключается в отсутствии необходимости заранее задавать число кластеров.</w:t>
+      </w:r>
+    </w:p>
+    <w:p>
+      <w:pPr>
+        <w:pStyle w:val="a3"/>
+        <w:ind w:left="0" w:firstLine="709"/>
+        <w:jc w:val="both"/>
+        <w:rPr>
+          <w:rFonts w:ascii="Times New Roman" w:hAnsi="Times New Roman" w:cs="Times New Roman"/>
+          <w:sz w:val="28"/>
+          <w:szCs w:val="28"/>
+        </w:rPr>
+      </w:pPr>
+      <w:r>
+        <w:rPr>
+          <w:rFonts w:ascii="Times New Roman" w:hAnsi="Times New Roman" w:cs="Times New Roman"/>
+          <w:sz w:val="28"/>
+          <w:szCs w:val="28"/>
+        </w:rPr>
+        <w:t>Недостатком является чувствительность к параметрам и вычислительная сложность.</w:t>
+      </w:r>
+    </w:p>
+    <w:p>
+      <w:pPr>
+        <w:pStyle w:val="a3"/>
+        <w:ind w:left="0" w:firstLine="709"/>
+        <w:jc w:val="both"/>
+        <w:rPr>
+          <w:rFonts w:ascii="Times New Roman" w:hAnsi="Times New Roman" w:cs="Times New Roman"/>
+          <w:sz w:val="28"/>
+          <w:szCs w:val="28"/>
+        </w:rPr>
+      </w:pPr>
+    </w:p>
+    <w:p>
+      <w:pPr>
+        <w:pStyle w:val="a3"/>
+        <w:ind w:left="0" w:firstLine="709"/>
+        <w:jc w:val="both"/>
+        <w:rPr>
+          <w:rFonts w:ascii="Times New Roman" w:hAnsi="Times New Roman" w:cs="Times New Roman"/>
+          <w:sz w:val="28"/>
+          <w:szCs w:val="28"/>
+          <w:u w:val="single"/>
+        </w:rPr>
+      </w:pPr>
+      <w:r>
+        <w:rPr>
+          <w:rFonts w:ascii="Times New Roman" w:hAnsi="Times New Roman" w:cs="Times New Roman"/>
+          <w:sz w:val="28"/>
+          <w:szCs w:val="28"/>
+          <w:u w:val="single"/>
+        </w:rPr>
+        <w:t>Mean Shift</w:t>
+      </w:r>
+    </w:p>
+    <w:p>
+      <w:pPr>
+        <w:pStyle w:val="a3"/>
+        <w:ind w:left="0" w:firstLine="709"/>
+        <w:jc w:val="both"/>
+        <w:rPr>
+          <w:rFonts w:ascii="Times New Roman" w:hAnsi="Times New Roman" w:cs="Times New Roman"/>
+          <w:sz w:val="28"/>
+          <w:szCs w:val="28"/>
+        </w:rPr>
+      </w:pPr>
+    </w:p>
+    <w:p>
+      <w:pPr>
+        <w:pStyle w:val="a3"/>
+        <w:ind w:left="0" w:firstLine="709"/>
+        <w:jc w:val="both"/>
+        <w:rPr>
+          <w:rFonts w:ascii="Times New Roman" w:hAnsi="Times New Roman" w:cs="Times New Roman"/>
+          <w:sz w:val="28"/>
+          <w:szCs w:val="28"/>
+        </w:rPr>
+      </w:pPr>
+      <w:r>
+        <w:rPr>
+          <w:rFonts w:ascii="Times New Roman" w:hAnsi="Times New Roman" w:cs="Times New Roman"/>
+          <w:sz w:val="28"/>
+          <w:szCs w:val="28"/>
+        </w:rPr>
+        <w:t>Mean Shift — алгоритм поиска областей высокой плотности.</w:t>
+      </w:r>
+    </w:p>
+    <w:p>
+      <w:pPr>
+        <w:pStyle w:val="a3"/>
+        <w:ind w:left="0" w:firstLine="709"/>
+        <w:jc w:val="both"/>
+        <w:rPr>
+          <w:rFonts w:ascii="Times New Roman" w:hAnsi="Times New Roman" w:cs="Times New Roman"/>
+          <w:sz w:val="28"/>
+          <w:szCs w:val="28"/>
+        </w:rPr>
+      </w:pPr>
+      <w:r>
+        <w:rPr>
+          <w:rFonts w:ascii="Times New Roman" w:hAnsi="Times New Roman" w:cs="Times New Roman"/>
+          <w:sz w:val="28"/>
+          <w:szCs w:val="28"/>
+        </w:rPr>
         <w:lastRenderedPageBreak/>
-        <w:t>Основное преимущество K-Means — простота и высокая скорость.</w:t>
-      </w:r>
-    </w:p>
-    <w:p>
-      <w:pPr>
-        <w:pStyle w:val="a3"/>
-        <w:ind w:left="0" w:firstLine="709"/>
-        <w:jc w:val="both"/>
-        <w:rPr>
-          <w:rFonts w:ascii="Times New Roman" w:hAnsi="Times New Roman" w:cs="Times New Roman"/>
-          <w:sz w:val="28"/>
-          <w:szCs w:val="28"/>
-        </w:rPr>
-      </w:pPr>
-      <w:r>
-        <w:rPr>
-          <w:rFonts w:ascii="Times New Roman" w:hAnsi="Times New Roman" w:cs="Times New Roman"/>
-          <w:sz w:val="28"/>
-          <w:szCs w:val="28"/>
-        </w:rPr>
-        <w:t>Однако алгоритм хорошо работает преимущественно для компактных кластеров приблизительно сферической формы. Он плохо подходит для кластеров сложной формы, например в виде дуг или колец.</w:t>
-      </w:r>
-    </w:p>
-    <w:p>
-      <w:pPr>
-        <w:pStyle w:val="a3"/>
-        <w:ind w:left="0" w:firstLine="709"/>
-        <w:jc w:val="both"/>
-        <w:rPr>
-          <w:rFonts w:ascii="Times New Roman" w:hAnsi="Times New Roman" w:cs="Times New Roman"/>
-          <w:sz w:val="28"/>
-          <w:szCs w:val="28"/>
-        </w:rPr>
-      </w:pPr>
-    </w:p>
-    <w:p>
-      <w:pPr>
-        <w:pStyle w:val="a3"/>
-        <w:ind w:left="0" w:firstLine="709"/>
-        <w:jc w:val="both"/>
-        <w:rPr>
-          <w:rFonts w:ascii="Times New Roman" w:hAnsi="Times New Roman" w:cs="Times New Roman"/>
-          <w:sz w:val="28"/>
-          <w:szCs w:val="28"/>
-          <w:u w:val="single"/>
-        </w:rPr>
-      </w:pPr>
-      <w:r>
-        <w:rPr>
-          <w:rFonts w:ascii="Times New Roman" w:hAnsi="Times New Roman" w:cs="Times New Roman"/>
-          <w:sz w:val="28"/>
-          <w:szCs w:val="28"/>
-          <w:u w:val="single"/>
-        </w:rPr>
-        <w:t>Affinity Propagation</w:t>
-      </w:r>
-    </w:p>
-    <w:p>
-      <w:pPr>
-        <w:pStyle w:val="a3"/>
-        <w:ind w:left="0" w:firstLine="709"/>
-        <w:jc w:val="both"/>
-        <w:rPr>
-          <w:rFonts w:ascii="Times New Roman" w:hAnsi="Times New Roman" w:cs="Times New Roman"/>
-          <w:sz w:val="28"/>
-          <w:szCs w:val="28"/>
-        </w:rPr>
-      </w:pPr>
-    </w:p>
-    <w:p>
-      <w:pPr>
-        <w:pStyle w:val="a3"/>
-        <w:ind w:left="0" w:firstLine="709"/>
-        <w:jc w:val="both"/>
-        <w:rPr>
-          <w:rFonts w:ascii="Times New Roman" w:hAnsi="Times New Roman" w:cs="Times New Roman"/>
-          <w:sz w:val="28"/>
-          <w:szCs w:val="28"/>
-        </w:rPr>
-      </w:pPr>
-      <w:r>
-        <w:rPr>
-          <w:rFonts w:ascii="Times New Roman" w:hAnsi="Times New Roman" w:cs="Times New Roman"/>
-          <w:sz w:val="28"/>
-          <w:szCs w:val="28"/>
-        </w:rPr>
-        <w:t>Affinity Propagation — алгоритм, который не требует заранее задавать количество кластеров.</w:t>
-      </w:r>
-    </w:p>
-    <w:p>
-      <w:pPr>
-        <w:pStyle w:val="a3"/>
-        <w:ind w:left="0" w:firstLine="709"/>
-        <w:jc w:val="both"/>
-        <w:rPr>
-          <w:rFonts w:ascii="Times New Roman" w:hAnsi="Times New Roman" w:cs="Times New Roman"/>
-          <w:sz w:val="28"/>
-          <w:szCs w:val="28"/>
-        </w:rPr>
-      </w:pPr>
-      <w:r>
-        <w:rPr>
-          <w:rFonts w:ascii="Times New Roman" w:hAnsi="Times New Roman" w:cs="Times New Roman"/>
-          <w:sz w:val="28"/>
-          <w:szCs w:val="28"/>
-        </w:rPr>
-        <w:t>Он рассматривает объекты как вершины графа и обменивается между ними специальными сообщениями, определяющими, какие объекты могут выступать представителями кластеров.</w:t>
-      </w:r>
-    </w:p>
-    <w:p>
-      <w:pPr>
-        <w:pStyle w:val="a3"/>
-        <w:ind w:left="0" w:firstLine="709"/>
-        <w:jc w:val="both"/>
-        <w:rPr>
-          <w:rFonts w:ascii="Times New Roman" w:hAnsi="Times New Roman" w:cs="Times New Roman"/>
-          <w:sz w:val="28"/>
-          <w:szCs w:val="28"/>
-        </w:rPr>
-      </w:pPr>
-      <w:r>
-        <w:rPr>
-          <w:rFonts w:ascii="Times New Roman" w:hAnsi="Times New Roman" w:cs="Times New Roman"/>
-          <w:sz w:val="28"/>
-          <w:szCs w:val="28"/>
-        </w:rPr>
-        <w:t>В результате автоматически выбираются так называемые exemplars — наиболее характерные представители кластеров.</w:t>
-      </w:r>
-    </w:p>
-    <w:p>
-      <w:pPr>
-        <w:pStyle w:val="a3"/>
-        <w:ind w:left="0" w:firstLine="709"/>
-        <w:jc w:val="both"/>
-        <w:rPr>
-          <w:rFonts w:ascii="Times New Roman" w:hAnsi="Times New Roman" w:cs="Times New Roman"/>
-          <w:sz w:val="28"/>
-          <w:szCs w:val="28"/>
-        </w:rPr>
-      </w:pPr>
-    </w:p>
-    <w:p>
-      <w:pPr>
-        <w:pStyle w:val="a3"/>
-        <w:ind w:left="0" w:firstLine="709"/>
-        <w:jc w:val="both"/>
-        <w:rPr>
-          <w:rFonts w:ascii="Times New Roman" w:hAnsi="Times New Roman" w:cs="Times New Roman"/>
-          <w:sz w:val="28"/>
-          <w:szCs w:val="28"/>
-        </w:rPr>
-      </w:pPr>
-      <w:r>
-        <w:rPr>
-          <w:rFonts w:ascii="Times New Roman" w:hAnsi="Times New Roman" w:cs="Times New Roman"/>
-          <w:sz w:val="28"/>
-          <w:szCs w:val="28"/>
-        </w:rPr>
-        <w:t>Преимущество метода заключается в отсутствии необходимости заранее задавать число кластеров.</w:t>
-      </w:r>
-    </w:p>
-    <w:p>
-      <w:pPr>
-        <w:pStyle w:val="a3"/>
-        <w:ind w:left="0" w:firstLine="709"/>
-        <w:jc w:val="both"/>
-        <w:rPr>
-          <w:rFonts w:ascii="Times New Roman" w:hAnsi="Times New Roman" w:cs="Times New Roman"/>
-          <w:sz w:val="28"/>
-          <w:szCs w:val="28"/>
-        </w:rPr>
-      </w:pPr>
-      <w:r>
-        <w:rPr>
-          <w:rFonts w:ascii="Times New Roman" w:hAnsi="Times New Roman" w:cs="Times New Roman"/>
-          <w:sz w:val="28"/>
-          <w:szCs w:val="28"/>
-        </w:rPr>
-        <w:t>Недостатком является чувствительность к параметрам и вычислительная сложность.</w:t>
-      </w:r>
-    </w:p>
-    <w:p>
-      <w:pPr>
-        <w:pStyle w:val="a3"/>
-        <w:ind w:left="0" w:firstLine="709"/>
-        <w:jc w:val="both"/>
-        <w:rPr>
-          <w:rFonts w:ascii="Times New Roman" w:hAnsi="Times New Roman" w:cs="Times New Roman"/>
-          <w:sz w:val="28"/>
-          <w:szCs w:val="28"/>
-        </w:rPr>
-      </w:pPr>
-    </w:p>
-    <w:p>
-      <w:pPr>
-        <w:pStyle w:val="a3"/>
-        <w:ind w:left="0" w:firstLine="709"/>
-        <w:jc w:val="both"/>
-        <w:rPr>
-          <w:rFonts w:ascii="Times New Roman" w:hAnsi="Times New Roman" w:cs="Times New Roman"/>
-          <w:sz w:val="28"/>
-          <w:szCs w:val="28"/>
-          <w:u w:val="single"/>
-        </w:rPr>
-      </w:pPr>
-      <w:r>
-        <w:rPr>
-          <w:rFonts w:ascii="Times New Roman" w:hAnsi="Times New Roman" w:cs="Times New Roman"/>
-          <w:sz w:val="28"/>
-          <w:szCs w:val="28"/>
-          <w:u w:val="single"/>
-        </w:rPr>
-        <w:t>Mean Shift</w:t>
-      </w:r>
-    </w:p>
-    <w:p>
-      <w:pPr>
-        <w:pStyle w:val="a3"/>
-        <w:ind w:left="0" w:firstLine="709"/>
-        <w:jc w:val="both"/>
-        <w:rPr>
-          <w:rFonts w:ascii="Times New Roman" w:hAnsi="Times New Roman" w:cs="Times New Roman"/>
-          <w:sz w:val="28"/>
-          <w:szCs w:val="28"/>
-        </w:rPr>
-      </w:pPr>
-    </w:p>
-    <w:p>
-      <w:pPr>
-        <w:pStyle w:val="a3"/>
-        <w:ind w:left="0" w:firstLine="709"/>
-        <w:jc w:val="both"/>
-        <w:rPr>
-          <w:rFonts w:ascii="Times New Roman" w:hAnsi="Times New Roman" w:cs="Times New Roman"/>
-          <w:sz w:val="28"/>
-          <w:szCs w:val="28"/>
-        </w:rPr>
-      </w:pPr>
-      <w:r>
-        <w:rPr>
-          <w:rFonts w:ascii="Times New Roman" w:hAnsi="Times New Roman" w:cs="Times New Roman"/>
-          <w:sz w:val="28"/>
-          <w:szCs w:val="28"/>
-        </w:rPr>
-        <w:t>Mean Shift — алгоритм поиска областей высокой плотности.</w:t>
-      </w:r>
-    </w:p>
-    <w:p>
-      <w:pPr>
-        <w:pStyle w:val="a3"/>
-        <w:ind w:left="0" w:firstLine="709"/>
-        <w:jc w:val="both"/>
-        <w:rPr>
-          <w:rFonts w:ascii="Times New Roman" w:hAnsi="Times New Roman" w:cs="Times New Roman"/>
-          <w:sz w:val="28"/>
-          <w:szCs w:val="28"/>
-        </w:rPr>
-      </w:pPr>
-      <w:r>
-        <w:rPr>
-          <w:rFonts w:ascii="Times New Roman" w:hAnsi="Times New Roman" w:cs="Times New Roman"/>
-          <w:sz w:val="28"/>
-          <w:szCs w:val="28"/>
-        </w:rPr>
         <w:t>Для каждой точки рассматривается окрестность определённого размера. Затем точка постепенно перемещается в сторону локального максимума плотности.</w:t>
       </w:r>
     </w:p>
@@ -7512,7 +8502,6 @@
           <w:sz w:val="28"/>
           <w:szCs w:val="28"/>
         </w:rPr>
-        <w:lastRenderedPageBreak/>
         <w:t>Спектральная кластеризация может работать с нелинейными структурами и поэтому способна находить кластеры, которые плохо разделяются обычным K-Means.</w:t>
       </w:r>
     </w:p>
@@ -7841,6 +8830,7 @@
           <w:sz w:val="28"/>
           <w:szCs w:val="28"/>
         </w:rPr>
+        <w:lastRenderedPageBreak/>
         <w:t>Различие заключается в способе определения расстояния между кластерами.</w:t>
       </w:r>
     </w:p>
@@ -8078,7 +9068,6 @@
           <w:sz w:val="28"/>
           <w:szCs w:val="28"/>
         </w:rPr>
-        <w:lastRenderedPageBreak/>
         <w:t>DBSCAN выделяет:</w:t>
       </w:r>
     </w:p>
@@ -8425,6 +9414,7 @@
           <w:sz w:val="28"/>
           <w:szCs w:val="28"/>
         </w:rPr>
+        <w:lastRenderedPageBreak/>
         <w:t>Алгоритм также относится к методам кластеризации на основе плотности.</w:t>
       </w:r>
     </w:p>
@@ -8971,6 +9961,7 @@
           <w:sz w:val="28"/>
           <w:szCs w:val="28"/>
         </w:rPr>
+        <w:lastRenderedPageBreak/>
         <w:t>Полученный процесс повторяется до достижения требуемого количества кластеров.</w:t>
       </w:r>
     </w:p>
@@ -9000,6 +9991,68 @@
           <w:szCs w:val="28"/>
         </w:rPr>
         <w:t>.</w:t>
+      </w:r>
+    </w:p>
+    <w:p>
+      <w:pPr>
+        <w:pStyle w:val="a3"/>
+        <w:ind w:left="0" w:firstLine="709"/>
+        <w:jc w:val="both"/>
+        <w:rPr>
+          <w:rFonts w:ascii="Times New Roman" w:hAnsi="Times New Roman" w:cs="Times New Roman"/>
+          <w:sz w:val="28"/>
+          <w:szCs w:val="28"/>
+          <w:u w:val="single"/>
+        </w:rPr>
+      </w:pPr>
+      <w:r>
+        <w:rPr>
+          <w:rFonts w:ascii="Times New Roman" w:hAnsi="Times New Roman" w:cs="Times New Roman"/>
+          <w:sz w:val="28"/>
+          <w:szCs w:val="28"/>
+          <w:u w:val="single"/>
+        </w:rPr>
+        <w:t>Вывод по заданию 2.1. Анализ алгоритмов кластеризации</w:t>
+      </w:r>
+    </w:p>
+    <w:p>
+      <w:pPr>
+        <w:pStyle w:val="a3"/>
+        <w:ind w:left="0" w:firstLine="709"/>
+        <w:jc w:val="both"/>
+        <w:rPr>
+          <w:rFonts w:ascii="Times New Roman" w:hAnsi="Times New Roman" w:cs="Times New Roman"/>
+          <w:sz w:val="28"/>
+          <w:szCs w:val="28"/>
+        </w:rPr>
+      </w:pPr>
+      <w:r>
+        <w:rPr>
+          <w:rFonts w:ascii="Times New Roman" w:hAnsi="Times New Roman" w:cs="Times New Roman"/>
+          <w:sz w:val="28"/>
+          <w:szCs w:val="28"/>
+        </w:rPr>
+        <w:t>В ходе выполнения задания были рассмотрены алгоритмы кластеризации, отличающиеся принципами формирования групп объектов. Одни методы ориентированы на разделение данных на заданное количество кластеров, другие используют плотность распределения, графовые связи или иерархическую структуру данных.</w:t>
+      </w:r>
+    </w:p>
+    <w:p>
+      <w:pPr>
+        <w:pStyle w:val="a3"/>
+        <w:ind w:left="0" w:firstLine="709"/>
+        <w:jc w:val="both"/>
+        <w:rPr>
+          <w:rFonts w:ascii="Times New Roman" w:hAnsi="Times New Roman" w:cs="Times New Roman"/>
+          <w:sz w:val="28"/>
+          <w:szCs w:val="28"/>
+        </w:rPr>
+      </w:pPr>
+      <w:r>
+        <w:rPr>
+          <w:rFonts w:ascii="Times New Roman" w:hAnsi="Times New Roman" w:cs="Times New Roman"/>
+          <w:sz w:val="28"/>
+          <w:szCs w:val="28"/>
+        </w:rPr>
+        <w:t>Анализ особенностей алгоритмов позволяет определить, какие из них подходят для обнаружения кластеров различной формы и плотности. При выборе метода необходимо учитывать геометрию распределения объектов, наличие выбросов, масштаб признаков и чувствительность алгоритма к настройкам. Это позволяет обосновать выбор методов, наиболее подходящих для исследуемого набора данных.</w:t>
       </w:r>
     </w:p>
     <w:p>
@@ -9318,6 +10371,10 @@
         </w:rPr>
       </w:pPr>
       <w:r>
+        <w:rPr>
+          <w:noProof/>
+        </w:rPr>
+        <w:lastRenderedPageBreak/>
         <w:drawing>
           <wp:inline distT="0" distB="0" distL="0" distR="0" wp14:anchorId="48318BB8" wp14:editId="267BA650">
             <wp:extent cx="5845461" cy="4221480"/>
@@ -9572,6 +10629,77 @@
           <w:rFonts w:ascii="Times New Roman" w:hAnsi="Times New Roman" w:cs="Times New Roman"/>
           <w:sz w:val="28"/>
           <w:szCs w:val="28"/>
+          <w:u w:val="single"/>
+        </w:rPr>
+      </w:pPr>
+      <w:r>
+        <w:rPr>
+          <w:rFonts w:ascii="Times New Roman" w:hAnsi="Times New Roman" w:cs="Times New Roman"/>
+          <w:sz w:val="28"/>
+          <w:szCs w:val="28"/>
+          <w:u w:val="single"/>
+        </w:rPr>
+        <w:t>Вывод по заданию 2.2. Визуальное сравнение алгоритмов</w:t>
+      </w:r>
+    </w:p>
+    <w:p>
+      <w:pPr>
+        <w:pStyle w:val="a3"/>
+        <w:ind w:left="0" w:firstLine="709"/>
+        <w:jc w:val="both"/>
+        <w:rPr>
+          <w:rFonts w:ascii="Times New Roman" w:hAnsi="Times New Roman" w:cs="Times New Roman"/>
+          <w:sz w:val="28"/>
+          <w:szCs w:val="28"/>
+        </w:rPr>
+      </w:pPr>
+      <w:r>
+        <w:rPr>
+          <w:rFonts w:ascii="Times New Roman" w:hAnsi="Times New Roman" w:cs="Times New Roman"/>
+          <w:sz w:val="28"/>
+          <w:szCs w:val="28"/>
+        </w:rPr>
+        <w:t>Построение общих графиков результатов кластеризации позволило сравнить работу различных алгоритмов на одном наборе данных. Визуализация показывает, насколько хорошо методы разделяют объекты на группы, сохраняют форму кластеров и определяют принадлежность наблюдений к отдельным областям пространства признаков.</w:t>
+      </w:r>
+    </w:p>
+    <w:p>
+      <w:pPr>
+        <w:pStyle w:val="a3"/>
+        <w:ind w:left="0" w:firstLine="709"/>
+        <w:jc w:val="both"/>
+        <w:rPr>
+          <w:rFonts w:ascii="Times New Roman" w:hAnsi="Times New Roman" w:cs="Times New Roman"/>
+          <w:sz w:val="28"/>
+          <w:szCs w:val="28"/>
+        </w:rPr>
+      </w:pPr>
+      <w:r>
+        <w:rPr>
+          <w:rFonts w:ascii="Times New Roman" w:hAnsi="Times New Roman" w:cs="Times New Roman"/>
+          <w:sz w:val="28"/>
+          <w:szCs w:val="28"/>
+        </w:rPr>
+        <w:t xml:space="preserve">Сравнение результатов демонстрирует, что качество кластеризации зависит от особенностей распределения данных и используемого алгоритма. </w:t>
+      </w:r>
+      <w:r>
+        <w:rPr>
+          <w:rFonts w:ascii="Times New Roman" w:hAnsi="Times New Roman" w:cs="Times New Roman"/>
+          <w:sz w:val="28"/>
+          <w:szCs w:val="28"/>
+        </w:rPr>
+        <w:lastRenderedPageBreak/>
+        <w:t>Некоторые методы могут объединять близко расположенные группы, разделять единый кластер на несколько частей или некорректно обрабатывать кластеры сложной формы. Поэтому визуальная оценка является важным этапом предварительного выбора алгоритма.</w:t>
+      </w:r>
+    </w:p>
+    <w:p>
+      <w:pPr>
+        <w:pStyle w:val="a3"/>
+        <w:ind w:left="0" w:firstLine="709"/>
+        <w:jc w:val="both"/>
+        <w:rPr>
+          <w:rFonts w:ascii="Times New Roman" w:hAnsi="Times New Roman" w:cs="Times New Roman"/>
+          <w:sz w:val="28"/>
+          <w:szCs w:val="28"/>
         </w:rPr>
       </w:pPr>
     </w:p>
@@ -9595,27 +10723,7 @@
           <w:sz w:val="28"/>
           <w:szCs w:val="28"/>
         </w:rPr>
-        <w:t xml:space="preserve">Задание </w:t>
-      </w:r>
-      <w:r>
-        <w:rPr>
-          <w:rFonts w:ascii="Times New Roman" w:hAnsi="Times New Roman" w:cs="Times New Roman"/>
-          <w:b/>
-          <w:bCs/>
-          <w:sz w:val="28"/>
-          <w:szCs w:val="28"/>
-        </w:rPr>
-        <w:t>2.3</w:t>
-      </w:r>
-      <w:r>
-        <w:rPr>
-          <w:rFonts w:ascii="Times New Roman" w:hAnsi="Times New Roman" w:cs="Times New Roman"/>
-          <w:b/>
-          <w:bCs/>
-          <w:sz w:val="28"/>
-          <w:szCs w:val="28"/>
-        </w:rPr>
-        <w:t xml:space="preserve">. </w:t>
+        <w:t xml:space="preserve">Задание 2.3. </w:t>
       </w:r>
       <w:r>
         <w:rPr>
@@ -10003,6 +11111,9 @@
         </w:rPr>
       </w:pPr>
       <w:r>
+        <w:rPr>
+          <w:noProof/>
+        </w:rPr>
         <w:lastRenderedPageBreak/>
         <w:drawing>
           <wp:inline distT="0" distB="0" distL="0" distR="0" wp14:anchorId="09A07623" wp14:editId="0C67A2E0">
@@ -10218,6 +11329,7 @@
       <w:r>
         <w:rPr>
           <w:rFonts w:ascii="Times New Roman" w:hAnsi="Times New Roman" w:cs="Times New Roman"/>
+          <w:noProof/>
           <w:sz w:val="28"/>
           <w:szCs w:val="28"/>
         </w:rPr>
@@ -10368,6 +11480,9 @@
         </w:rPr>
       </w:pPr>
       <w:r>
+        <w:rPr>
+          <w:noProof/>
+        </w:rPr>
         <w:drawing>
           <wp:inline distT="0" distB="0" distL="0" distR="0" wp14:anchorId="0F89CF18" wp14:editId="78ED5D4A">
             <wp:extent cx="5353685" cy="4163914"/>
@@ -10420,6 +11535,66 @@
     </w:p>
     <w:p>
       <w:pPr>
+        <w:ind w:firstLine="708"/>
+        <w:jc w:val="both"/>
+        <w:rPr>
+          <w:rFonts w:ascii="Times New Roman" w:hAnsi="Times New Roman" w:cs="Times New Roman"/>
+          <w:sz w:val="28"/>
+          <w:szCs w:val="28"/>
+          <w:u w:val="single"/>
+        </w:rPr>
+      </w:pPr>
+      <w:r>
+        <w:rPr>
+          <w:rFonts w:ascii="Times New Roman" w:hAnsi="Times New Roman" w:cs="Times New Roman"/>
+          <w:sz w:val="28"/>
+          <w:szCs w:val="28"/>
+          <w:u w:val="single"/>
+        </w:rPr>
+        <w:lastRenderedPageBreak/>
+        <w:t>Вывод по заданию 2.3. Подбор параметров алгоритмов</w:t>
+      </w:r>
+    </w:p>
+    <w:p>
+      <w:pPr>
+        <w:ind w:firstLine="708"/>
+        <w:jc w:val="both"/>
+        <w:rPr>
+          <w:rFonts w:ascii="Times New Roman" w:hAnsi="Times New Roman" w:cs="Times New Roman"/>
+          <w:sz w:val="28"/>
+          <w:szCs w:val="28"/>
+        </w:rPr>
+      </w:pPr>
+      <w:r>
+        <w:rPr>
+          <w:rFonts w:ascii="Times New Roman" w:hAnsi="Times New Roman" w:cs="Times New Roman"/>
+          <w:sz w:val="28"/>
+          <w:szCs w:val="28"/>
+        </w:rPr>
+        <w:t>В ходе задания было исследовано влияние параметров алгоритмов на результаты кластеризации. Изменение настроек позволяет регулировать количество формируемых кластеров, требования к плотности объектов и условия объединения наблюдений в группы.</w:t>
+      </w:r>
+    </w:p>
+    <w:p>
+      <w:pPr>
+        <w:ind w:firstLine="708"/>
+        <w:jc w:val="both"/>
+        <w:rPr>
+          <w:rFonts w:ascii="Times New Roman" w:hAnsi="Times New Roman" w:cs="Times New Roman"/>
+          <w:sz w:val="28"/>
+          <w:szCs w:val="28"/>
+        </w:rPr>
+      </w:pPr>
+      <w:r>
+        <w:rPr>
+          <w:rFonts w:ascii="Times New Roman" w:hAnsi="Times New Roman" w:cs="Times New Roman"/>
+          <w:sz w:val="28"/>
+          <w:szCs w:val="28"/>
+        </w:rPr>
+        <w:t>Особое внимание было уделено алгоритмам DBSCAN, HDBSCAN и OPTICS, которые позволяют исследовать распределение объектов по плотности и выделять наблюдения, не относящиеся к устойчивым кластерам. Подбор параметров необходим для достижения более чёткого разделения данных и уменьшения количества ошибочно выделенных шумовых объектов. При этом чрезмерно строгие настройки могут приводить к потере части полезных наблюдений, а слишком мягкие — к объединению различных групп.</w:t>
+      </w:r>
+    </w:p>
+    <w:p>
+      <w:pPr>
         <w:pStyle w:val="a3"/>
         <w:ind w:left="0" w:firstLine="709"/>
         <w:jc w:val="both"/>
@@ -10451,27 +11626,7 @@
           <w:sz w:val="28"/>
           <w:szCs w:val="28"/>
         </w:rPr>
-        <w:t xml:space="preserve">Задание </w:t>
-      </w:r>
-      <w:r>
-        <w:rPr>
-          <w:rFonts w:ascii="Times New Roman" w:hAnsi="Times New Roman" w:cs="Times New Roman"/>
-          <w:b/>
-          <w:bCs/>
-          <w:sz w:val="28"/>
-          <w:szCs w:val="28"/>
-        </w:rPr>
-        <w:t>2.4</w:t>
-      </w:r>
-      <w:r>
-        <w:rPr>
-          <w:rFonts w:ascii="Times New Roman" w:hAnsi="Times New Roman" w:cs="Times New Roman"/>
-          <w:b/>
-          <w:bCs/>
-          <w:sz w:val="28"/>
-          <w:szCs w:val="28"/>
-        </w:rPr>
-        <w:t>. Обнаружение аномалий и выделение кластеров</w:t>
+        <w:t>Задание 2.4. Обнаружение аномалий и выделение кластеров</w:t>
       </w:r>
     </w:p>
     <w:p>
@@ -10897,6 +12052,77 @@
           <w:rFonts w:ascii="Times New Roman" w:hAnsi="Times New Roman" w:cs="Times New Roman"/>
           <w:sz w:val="28"/>
           <w:szCs w:val="28"/>
+          <w:u w:val="single"/>
+        </w:rPr>
+      </w:pPr>
+      <w:r>
+        <w:rPr>
+          <w:rFonts w:ascii="Times New Roman" w:hAnsi="Times New Roman" w:cs="Times New Roman"/>
+          <w:sz w:val="28"/>
+          <w:szCs w:val="28"/>
+          <w:u w:val="single"/>
+        </w:rPr>
+        <w:t>Вывод по заданию 2.4. Обнаружение аномальных объектов</w:t>
+      </w:r>
+    </w:p>
+    <w:p>
+      <w:pPr>
+        <w:pStyle w:val="a3"/>
+        <w:ind w:left="0" w:firstLine="709"/>
+        <w:jc w:val="both"/>
+        <w:rPr>
+          <w:rFonts w:ascii="Times New Roman" w:hAnsi="Times New Roman" w:cs="Times New Roman"/>
+          <w:sz w:val="28"/>
+          <w:szCs w:val="28"/>
+        </w:rPr>
+      </w:pPr>
+      <w:r>
+        <w:rPr>
+          <w:rFonts w:ascii="Times New Roman" w:hAnsi="Times New Roman" w:cs="Times New Roman"/>
+          <w:sz w:val="28"/>
+          <w:szCs w:val="28"/>
+        </w:rPr>
+        <w:t>В результате применения методов кластеризации, учитывающих плотность распределения данных, была рассмотрена возможность обнаружения аномальных наблюдений. Такие объекты не входят в области, которые алгоритм определяет как достаточно плотные кластеры, и могут выделяться в отдельную категорию шума.</w:t>
+      </w:r>
+    </w:p>
+    <w:p>
+      <w:pPr>
+        <w:pStyle w:val="a3"/>
+        <w:ind w:left="0" w:firstLine="709"/>
+        <w:jc w:val="both"/>
+        <w:rPr>
+          <w:rFonts w:ascii="Times New Roman" w:hAnsi="Times New Roman" w:cs="Times New Roman"/>
+          <w:sz w:val="28"/>
+          <w:szCs w:val="28"/>
+        </w:rPr>
+      </w:pPr>
+      <w:r>
+        <w:rPr>
+          <w:rFonts w:ascii="Times New Roman" w:hAnsi="Times New Roman" w:cs="Times New Roman"/>
+          <w:sz w:val="28"/>
+          <w:szCs w:val="28"/>
+        </w:rPr>
+        <w:t xml:space="preserve">Визуализация кластеров и аномальных объектов позволяет оценить их пространственное расположение относительно основных групп. Обнаруженные наблюдения могут представлять собой редкие случаи, особенности распределения данных или возможные ошибки измерений. При этом отнесение объекта к шуму не означает автоматически, что он является </w:t>
+      </w:r>
+      <w:r>
+        <w:rPr>
+          <w:rFonts w:ascii="Times New Roman" w:hAnsi="Times New Roman" w:cs="Times New Roman"/>
+          <w:sz w:val="28"/>
+          <w:szCs w:val="28"/>
+        </w:rPr>
+        <w:lastRenderedPageBreak/>
+        <w:t>ошибочным: результат требует интерпретации с учётом особенностей исследуемой задачи.</w:t>
+      </w:r>
+    </w:p>
+    <w:p>
+      <w:pPr>
+        <w:pStyle w:val="a3"/>
+        <w:ind w:left="0" w:firstLine="709"/>
+        <w:jc w:val="both"/>
+        <w:rPr>
+          <w:rFonts w:ascii="Times New Roman" w:hAnsi="Times New Roman" w:cs="Times New Roman"/>
+          <w:sz w:val="28"/>
+          <w:szCs w:val="28"/>
         </w:rPr>
       </w:pPr>
     </w:p>
@@ -10924,23 +12150,7 @@
           <w:sz w:val="28"/>
           <w:szCs w:val="28"/>
         </w:rPr>
-        <w:t xml:space="preserve"> </w:t>
-      </w:r>
-      <w:r>
-        <w:rPr>
-          <w:rFonts w:ascii="Times New Roman" w:hAnsi="Times New Roman" w:cs="Times New Roman"/>
-          <w:sz w:val="28"/>
-          <w:szCs w:val="28"/>
-        </w:rPr>
-        <w:t>2.5</w:t>
-      </w:r>
-      <w:r>
-        <w:rPr>
-          <w:rFonts w:ascii="Times New Roman" w:hAnsi="Times New Roman" w:cs="Times New Roman"/>
-          <w:sz w:val="28"/>
-          <w:szCs w:val="28"/>
-        </w:rPr>
-        <w:t xml:space="preserve">. </w:t>
+        <w:t xml:space="preserve"> 2.5. </w:t>
       </w:r>
       <w:r>
         <w:rPr>
@@ -11024,221 +12234,222 @@
           <w:sz w:val="28"/>
           <w:szCs w:val="28"/>
         </w:rPr>
+        <w:t>Для количественного сравнения использовались показатели качества кластеризации.</w:t>
+      </w:r>
+    </w:p>
+    <w:p>
+      <w:pPr>
+        <w:ind w:firstLine="709"/>
+        <w:jc w:val="both"/>
+        <w:rPr>
+          <w:rFonts w:ascii="Times New Roman" w:hAnsi="Times New Roman" w:cs="Times New Roman"/>
+          <w:sz w:val="28"/>
+          <w:szCs w:val="28"/>
+        </w:rPr>
+      </w:pPr>
+      <w:r>
+        <w:rPr>
+          <w:rFonts w:ascii="Times New Roman" w:hAnsi="Times New Roman" w:cs="Times New Roman"/>
+          <w:sz w:val="28"/>
+          <w:szCs w:val="28"/>
+        </w:rPr>
+        <w:t>Одним из них является Silhouette Score — коэффициент силуэта.</w:t>
+      </w:r>
+    </w:p>
+    <w:p>
+      <w:pPr>
+        <w:ind w:firstLine="709"/>
+        <w:jc w:val="both"/>
+        <w:rPr>
+          <w:rFonts w:ascii="Times New Roman" w:hAnsi="Times New Roman" w:cs="Times New Roman"/>
+          <w:sz w:val="28"/>
+          <w:szCs w:val="28"/>
+        </w:rPr>
+      </w:pPr>
+      <w:r>
+        <w:rPr>
+          <w:rFonts w:ascii="Times New Roman" w:hAnsi="Times New Roman" w:cs="Times New Roman"/>
+          <w:sz w:val="28"/>
+          <w:szCs w:val="28"/>
+        </w:rPr>
+        <w:t>Он показывает, насколько хорошо объект соответствует своему кластеру и насколько далеко он находится от других кластеров.</w:t>
+      </w:r>
+    </w:p>
+    <w:p>
+      <w:pPr>
+        <w:ind w:firstLine="709"/>
+        <w:jc w:val="both"/>
+        <w:rPr>
+          <w:rFonts w:ascii="Times New Roman" w:hAnsi="Times New Roman" w:cs="Times New Roman"/>
+          <w:sz w:val="28"/>
+          <w:szCs w:val="28"/>
+        </w:rPr>
+      </w:pPr>
+      <w:r>
+        <w:rPr>
+          <w:rFonts w:ascii="Times New Roman" w:hAnsi="Times New Roman" w:cs="Times New Roman"/>
+          <w:sz w:val="28"/>
+          <w:szCs w:val="28"/>
+        </w:rPr>
+        <w:t>Чем ближе значение к 1, тем лучше разделены кластеры.</w:t>
+      </w:r>
+    </w:p>
+    <w:p>
+      <w:pPr>
+        <w:ind w:firstLine="709"/>
+        <w:jc w:val="both"/>
+        <w:rPr>
+          <w:rFonts w:ascii="Times New Roman" w:hAnsi="Times New Roman" w:cs="Times New Roman"/>
+          <w:sz w:val="28"/>
+          <w:szCs w:val="28"/>
+        </w:rPr>
+      </w:pPr>
+      <w:r>
+        <w:rPr>
+          <w:rFonts w:ascii="Times New Roman" w:hAnsi="Times New Roman" w:cs="Times New Roman"/>
+          <w:sz w:val="28"/>
+          <w:szCs w:val="28"/>
+        </w:rPr>
+        <w:t>Также использовался Adjusted Rand Index (ARI).</w:t>
+      </w:r>
+    </w:p>
+    <w:p>
+      <w:pPr>
+        <w:ind w:firstLine="709"/>
+        <w:jc w:val="both"/>
+        <w:rPr>
+          <w:rFonts w:ascii="Times New Roman" w:hAnsi="Times New Roman" w:cs="Times New Roman"/>
+          <w:sz w:val="28"/>
+          <w:szCs w:val="28"/>
+        </w:rPr>
+      </w:pPr>
+      <w:r>
+        <w:rPr>
+          <w:rFonts w:ascii="Times New Roman" w:hAnsi="Times New Roman" w:cs="Times New Roman"/>
+          <w:sz w:val="28"/>
+          <w:szCs w:val="28"/>
+        </w:rPr>
+        <w:t>ARI сравнивает найденное разбиение с известной истинной разметкой и учитывает совпадения, которые могли возникнуть случайно.</w:t>
+      </w:r>
+    </w:p>
+    <w:p>
+      <w:pPr>
+        <w:ind w:firstLine="709"/>
+        <w:jc w:val="both"/>
+        <w:rPr>
+          <w:rFonts w:ascii="Times New Roman" w:hAnsi="Times New Roman" w:cs="Times New Roman"/>
+          <w:sz w:val="28"/>
+          <w:szCs w:val="28"/>
+        </w:rPr>
+      </w:pPr>
+      <w:r>
+        <w:rPr>
+          <w:rFonts w:ascii="Times New Roman" w:hAnsi="Times New Roman" w:cs="Times New Roman"/>
+          <w:sz w:val="28"/>
+          <w:szCs w:val="28"/>
+        </w:rPr>
+        <w:t>Значение ARI, близкое к 1, означает хорошее соответствие найденных кластеров истинным классам.</w:t>
+      </w:r>
+    </w:p>
+    <w:p>
+      <w:pPr>
+        <w:ind w:firstLine="709"/>
+        <w:jc w:val="both"/>
+        <w:rPr>
+          <w:rFonts w:ascii="Times New Roman" w:hAnsi="Times New Roman" w:cs="Times New Roman"/>
+          <w:sz w:val="28"/>
+          <w:szCs w:val="28"/>
+        </w:rPr>
+      </w:pPr>
+      <w:r>
+        <w:rPr>
+          <w:rFonts w:ascii="Times New Roman" w:hAnsi="Times New Roman" w:cs="Times New Roman"/>
+          <w:sz w:val="28"/>
+          <w:szCs w:val="28"/>
+        </w:rPr>
+        <w:t>Значения около нуля означают, что соответствие невелико.</w:t>
+      </w:r>
+    </w:p>
+    <w:p>
+      <w:pPr>
+        <w:ind w:firstLine="709"/>
+        <w:jc w:val="both"/>
+        <w:rPr>
+          <w:rFonts w:ascii="Times New Roman" w:hAnsi="Times New Roman" w:cs="Times New Roman"/>
+          <w:sz w:val="28"/>
+          <w:szCs w:val="28"/>
+        </w:rPr>
+      </w:pPr>
+    </w:p>
+    <w:p>
+      <w:pPr>
+        <w:ind w:firstLine="709"/>
+        <w:jc w:val="both"/>
+        <w:rPr>
+          <w:rFonts w:ascii="Times New Roman" w:hAnsi="Times New Roman" w:cs="Times New Roman"/>
+          <w:sz w:val="28"/>
+          <w:szCs w:val="28"/>
+          <w:u w:val="single"/>
+        </w:rPr>
+      </w:pPr>
+      <w:r>
+        <w:rPr>
+          <w:rFonts w:ascii="Times New Roman" w:hAnsi="Times New Roman" w:cs="Times New Roman"/>
+          <w:sz w:val="28"/>
+          <w:szCs w:val="28"/>
+          <w:u w:val="single"/>
+        </w:rPr>
+        <w:t>Таблица сравнения</w:t>
+      </w:r>
+    </w:p>
+    <w:p>
+      <w:pPr>
+        <w:ind w:firstLine="709"/>
+        <w:jc w:val="both"/>
+        <w:rPr>
+          <w:rFonts w:ascii="Times New Roman" w:hAnsi="Times New Roman" w:cs="Times New Roman"/>
+          <w:sz w:val="28"/>
+          <w:szCs w:val="28"/>
+        </w:rPr>
+      </w:pPr>
+    </w:p>
+    <w:p>
+      <w:pPr>
+        <w:ind w:firstLine="709"/>
+        <w:jc w:val="both"/>
+        <w:rPr>
+          <w:rFonts w:ascii="Times New Roman" w:hAnsi="Times New Roman" w:cs="Times New Roman"/>
+          <w:sz w:val="28"/>
+          <w:szCs w:val="28"/>
+        </w:rPr>
+      </w:pPr>
+      <w:r>
+        <w:rPr>
+          <w:rFonts w:ascii="Times New Roman" w:hAnsi="Times New Roman" w:cs="Times New Roman"/>
+          <w:sz w:val="28"/>
+          <w:szCs w:val="28"/>
+        </w:rPr>
+        <w:t>Полученные результаты были собраны в итоговую таблицу.</w:t>
+      </w:r>
+    </w:p>
+    <w:p>
+      <w:pPr>
+        <w:ind w:firstLine="709"/>
+        <w:jc w:val="both"/>
+        <w:rPr>
+          <w:rFonts w:ascii="Times New Roman" w:hAnsi="Times New Roman" w:cs="Times New Roman"/>
+          <w:sz w:val="28"/>
+          <w:szCs w:val="28"/>
+        </w:rPr>
+      </w:pPr>
+      <w:r>
+        <w:rPr>
+          <w:rFonts w:ascii="Times New Roman" w:hAnsi="Times New Roman" w:cs="Times New Roman"/>
+          <w:noProof/>
+          <w:sz w:val="28"/>
+          <w:szCs w:val="28"/>
+        </w:rPr>
         <w:lastRenderedPageBreak/>
-        <w:t>Для количественного сравнения использовались показатели качества кластеризации.</w:t>
-      </w:r>
-    </w:p>
-    <w:p>
-      <w:pPr>
-        <w:ind w:firstLine="709"/>
-        <w:jc w:val="both"/>
-        <w:rPr>
-          <w:rFonts w:ascii="Times New Roman" w:hAnsi="Times New Roman" w:cs="Times New Roman"/>
-          <w:sz w:val="28"/>
-          <w:szCs w:val="28"/>
-        </w:rPr>
-      </w:pPr>
-      <w:r>
-        <w:rPr>
-          <w:rFonts w:ascii="Times New Roman" w:hAnsi="Times New Roman" w:cs="Times New Roman"/>
-          <w:sz w:val="28"/>
-          <w:szCs w:val="28"/>
-        </w:rPr>
-        <w:t>Одним из них является Silhouette Score — коэффициент силуэта.</w:t>
-      </w:r>
-    </w:p>
-    <w:p>
-      <w:pPr>
-        <w:ind w:firstLine="709"/>
-        <w:jc w:val="both"/>
-        <w:rPr>
-          <w:rFonts w:ascii="Times New Roman" w:hAnsi="Times New Roman" w:cs="Times New Roman"/>
-          <w:sz w:val="28"/>
-          <w:szCs w:val="28"/>
-        </w:rPr>
-      </w:pPr>
-      <w:r>
-        <w:rPr>
-          <w:rFonts w:ascii="Times New Roman" w:hAnsi="Times New Roman" w:cs="Times New Roman"/>
-          <w:sz w:val="28"/>
-          <w:szCs w:val="28"/>
-        </w:rPr>
-        <w:t>Он показывает, насколько хорошо объект соответствует своему кластеру и насколько далеко он находится от других кластеров.</w:t>
-      </w:r>
-    </w:p>
-    <w:p>
-      <w:pPr>
-        <w:ind w:firstLine="709"/>
-        <w:jc w:val="both"/>
-        <w:rPr>
-          <w:rFonts w:ascii="Times New Roman" w:hAnsi="Times New Roman" w:cs="Times New Roman"/>
-          <w:sz w:val="28"/>
-          <w:szCs w:val="28"/>
-        </w:rPr>
-      </w:pPr>
-      <w:r>
-        <w:rPr>
-          <w:rFonts w:ascii="Times New Roman" w:hAnsi="Times New Roman" w:cs="Times New Roman"/>
-          <w:sz w:val="28"/>
-          <w:szCs w:val="28"/>
-        </w:rPr>
-        <w:t>Чем ближе значение к 1, тем лучше разделены кластеры.</w:t>
-      </w:r>
-    </w:p>
-    <w:p>
-      <w:pPr>
-        <w:ind w:firstLine="709"/>
-        <w:jc w:val="both"/>
-        <w:rPr>
-          <w:rFonts w:ascii="Times New Roman" w:hAnsi="Times New Roman" w:cs="Times New Roman"/>
-          <w:sz w:val="28"/>
-          <w:szCs w:val="28"/>
-        </w:rPr>
-      </w:pPr>
-      <w:r>
-        <w:rPr>
-          <w:rFonts w:ascii="Times New Roman" w:hAnsi="Times New Roman" w:cs="Times New Roman"/>
-          <w:sz w:val="28"/>
-          <w:szCs w:val="28"/>
-        </w:rPr>
-        <w:t>Также использовался Adjusted Rand Index (ARI).</w:t>
-      </w:r>
-    </w:p>
-    <w:p>
-      <w:pPr>
-        <w:ind w:firstLine="709"/>
-        <w:jc w:val="both"/>
-        <w:rPr>
-          <w:rFonts w:ascii="Times New Roman" w:hAnsi="Times New Roman" w:cs="Times New Roman"/>
-          <w:sz w:val="28"/>
-          <w:szCs w:val="28"/>
-        </w:rPr>
-      </w:pPr>
-      <w:r>
-        <w:rPr>
-          <w:rFonts w:ascii="Times New Roman" w:hAnsi="Times New Roman" w:cs="Times New Roman"/>
-          <w:sz w:val="28"/>
-          <w:szCs w:val="28"/>
-        </w:rPr>
-        <w:t>ARI сравнивает найденное разбиение с известной истинной разметкой и учитывает совпадения, которые могли возникнуть случайно.</w:t>
-      </w:r>
-    </w:p>
-    <w:p>
-      <w:pPr>
-        <w:ind w:firstLine="709"/>
-        <w:jc w:val="both"/>
-        <w:rPr>
-          <w:rFonts w:ascii="Times New Roman" w:hAnsi="Times New Roman" w:cs="Times New Roman"/>
-          <w:sz w:val="28"/>
-          <w:szCs w:val="28"/>
-        </w:rPr>
-      </w:pPr>
-      <w:r>
-        <w:rPr>
-          <w:rFonts w:ascii="Times New Roman" w:hAnsi="Times New Roman" w:cs="Times New Roman"/>
-          <w:sz w:val="28"/>
-          <w:szCs w:val="28"/>
-        </w:rPr>
-        <w:t>Значение ARI, близкое к 1, означает хорошее соответствие найденных кластеров истинным классам.</w:t>
-      </w:r>
-    </w:p>
-    <w:p>
-      <w:pPr>
-        <w:ind w:firstLine="709"/>
-        <w:jc w:val="both"/>
-        <w:rPr>
-          <w:rFonts w:ascii="Times New Roman" w:hAnsi="Times New Roman" w:cs="Times New Roman"/>
-          <w:sz w:val="28"/>
-          <w:szCs w:val="28"/>
-        </w:rPr>
-      </w:pPr>
-      <w:r>
-        <w:rPr>
-          <w:rFonts w:ascii="Times New Roman" w:hAnsi="Times New Roman" w:cs="Times New Roman"/>
-          <w:sz w:val="28"/>
-          <w:szCs w:val="28"/>
-        </w:rPr>
-        <w:t>Значения около нуля означают, что соответствие невелико.</w:t>
-      </w:r>
-    </w:p>
-    <w:p>
-      <w:pPr>
-        <w:ind w:firstLine="709"/>
-        <w:jc w:val="both"/>
-        <w:rPr>
-          <w:rFonts w:ascii="Times New Roman" w:hAnsi="Times New Roman" w:cs="Times New Roman"/>
-          <w:sz w:val="28"/>
-          <w:szCs w:val="28"/>
-        </w:rPr>
-      </w:pPr>
-    </w:p>
-    <w:p>
-      <w:pPr>
-        <w:ind w:firstLine="709"/>
-        <w:jc w:val="both"/>
-        <w:rPr>
-          <w:rFonts w:ascii="Times New Roman" w:hAnsi="Times New Roman" w:cs="Times New Roman"/>
-          <w:sz w:val="28"/>
-          <w:szCs w:val="28"/>
-          <w:u w:val="single"/>
-        </w:rPr>
-      </w:pPr>
-      <w:r>
-        <w:rPr>
-          <w:rFonts w:ascii="Times New Roman" w:hAnsi="Times New Roman" w:cs="Times New Roman"/>
-          <w:sz w:val="28"/>
-          <w:szCs w:val="28"/>
-          <w:u w:val="single"/>
-        </w:rPr>
-        <w:t>Таблица сравнения</w:t>
-      </w:r>
-    </w:p>
-    <w:p>
-      <w:pPr>
-        <w:ind w:firstLine="709"/>
-        <w:jc w:val="both"/>
-        <w:rPr>
-          <w:rFonts w:ascii="Times New Roman" w:hAnsi="Times New Roman" w:cs="Times New Roman"/>
-          <w:sz w:val="28"/>
-          <w:szCs w:val="28"/>
-        </w:rPr>
-      </w:pPr>
-    </w:p>
-    <w:p>
-      <w:pPr>
-        <w:ind w:firstLine="709"/>
-        <w:jc w:val="both"/>
-        <w:rPr>
-          <w:rFonts w:ascii="Times New Roman" w:hAnsi="Times New Roman" w:cs="Times New Roman"/>
-          <w:sz w:val="28"/>
-          <w:szCs w:val="28"/>
-        </w:rPr>
-      </w:pPr>
-      <w:r>
-        <w:rPr>
-          <w:rFonts w:ascii="Times New Roman" w:hAnsi="Times New Roman" w:cs="Times New Roman"/>
-          <w:sz w:val="28"/>
-          <w:szCs w:val="28"/>
-        </w:rPr>
-        <w:t>Полученные результаты были собраны в итоговую таблицу.</w:t>
-      </w:r>
-    </w:p>
-    <w:p>
-      <w:pPr>
-        <w:ind w:firstLine="709"/>
-        <w:jc w:val="both"/>
-        <w:rPr>
-          <w:rFonts w:ascii="Times New Roman" w:hAnsi="Times New Roman" w:cs="Times New Roman"/>
-          <w:sz w:val="28"/>
-          <w:szCs w:val="28"/>
-        </w:rPr>
-      </w:pPr>
-      <w:r>
-        <w:rPr>
-          <w:rFonts w:ascii="Times New Roman" w:hAnsi="Times New Roman" w:cs="Times New Roman"/>
-          <w:sz w:val="28"/>
-          <w:szCs w:val="28"/>
-        </w:rPr>
         <w:drawing>
           <wp:inline distT="0" distB="0" distL="0" distR="0" wp14:anchorId="36B02694" wp14:editId="1EC4DBAD">
             <wp:extent cx="4858428" cy="3143689"/>
@@ -11407,103 +12618,106 @@
           <w:sz w:val="28"/>
           <w:szCs w:val="28"/>
         </w:rPr>
+        <w:t>способность алгоритма учитывать геометрию исходных кластеров.</w:t>
+      </w:r>
+    </w:p>
+    <w:p>
+      <w:pPr>
+        <w:ind w:firstLine="709"/>
+        <w:jc w:val="both"/>
+        <w:rPr>
+          <w:rFonts w:ascii="Times New Roman" w:hAnsi="Times New Roman" w:cs="Times New Roman"/>
+          <w:sz w:val="28"/>
+          <w:szCs w:val="28"/>
+        </w:rPr>
+      </w:pPr>
+      <w:r>
+        <w:rPr>
+          <w:rFonts w:ascii="Times New Roman" w:hAnsi="Times New Roman" w:cs="Times New Roman"/>
+          <w:sz w:val="28"/>
+          <w:szCs w:val="28"/>
+        </w:rPr>
+        <w:t>На основании совокупности этих критериев был выбран наиболее подходящий алгоритм для данного набора данных.</w:t>
+      </w:r>
+    </w:p>
+    <w:p>
+      <w:pPr>
+        <w:ind w:firstLine="709"/>
+        <w:jc w:val="both"/>
+        <w:rPr>
+          <w:rFonts w:ascii="Times New Roman" w:hAnsi="Times New Roman" w:cs="Times New Roman"/>
+          <w:sz w:val="28"/>
+          <w:szCs w:val="28"/>
+        </w:rPr>
+      </w:pPr>
+      <w:r>
+        <w:rPr>
+          <w:rFonts w:ascii="Times New Roman" w:hAnsi="Times New Roman" w:cs="Times New Roman"/>
+          <w:sz w:val="28"/>
+          <w:szCs w:val="28"/>
+        </w:rPr>
+        <w:t>Лучшим алгоритмом для моего набора данных оказался</w:t>
+      </w:r>
+      <w:r>
+        <w:rPr>
+          <w:rFonts w:ascii="Times New Roman" w:hAnsi="Times New Roman" w:cs="Times New Roman"/>
+          <w:sz w:val="28"/>
+          <w:szCs w:val="28"/>
+        </w:rPr>
+        <w:t xml:space="preserve"> - </w:t>
+      </w:r>
+      <w:r>
+        <w:rPr>
+          <w:rFonts w:ascii="Times New Roman" w:hAnsi="Times New Roman" w:cs="Times New Roman"/>
+          <w:sz w:val="28"/>
+          <w:szCs w:val="28"/>
+          <w:lang w:val="en-US"/>
+        </w:rPr>
+        <w:t>OPTICS</w:t>
+      </w:r>
+      <w:r>
+        <w:rPr>
+          <w:rFonts w:ascii="Times New Roman" w:hAnsi="Times New Roman" w:cs="Times New Roman"/>
+          <w:sz w:val="28"/>
+          <w:szCs w:val="28"/>
+        </w:rPr>
+        <w:t>.</w:t>
+      </w:r>
+    </w:p>
+    <w:p>
+      <w:pPr>
+        <w:ind w:firstLine="709"/>
+        <w:jc w:val="both"/>
+        <w:rPr>
+          <w:rFonts w:ascii="Times New Roman" w:hAnsi="Times New Roman" w:cs="Times New Roman"/>
+          <w:sz w:val="28"/>
+          <w:szCs w:val="28"/>
+        </w:rPr>
+      </w:pPr>
+      <w:r>
+        <w:rPr>
+          <w:rFonts w:ascii="Times New Roman" w:hAnsi="Times New Roman" w:cs="Times New Roman"/>
+          <w:sz w:val="28"/>
+          <w:szCs w:val="28"/>
+        </w:rPr>
+        <w:t>Он показал наиболее качественное разделение объектов и наилучшее соответствие истинной структуре данных среди рассмотренных методов.</w:t>
+      </w:r>
+    </w:p>
+    <w:p>
+      <w:pPr>
+        <w:ind w:firstLine="708"/>
+        <w:jc w:val="both"/>
+        <w:rPr>
+          <w:rFonts w:ascii="Times New Roman" w:hAnsi="Times New Roman" w:cs="Times New Roman"/>
+          <w:sz w:val="28"/>
+          <w:szCs w:val="28"/>
+        </w:rPr>
+      </w:pPr>
+      <w:r>
+        <w:rPr>
+          <w:noProof/>
+        </w:rPr>
         <w:lastRenderedPageBreak/>
-        <w:t>способность алгоритма учитывать геометрию исходных кластеров.</w:t>
-      </w:r>
-    </w:p>
-    <w:p>
-      <w:pPr>
-        <w:ind w:firstLine="709"/>
-        <w:jc w:val="both"/>
-        <w:rPr>
-          <w:rFonts w:ascii="Times New Roman" w:hAnsi="Times New Roman" w:cs="Times New Roman"/>
-          <w:sz w:val="28"/>
-          <w:szCs w:val="28"/>
-        </w:rPr>
-      </w:pPr>
-      <w:r>
-        <w:rPr>
-          <w:rFonts w:ascii="Times New Roman" w:hAnsi="Times New Roman" w:cs="Times New Roman"/>
-          <w:sz w:val="28"/>
-          <w:szCs w:val="28"/>
-        </w:rPr>
-        <w:t>На основании совокупности этих критериев был выбран наиболее подходящий алгоритм для данного набора данных.</w:t>
-      </w:r>
-    </w:p>
-    <w:p>
-      <w:pPr>
-        <w:ind w:firstLine="709"/>
-        <w:jc w:val="both"/>
-        <w:rPr>
-          <w:rFonts w:ascii="Times New Roman" w:hAnsi="Times New Roman" w:cs="Times New Roman"/>
-          <w:sz w:val="28"/>
-          <w:szCs w:val="28"/>
-        </w:rPr>
-      </w:pPr>
-      <w:r>
-        <w:rPr>
-          <w:rFonts w:ascii="Times New Roman" w:hAnsi="Times New Roman" w:cs="Times New Roman"/>
-          <w:sz w:val="28"/>
-          <w:szCs w:val="28"/>
-        </w:rPr>
-        <w:t>Лучшим алгоритмом для моего набора данных оказался</w:t>
-      </w:r>
-      <w:r>
-        <w:rPr>
-          <w:rFonts w:ascii="Times New Roman" w:hAnsi="Times New Roman" w:cs="Times New Roman"/>
-          <w:sz w:val="28"/>
-          <w:szCs w:val="28"/>
-        </w:rPr>
-        <w:t xml:space="preserve"> - </w:t>
-      </w:r>
-      <w:r>
-        <w:rPr>
-          <w:rFonts w:ascii="Times New Roman" w:hAnsi="Times New Roman" w:cs="Times New Roman"/>
-          <w:sz w:val="28"/>
-          <w:szCs w:val="28"/>
-          <w:lang w:val="en-US"/>
-        </w:rPr>
-        <w:t>OPTICS</w:t>
-      </w:r>
-      <w:r>
-        <w:rPr>
-          <w:rFonts w:ascii="Times New Roman" w:hAnsi="Times New Roman" w:cs="Times New Roman"/>
-          <w:sz w:val="28"/>
-          <w:szCs w:val="28"/>
-        </w:rPr>
-        <w:t>.</w:t>
-      </w:r>
-    </w:p>
-    <w:p>
-      <w:pPr>
-        <w:ind w:firstLine="709"/>
-        <w:jc w:val="both"/>
-        <w:rPr>
-          <w:rFonts w:ascii="Times New Roman" w:hAnsi="Times New Roman" w:cs="Times New Roman"/>
-          <w:sz w:val="28"/>
-          <w:szCs w:val="28"/>
-        </w:rPr>
-      </w:pPr>
-      <w:r>
-        <w:rPr>
-          <w:rFonts w:ascii="Times New Roman" w:hAnsi="Times New Roman" w:cs="Times New Roman"/>
-          <w:sz w:val="28"/>
-          <w:szCs w:val="28"/>
-        </w:rPr>
-        <w:t>Он показал наиболее качественное разделение объектов и наилучшее соответствие истинной структуре данных среди рассмотренных методов.</w:t>
-      </w:r>
-    </w:p>
-    <w:p>
-      <w:pPr>
-        <w:ind w:firstLine="708"/>
-        <w:jc w:val="both"/>
-        <w:rPr>
-          <w:rFonts w:ascii="Times New Roman" w:hAnsi="Times New Roman" w:cs="Times New Roman"/>
-          <w:sz w:val="28"/>
-          <w:szCs w:val="28"/>
-        </w:rPr>
-      </w:pPr>
-      <w:r>
         <w:drawing>
           <wp:inline distT="0" distB="0" distL="0" distR="0" wp14:anchorId="27DD3BCC" wp14:editId="1621552C">
             <wp:extent cx="5940425" cy="4620260"/>
@@ -11556,6 +12770,144 @@
     </w:p>
     <w:p>
       <w:pPr>
+        <w:ind w:firstLine="708"/>
+        <w:jc w:val="both"/>
+        <w:rPr>
+          <w:rFonts w:ascii="Times New Roman" w:hAnsi="Times New Roman" w:cs="Times New Roman"/>
+          <w:sz w:val="28"/>
+          <w:szCs w:val="28"/>
+          <w:u w:val="single"/>
+        </w:rPr>
+      </w:pPr>
+      <w:r>
+        <w:rPr>
+          <w:rFonts w:ascii="Times New Roman" w:hAnsi="Times New Roman" w:cs="Times New Roman"/>
+          <w:sz w:val="28"/>
+          <w:szCs w:val="28"/>
+          <w:u w:val="single"/>
+        </w:rPr>
+        <w:t>Вывод по заданию 2.5. Сравнение с эталонными метками</w:t>
+      </w:r>
+    </w:p>
+    <w:p>
+      <w:pPr>
+        <w:ind w:firstLine="708"/>
+        <w:jc w:val="both"/>
+        <w:rPr>
+          <w:rFonts w:ascii="Times New Roman" w:hAnsi="Times New Roman" w:cs="Times New Roman"/>
+          <w:sz w:val="28"/>
+          <w:szCs w:val="28"/>
+        </w:rPr>
+      </w:pPr>
+      <w:r>
+        <w:rPr>
+          <w:rFonts w:ascii="Times New Roman" w:hAnsi="Times New Roman" w:cs="Times New Roman"/>
+          <w:sz w:val="28"/>
+          <w:szCs w:val="28"/>
+        </w:rPr>
+        <w:t>Сравнение результатов кластеризации с эталонными метками позволило оценить соответствие сформированных групп исходному распределению объектов. Эталонные метки использовались исключительно для проверки результатов и не участвовали непосредственно в процессе кластеризации.</w:t>
+      </w:r>
+    </w:p>
+    <w:p>
+      <w:pPr>
+        <w:ind w:firstLine="708"/>
+        <w:jc w:val="both"/>
+        <w:rPr>
+          <w:rFonts w:ascii="Times New Roman" w:hAnsi="Times New Roman" w:cs="Times New Roman"/>
+          <w:sz w:val="28"/>
+          <w:szCs w:val="28"/>
+        </w:rPr>
+      </w:pPr>
+      <w:r>
+        <w:rPr>
+          <w:rFonts w:ascii="Times New Roman" w:hAnsi="Times New Roman" w:cs="Times New Roman"/>
+          <w:sz w:val="28"/>
+          <w:szCs w:val="28"/>
+        </w:rPr>
+        <w:t>При сравнении учитывалось, что номера кластеров, определяемые алгоритмами, могут отличаться от номеров эталонных классов. Поэтому качество разделения определяется соответствием состава групп, а не совпадением их числовых обозначений. Полученные результаты позволяют выбрать алгоритм, который наиболее полно воспроизводит структуру данных с учётом формы кластеров, количества выделенных групп и наличия аномальных наблюдений.</w:t>
+      </w:r>
+    </w:p>
+    <w:p>
+      <w:pPr>
+        <w:ind w:firstLine="708"/>
+        <w:jc w:val="both"/>
+        <w:rPr>
+          <w:rFonts w:ascii="Times New Roman" w:hAnsi="Times New Roman" w:cs="Times New Roman"/>
+          <w:sz w:val="28"/>
+          <w:szCs w:val="28"/>
+          <w:u w:val="single"/>
+        </w:rPr>
+      </w:pPr>
+      <w:r>
+        <w:rPr>
+          <w:rFonts w:ascii="Times New Roman" w:hAnsi="Times New Roman" w:cs="Times New Roman"/>
+          <w:sz w:val="28"/>
+          <w:szCs w:val="28"/>
+          <w:u w:val="single"/>
+        </w:rPr>
+        <w:t>Общий вывод по разделу 2</w:t>
+      </w:r>
+    </w:p>
+    <w:p>
+      <w:pPr>
+        <w:ind w:firstLine="708"/>
+        <w:jc w:val="both"/>
+        <w:rPr>
+          <w:rFonts w:ascii="Times New Roman" w:hAnsi="Times New Roman" w:cs="Times New Roman"/>
+          <w:sz w:val="28"/>
+          <w:szCs w:val="28"/>
+        </w:rPr>
+      </w:pPr>
+      <w:r>
+        <w:rPr>
+          <w:rFonts w:ascii="Times New Roman" w:hAnsi="Times New Roman" w:cs="Times New Roman"/>
+          <w:sz w:val="28"/>
+          <w:szCs w:val="28"/>
+        </w:rPr>
+        <w:t xml:space="preserve">Во втором разделе лабораторной работы были исследованы алгоритмы кластеризации библиотеки scikit-learn и проведено сравнение их результатов на заданном наборе данных. Рассмотрены методы, использующие различные принципы формирования кластеров, включая разделение по расстояниям, </w:t>
+      </w:r>
+      <w:r>
+        <w:rPr>
+          <w:rFonts w:ascii="Times New Roman" w:hAnsi="Times New Roman" w:cs="Times New Roman"/>
+          <w:sz w:val="28"/>
+          <w:szCs w:val="28"/>
+        </w:rPr>
+        <w:lastRenderedPageBreak/>
+        <w:t>иерархические связи, графовую структуру и плотность распределения объектов.</w:t>
+      </w:r>
+    </w:p>
+    <w:p>
+      <w:pPr>
+        <w:ind w:firstLine="708"/>
+        <w:jc w:val="both"/>
+        <w:rPr>
+          <w:rFonts w:ascii="Times New Roman" w:hAnsi="Times New Roman" w:cs="Times New Roman"/>
+          <w:sz w:val="28"/>
+          <w:szCs w:val="28"/>
+        </w:rPr>
+      </w:pPr>
+      <w:r>
+        <w:rPr>
+          <w:rFonts w:ascii="Times New Roman" w:hAnsi="Times New Roman" w:cs="Times New Roman"/>
+          <w:sz w:val="28"/>
+          <w:szCs w:val="28"/>
+        </w:rPr>
+        <w:t>В ходе работы было изучено влияние параметров на качество кластеризации, а также возможности обнаружения аномальных наблюдений. Сравнение результатов с эталонными метками позволяет оценить соответствие полученных групп исходной структуре данных и обосновать выбор наиболее подходящего алгоритма.</w:t>
+      </w:r>
+    </w:p>
+    <w:p>
+      <w:pPr>
+        <w:ind w:firstLine="708"/>
+        <w:jc w:val="both"/>
+        <w:rPr>
+          <w:rFonts w:ascii="Times New Roman" w:hAnsi="Times New Roman" w:cs="Times New Roman"/>
+          <w:sz w:val="28"/>
+          <w:szCs w:val="28"/>
+        </w:rPr>
+      </w:pPr>
+    </w:p>
+    <w:p>
+      <w:pPr>
         <w:ind w:firstLine="709"/>
         <w:jc w:val="both"/>
         <w:rPr>
@@ -11664,7 +13016,6 @@
           <w:sz w:val="28"/>
           <w:szCs w:val="28"/>
         </w:rPr>
-        <w:lastRenderedPageBreak/>
         <w:t>PCA;</w:t>
       </w:r>
     </w:p>
@@ -11724,17 +13075,6 @@
           <w:szCs w:val="28"/>
         </w:rPr>
       </w:pPr>
-    </w:p>
-    <w:p>
-      <w:pPr>
-        <w:ind w:firstLine="708"/>
-        <w:jc w:val="both"/>
-        <w:rPr>
-          <w:rFonts w:ascii="Times New Roman" w:hAnsi="Times New Roman" w:cs="Times New Roman"/>
-          <w:sz w:val="28"/>
-          <w:szCs w:val="28"/>
-        </w:rPr>
-      </w:pPr>
       <w:r>
         <w:rPr>
           <w:rFonts w:ascii="Times New Roman" w:hAnsi="Times New Roman" w:cs="Times New Roman"/>
@@ -11882,6 +13222,7 @@
           <w:szCs w:val="28"/>
           <w:lang w:val="en-US"/>
         </w:rPr>
+        <w:lastRenderedPageBreak/>
         <w:t>Mean Shift;</w:t>
       </w:r>
     </w:p>
@@ -12145,7 +13486,6 @@
           <w:sz w:val="28"/>
           <w:szCs w:val="28"/>
         </w:rPr>
-        <w:lastRenderedPageBreak/>
         <w:t>Для DBSCAN, HDBSCAN и OPTICS была выполнена настройка параметров. Это позволило исследовать влияние плотности и размеров окрестности на количество кластеров и количество обнаруженных аномалий.</w:t>
       </w:r>
     </w:p>
@@ -15294,6 +16634,7 @@
   <w:style w:type="character" w:default="1" w:styleId="a0">
     <w:name w:val="Default Paragraph Font"/>
     <w:uiPriority w:val="1"/>
+    <w:semiHidden/>
     <w:unhideWhenUsed/>
   </w:style>
   <w:style w:type="table" w:default="1" w:styleId="a1">
@@ -15397,6 +16738,11 @@
       <w:szCs w:val="24"/>
       <w:lang w:eastAsia="ru-RU"/>
     </w:rPr>
+  </w:style>
+  <w:style w:type="character" w:customStyle="1" w:styleId="text">
+    <w:name w:val="text"/>
+    <w:basedOn w:val="a0"/>
+    <w:rsid w:val="004A3E96"/>
   </w:style>
 </w:styles>
 </file>

--- a/отчеты/lab2.docx
+++ b/отчеты/lab2.docx
@@ -336,8 +336,8 @@
     <w:p>
       <w:pPr>
         <w:spacing w:after="0" w:line="360" w:lineRule="auto"/>
-        <w:ind w:firstLine="709"/>
-        <w:jc w:val="center"/>
+        <w:ind w:left="3539" w:firstLine="1"/>
+        <w:jc w:val="both"/>
         <w:rPr>
           <w:rFonts w:ascii="Times New Roman" w:eastAsia="Times New Roman" w:hAnsi="Times New Roman" w:cs="Times New Roman"/>
           <w:sz w:val="24"/>
@@ -345,6 +345,15 @@
           <w:lang w:eastAsia="ru-RU"/>
         </w:rPr>
       </w:pPr>
+      <w:r>
+        <w:rPr>
+          <w:rFonts w:ascii="Times New Roman" w:eastAsia="Times New Roman" w:hAnsi="Times New Roman" w:cs="Times New Roman"/>
+          <w:sz w:val="24"/>
+          <w:szCs w:val="24"/>
+          <w:lang w:val="en-US" w:eastAsia="ru-RU"/>
+        </w:rPr>
+        <w:t xml:space="preserve">        </w:t>
+      </w:r>
       <w:r>
         <w:rPr>
           <w:rFonts w:ascii="Times New Roman" w:eastAsia="Times New Roman" w:hAnsi="Times New Roman" w:cs="Times New Roman"/>
@@ -445,50 +454,9 @@
           <w:u w:val="single"/>
           <w:lang w:eastAsia="ru-RU"/>
         </w:rPr>
-        <w:t xml:space="preserve">_Фишер.Д.Д  </w:t>
-      </w:r>
-      <w:r>
-        <w:rPr>
-          <w:rFonts w:ascii="Times New Roman" w:eastAsia="Times New Roman" w:hAnsi="Times New Roman" w:cs="Times New Roman"/>
-          <w:sz w:val="24"/>
-          <w:szCs w:val="24"/>
-          <w:lang w:eastAsia="ru-RU"/>
-        </w:rPr>
-        <w:t xml:space="preserve">__ </w:t>
-      </w:r>
-    </w:p>
-    <w:p>
-      <w:pPr>
-        <w:spacing w:after="0" w:line="360" w:lineRule="auto"/>
-        <w:ind w:left="5580" w:firstLine="709"/>
-        <w:rPr>
-          <w:rFonts w:ascii="Times New Roman" w:eastAsia="Times New Roman" w:hAnsi="Times New Roman" w:cs="Times New Roman"/>
-          <w:sz w:val="24"/>
-          <w:szCs w:val="24"/>
-          <w:lang w:eastAsia="ru-RU"/>
-        </w:rPr>
-      </w:pPr>
-    </w:p>
-    <w:p>
-      <w:pPr>
-        <w:spacing w:after="0" w:line="360" w:lineRule="auto"/>
-        <w:ind w:left="5580" w:firstLine="709"/>
-        <w:rPr>
-          <w:rFonts w:ascii="Times New Roman" w:eastAsia="Times New Roman" w:hAnsi="Times New Roman" w:cs="Times New Roman"/>
-          <w:sz w:val="24"/>
-          <w:szCs w:val="24"/>
-          <w:lang w:eastAsia="ru-RU"/>
-        </w:rPr>
-      </w:pPr>
-      <w:r>
-        <w:rPr>
-          <w:rFonts w:ascii="Times New Roman" w:eastAsia="Times New Roman" w:hAnsi="Times New Roman" w:cs="Times New Roman"/>
-          <w:sz w:val="24"/>
-          <w:szCs w:val="24"/>
-          <w:lang w:eastAsia="ru-RU"/>
-        </w:rPr>
-        <w:t>Группа ___</w:t>
-      </w:r>
+        <w:t>_</w:t>
+      </w:r>
+      <w:proofErr w:type="spellStart"/>
       <w:r>
         <w:rPr>
           <w:rFonts w:ascii="Times New Roman" w:eastAsia="Times New Roman" w:hAnsi="Times New Roman" w:cs="Times New Roman"/>
@@ -497,8 +465,9 @@
           <w:u w:val="single"/>
           <w:lang w:eastAsia="ru-RU"/>
         </w:rPr>
-        <w:t>ИПБП</w:t>
-      </w:r>
+        <w:t>Фишер.Д.Д</w:t>
+      </w:r>
+      <w:proofErr w:type="spellEnd"/>
       <w:r>
         <w:rPr>
           <w:rFonts w:ascii="Times New Roman" w:eastAsia="Times New Roman" w:hAnsi="Times New Roman" w:cs="Times New Roman"/>
@@ -507,7 +476,49 @@
           <w:u w:val="single"/>
           <w:lang w:eastAsia="ru-RU"/>
         </w:rPr>
-        <w:t>4</w:t>
+        <w:t xml:space="preserve">  </w:t>
+      </w:r>
+      <w:r>
+        <w:rPr>
+          <w:rFonts w:ascii="Times New Roman" w:eastAsia="Times New Roman" w:hAnsi="Times New Roman" w:cs="Times New Roman"/>
+          <w:sz w:val="24"/>
+          <w:szCs w:val="24"/>
+          <w:lang w:eastAsia="ru-RU"/>
+        </w:rPr>
+        <w:t xml:space="preserve">__ </w:t>
+      </w:r>
+    </w:p>
+    <w:p>
+      <w:pPr>
+        <w:spacing w:after="0" w:line="360" w:lineRule="auto"/>
+        <w:ind w:left="5580" w:firstLine="709"/>
+        <w:rPr>
+          <w:rFonts w:ascii="Times New Roman" w:eastAsia="Times New Roman" w:hAnsi="Times New Roman" w:cs="Times New Roman"/>
+          <w:sz w:val="24"/>
+          <w:szCs w:val="24"/>
+          <w:lang w:eastAsia="ru-RU"/>
+        </w:rPr>
+      </w:pPr>
+    </w:p>
+    <w:p>
+      <w:pPr>
+        <w:spacing w:after="0" w:line="360" w:lineRule="auto"/>
+        <w:ind w:left="5580" w:firstLine="709"/>
+        <w:rPr>
+          <w:rFonts w:ascii="Times New Roman" w:eastAsia="Times New Roman" w:hAnsi="Times New Roman" w:cs="Times New Roman"/>
+          <w:sz w:val="24"/>
+          <w:szCs w:val="24"/>
+          <w:lang w:eastAsia="ru-RU"/>
+        </w:rPr>
+      </w:pPr>
+      <w:r>
+        <w:rPr>
+          <w:rFonts w:ascii="Times New Roman" w:eastAsia="Times New Roman" w:hAnsi="Times New Roman" w:cs="Times New Roman"/>
+          <w:sz w:val="24"/>
+          <w:szCs w:val="24"/>
+          <w:lang w:eastAsia="ru-RU"/>
+        </w:rPr>
+        <w:t>Группа ___</w:t>
       </w:r>
       <w:r>
         <w:rPr>
@@ -517,6 +528,26 @@
           <w:u w:val="single"/>
           <w:lang w:eastAsia="ru-RU"/>
         </w:rPr>
+        <w:t>ИПБП</w:t>
+      </w:r>
+      <w:r>
+        <w:rPr>
+          <w:rFonts w:ascii="Times New Roman" w:eastAsia="Times New Roman" w:hAnsi="Times New Roman" w:cs="Times New Roman"/>
+          <w:sz w:val="24"/>
+          <w:szCs w:val="24"/>
+          <w:u w:val="single"/>
+          <w:lang w:eastAsia="ru-RU"/>
+        </w:rPr>
+        <w:t>4</w:t>
+      </w:r>
+      <w:r>
+        <w:rPr>
+          <w:rFonts w:ascii="Times New Roman" w:eastAsia="Times New Roman" w:hAnsi="Times New Roman" w:cs="Times New Roman"/>
+          <w:sz w:val="24"/>
+          <w:szCs w:val="24"/>
+          <w:u w:val="single"/>
+          <w:lang w:eastAsia="ru-RU"/>
+        </w:rPr>
         <w:t>1</w:t>
       </w:r>
       <w:r>
@@ -892,6 +923,7 @@
     <w:p>
       <w:pPr>
         <w:spacing w:after="0" w:line="360" w:lineRule="auto"/>
+        <w:ind w:left="5580" w:firstLine="709"/>
         <w:rPr>
           <w:rFonts w:ascii="Times New Roman" w:eastAsia="Times New Roman" w:hAnsi="Times New Roman" w:cs="Times New Roman"/>
           <w:sz w:val="24"/>
@@ -915,7 +947,6 @@
     <w:p>
       <w:pPr>
         <w:spacing w:after="0" w:line="360" w:lineRule="auto"/>
-        <w:ind w:left="5580" w:firstLine="709"/>
         <w:rPr>
           <w:rFonts w:ascii="Times New Roman" w:eastAsia="Times New Roman" w:hAnsi="Times New Roman" w:cs="Times New Roman"/>
           <w:sz w:val="24"/>
@@ -927,7 +958,6 @@
     <w:p>
       <w:pPr>
         <w:spacing w:after="0" w:line="360" w:lineRule="auto"/>
-        <w:ind w:left="5580" w:firstLine="709"/>
         <w:rPr>
           <w:rFonts w:ascii="Times New Roman" w:eastAsia="Times New Roman" w:hAnsi="Times New Roman" w:cs="Times New Roman"/>
           <w:sz w:val="24"/>
@@ -951,6 +981,8 @@
     <w:p>
       <w:pPr>
         <w:spacing w:after="0" w:line="360" w:lineRule="auto"/>
+        <w:ind w:firstLine="709"/>
+        <w:jc w:val="center"/>
         <w:rPr>
           <w:rFonts w:ascii="Times New Roman" w:eastAsia="Times New Roman" w:hAnsi="Times New Roman" w:cs="Times New Roman"/>
           <w:sz w:val="24"/>
@@ -958,29 +990,26 @@
           <w:lang w:eastAsia="ru-RU"/>
         </w:rPr>
       </w:pPr>
-    </w:p>
-    <w:p>
-      <w:pPr>
-        <w:spacing w:after="0" w:line="360" w:lineRule="auto"/>
+      <w:proofErr w:type="spellStart"/>
+      <w:r>
         <w:rPr>
           <w:rFonts w:ascii="Times New Roman" w:eastAsia="Times New Roman" w:hAnsi="Times New Roman" w:cs="Times New Roman"/>
           <w:sz w:val="24"/>
           <w:szCs w:val="24"/>
           <w:lang w:eastAsia="ru-RU"/>
         </w:rPr>
-      </w:pPr>
-    </w:p>
-    <w:p>
-      <w:pPr>
-        <w:spacing w:after="0" w:line="360" w:lineRule="auto"/>
-        <w:ind w:left="5580" w:firstLine="709"/>
+        <w:t>Ростов</w:t>
+      </w:r>
+      <w:proofErr w:type="spellEnd"/>
+      <w:r>
         <w:rPr>
           <w:rFonts w:ascii="Times New Roman" w:eastAsia="Times New Roman" w:hAnsi="Times New Roman" w:cs="Times New Roman"/>
           <w:sz w:val="24"/>
           <w:szCs w:val="24"/>
           <w:lang w:eastAsia="ru-RU"/>
         </w:rPr>
-      </w:pPr>
+        <w:t>-на-Дону</w:t>
+      </w:r>
     </w:p>
     <w:p>
       <w:pPr>
@@ -1001,21 +1030,17 @@
           <w:szCs w:val="24"/>
           <w:lang w:eastAsia="ru-RU"/>
         </w:rPr>
-        <w:t>Ростов-на-Дону</w:t>
-      </w:r>
-    </w:p>
-    <w:p>
-      <w:pPr>
-        <w:spacing w:after="0" w:line="360" w:lineRule="auto"/>
-        <w:ind w:firstLine="709"/>
-        <w:jc w:val="center"/>
+        <w:t>202</w:t>
+      </w:r>
+      <w:r>
         <w:rPr>
           <w:rFonts w:ascii="Times New Roman" w:eastAsia="Times New Roman" w:hAnsi="Times New Roman" w:cs="Times New Roman"/>
           <w:sz w:val="24"/>
           <w:szCs w:val="24"/>
           <w:lang w:eastAsia="ru-RU"/>
         </w:rPr>
-      </w:pPr>
+        <w:t>6</w:t>
+      </w:r>
       <w:r>
         <w:rPr>
           <w:rFonts w:ascii="Times New Roman" w:eastAsia="Times New Roman" w:hAnsi="Times New Roman" w:cs="Times New Roman"/>
@@ -1023,24 +1048,6 @@
           <w:szCs w:val="24"/>
           <w:lang w:eastAsia="ru-RU"/>
         </w:rPr>
-        <w:t>202</w:t>
-      </w:r>
-      <w:r>
-        <w:rPr>
-          <w:rFonts w:ascii="Times New Roman" w:eastAsia="Times New Roman" w:hAnsi="Times New Roman" w:cs="Times New Roman"/>
-          <w:sz w:val="24"/>
-          <w:szCs w:val="24"/>
-          <w:lang w:eastAsia="ru-RU"/>
-        </w:rPr>
-        <w:t>6</w:t>
-      </w:r>
-      <w:r>
-        <w:rPr>
-          <w:rFonts w:ascii="Times New Roman" w:eastAsia="Times New Roman" w:hAnsi="Times New Roman" w:cs="Times New Roman"/>
-          <w:sz w:val="24"/>
-          <w:szCs w:val="24"/>
-          <w:lang w:eastAsia="ru-RU"/>
-        </w:rPr>
         <w:t xml:space="preserve"> г.</w:t>
       </w:r>
     </w:p>
@@ -1064,6 +1071,7 @@
           <w:sz w:val="32"/>
           <w:szCs w:val="32"/>
         </w:rPr>
+        <w:lastRenderedPageBreak/>
         <w:t>Цель работы:</w:t>
       </w:r>
     </w:p>
@@ -1102,7 +1110,97 @@
           <w:sz w:val="28"/>
           <w:szCs w:val="28"/>
         </w:rPr>
-        <w:t>Для выполнения работы использовался язык программирования Python и библиотеки NumPy, Pandas, Matplotlib, Seaborn и Scikit-learn. Для алгоритма HDBSCAN использовалась соответствующая библиотека.</w:t>
+        <w:t xml:space="preserve">Для выполнения работы использовался язык программирования Python и библиотеки </w:t>
+      </w:r>
+      <w:proofErr w:type="spellStart"/>
+      <w:r>
+        <w:rPr>
+          <w:rFonts w:ascii="Times New Roman" w:hAnsi="Times New Roman" w:cs="Times New Roman"/>
+          <w:sz w:val="28"/>
+          <w:szCs w:val="28"/>
+        </w:rPr>
+        <w:t>NumPy</w:t>
+      </w:r>
+      <w:proofErr w:type="spellEnd"/>
+      <w:r>
+        <w:rPr>
+          <w:rFonts w:ascii="Times New Roman" w:hAnsi="Times New Roman" w:cs="Times New Roman"/>
+          <w:sz w:val="28"/>
+          <w:szCs w:val="28"/>
+        </w:rPr>
+        <w:t xml:space="preserve">, </w:t>
+      </w:r>
+      <w:proofErr w:type="spellStart"/>
+      <w:r>
+        <w:rPr>
+          <w:rFonts w:ascii="Times New Roman" w:hAnsi="Times New Roman" w:cs="Times New Roman"/>
+          <w:sz w:val="28"/>
+          <w:szCs w:val="28"/>
+        </w:rPr>
+        <w:t>Pandas</w:t>
+      </w:r>
+      <w:proofErr w:type="spellEnd"/>
+      <w:r>
+        <w:rPr>
+          <w:rFonts w:ascii="Times New Roman" w:hAnsi="Times New Roman" w:cs="Times New Roman"/>
+          <w:sz w:val="28"/>
+          <w:szCs w:val="28"/>
+        </w:rPr>
+        <w:t xml:space="preserve">, </w:t>
+      </w:r>
+      <w:proofErr w:type="spellStart"/>
+      <w:r>
+        <w:rPr>
+          <w:rFonts w:ascii="Times New Roman" w:hAnsi="Times New Roman" w:cs="Times New Roman"/>
+          <w:sz w:val="28"/>
+          <w:szCs w:val="28"/>
+        </w:rPr>
+        <w:t>Matplotlib</w:t>
+      </w:r>
+      <w:proofErr w:type="spellEnd"/>
+      <w:r>
+        <w:rPr>
+          <w:rFonts w:ascii="Times New Roman" w:hAnsi="Times New Roman" w:cs="Times New Roman"/>
+          <w:sz w:val="28"/>
+          <w:szCs w:val="28"/>
+        </w:rPr>
+        <w:t xml:space="preserve">, </w:t>
+      </w:r>
+      <w:proofErr w:type="spellStart"/>
+      <w:r>
+        <w:rPr>
+          <w:rFonts w:ascii="Times New Roman" w:hAnsi="Times New Roman" w:cs="Times New Roman"/>
+          <w:sz w:val="28"/>
+          <w:szCs w:val="28"/>
+        </w:rPr>
+        <w:t>Seaborn</w:t>
+      </w:r>
+      <w:proofErr w:type="spellEnd"/>
+      <w:r>
+        <w:rPr>
+          <w:rFonts w:ascii="Times New Roman" w:hAnsi="Times New Roman" w:cs="Times New Roman"/>
+          <w:sz w:val="28"/>
+          <w:szCs w:val="28"/>
+        </w:rPr>
+        <w:t xml:space="preserve"> и </w:t>
+      </w:r>
+      <w:proofErr w:type="spellStart"/>
+      <w:r>
+        <w:rPr>
+          <w:rFonts w:ascii="Times New Roman" w:hAnsi="Times New Roman" w:cs="Times New Roman"/>
+          <w:sz w:val="28"/>
+          <w:szCs w:val="28"/>
+        </w:rPr>
+        <w:t>Scikit-learn</w:t>
+      </w:r>
+      <w:proofErr w:type="spellEnd"/>
+      <w:r>
+        <w:rPr>
+          <w:rFonts w:ascii="Times New Roman" w:hAnsi="Times New Roman" w:cs="Times New Roman"/>
+          <w:sz w:val="28"/>
+          <w:szCs w:val="28"/>
+        </w:rPr>
+        <w:t>. Для алгоритма HDBSCAN использовалась соответствующая библиотека.</w:t>
       </w:r>
     </w:p>
     <w:p>
@@ -1285,7 +1383,25 @@
           <w:sz w:val="28"/>
           <w:szCs w:val="28"/>
         </w:rPr>
-        <w:t>В датасете PCA для 11 варианта присутствуют пять признаков:</w:t>
+        <w:t xml:space="preserve">В </w:t>
+      </w:r>
+      <w:proofErr w:type="spellStart"/>
+      <w:r>
+        <w:rPr>
+          <w:rFonts w:ascii="Times New Roman" w:hAnsi="Times New Roman" w:cs="Times New Roman"/>
+          <w:sz w:val="28"/>
+          <w:szCs w:val="28"/>
+        </w:rPr>
+        <w:t>датасете</w:t>
+      </w:r>
+      <w:proofErr w:type="spellEnd"/>
+      <w:r>
+        <w:rPr>
+          <w:rFonts w:ascii="Times New Roman" w:hAnsi="Times New Roman" w:cs="Times New Roman"/>
+          <w:sz w:val="28"/>
+          <w:szCs w:val="28"/>
+        </w:rPr>
+        <w:t xml:space="preserve"> PCA для 11 варианта присутствуют пять признаков:</w:t>
       </w:r>
     </w:p>
     <w:p>
@@ -1541,34 +1657,79 @@
           <w:szCs w:val="28"/>
         </w:rPr>
       </w:pPr>
-      <w:r>
-        <w:rPr>
-          <w:rFonts w:ascii="Times New Roman" w:hAnsi="Times New Roman" w:cs="Times New Roman"/>
-          <w:sz w:val="28"/>
-          <w:szCs w:val="28"/>
-        </w:rPr>
-        <w:lastRenderedPageBreak/>
-        <w:t>corr = X.corr()</w:t>
-      </w:r>
-    </w:p>
-    <w:p>
-      <w:pPr>
-        <w:pStyle w:val="a3"/>
-        <w:ind w:left="0" w:firstLine="709"/>
-        <w:jc w:val="both"/>
-        <w:rPr>
-          <w:rFonts w:ascii="Times New Roman" w:hAnsi="Times New Roman" w:cs="Times New Roman"/>
-          <w:sz w:val="28"/>
-          <w:szCs w:val="28"/>
-        </w:rPr>
-      </w:pPr>
-      <w:r>
-        <w:rPr>
-          <w:rFonts w:ascii="Times New Roman" w:hAnsi="Times New Roman" w:cs="Times New Roman"/>
-          <w:sz w:val="28"/>
-          <w:szCs w:val="28"/>
-        </w:rPr>
-        <w:t>Полученная матрица отображалась с помощью seaborn.heatmap()</w:t>
+      <w:proofErr w:type="spellStart"/>
+      <w:r>
+        <w:rPr>
+          <w:rFonts w:ascii="Times New Roman" w:hAnsi="Times New Roman" w:cs="Times New Roman"/>
+          <w:sz w:val="28"/>
+          <w:szCs w:val="28"/>
+        </w:rPr>
+        <w:t>corr</w:t>
+      </w:r>
+      <w:proofErr w:type="spellEnd"/>
+      <w:r>
+        <w:rPr>
+          <w:rFonts w:ascii="Times New Roman" w:hAnsi="Times New Roman" w:cs="Times New Roman"/>
+          <w:sz w:val="28"/>
+          <w:szCs w:val="28"/>
+        </w:rPr>
+        <w:t xml:space="preserve"> = </w:t>
+      </w:r>
+      <w:proofErr w:type="spellStart"/>
+      <w:r>
+        <w:rPr>
+          <w:rFonts w:ascii="Times New Roman" w:hAnsi="Times New Roman" w:cs="Times New Roman"/>
+          <w:sz w:val="28"/>
+          <w:szCs w:val="28"/>
+        </w:rPr>
+        <w:t>X.corr</w:t>
+      </w:r>
+      <w:proofErr w:type="spellEnd"/>
+      <w:r>
+        <w:rPr>
+          <w:rFonts w:ascii="Times New Roman" w:hAnsi="Times New Roman" w:cs="Times New Roman"/>
+          <w:sz w:val="28"/>
+          <w:szCs w:val="28"/>
+        </w:rPr>
+        <w:t>()</w:t>
+      </w:r>
+    </w:p>
+    <w:p>
+      <w:pPr>
+        <w:pStyle w:val="a3"/>
+        <w:ind w:left="0" w:firstLine="709"/>
+        <w:jc w:val="both"/>
+        <w:rPr>
+          <w:rFonts w:ascii="Times New Roman" w:hAnsi="Times New Roman" w:cs="Times New Roman"/>
+          <w:sz w:val="28"/>
+          <w:szCs w:val="28"/>
+        </w:rPr>
+      </w:pPr>
+      <w:r>
+        <w:rPr>
+          <w:rFonts w:ascii="Times New Roman" w:hAnsi="Times New Roman" w:cs="Times New Roman"/>
+          <w:sz w:val="28"/>
+          <w:szCs w:val="28"/>
+        </w:rPr>
+        <w:t xml:space="preserve">Полученная матрица отображалась с помощью </w:t>
+      </w:r>
+      <w:proofErr w:type="spellStart"/>
+      <w:r>
+        <w:rPr>
+          <w:rFonts w:ascii="Times New Roman" w:hAnsi="Times New Roman" w:cs="Times New Roman"/>
+          <w:sz w:val="28"/>
+          <w:szCs w:val="28"/>
+        </w:rPr>
+        <w:t>seaborn.heatmap</w:t>
+      </w:r>
+      <w:proofErr w:type="spellEnd"/>
+      <w:r>
+        <w:rPr>
+          <w:rFonts w:ascii="Times New Roman" w:hAnsi="Times New Roman" w:cs="Times New Roman"/>
+          <w:sz w:val="28"/>
+          <w:szCs w:val="28"/>
+        </w:rPr>
+        <w:t>()</w:t>
       </w:r>
       <w:r>
         <w:rPr>
@@ -1767,50 +1928,58 @@
           <w:sz w:val="28"/>
           <w:szCs w:val="28"/>
         </w:rPr>
+        <w:t>Таким образом, построение корреляционной матрицы позволило предварительно оценить структуру исходных признаков перед применением PCA, SVD и ICA.</w:t>
+      </w:r>
+    </w:p>
+    <w:p>
+      <w:pPr>
+        <w:pStyle w:val="a3"/>
+        <w:ind w:left="0" w:firstLine="709"/>
+        <w:jc w:val="both"/>
+        <w:rPr>
+          <w:rFonts w:ascii="Times New Roman" w:hAnsi="Times New Roman" w:cs="Times New Roman"/>
+          <w:sz w:val="28"/>
+          <w:szCs w:val="28"/>
+          <w:u w:val="single"/>
+        </w:rPr>
+      </w:pPr>
+      <w:r>
+        <w:rPr>
+          <w:rFonts w:ascii="Times New Roman" w:hAnsi="Times New Roman" w:cs="Times New Roman"/>
+          <w:sz w:val="28"/>
+          <w:szCs w:val="28"/>
+          <w:u w:val="single"/>
+        </w:rPr>
+        <w:t>Вывод по заданию 1.1. Матрица корреляций</w:t>
+      </w:r>
+    </w:p>
+    <w:p>
+      <w:pPr>
+        <w:pStyle w:val="a3"/>
+        <w:ind w:left="0" w:firstLine="709"/>
+        <w:jc w:val="both"/>
+        <w:rPr>
+          <w:rFonts w:ascii="Times New Roman" w:hAnsi="Times New Roman" w:cs="Times New Roman"/>
+          <w:sz w:val="28"/>
+          <w:szCs w:val="28"/>
+        </w:rPr>
+      </w:pPr>
+      <w:r>
+        <w:rPr>
+          <w:rFonts w:ascii="Times New Roman" w:hAnsi="Times New Roman" w:cs="Times New Roman"/>
+          <w:sz w:val="28"/>
+          <w:szCs w:val="28"/>
+        </w:rPr>
+        <w:t xml:space="preserve">В результате построения матрицы корреляций были исследованы взаимосвязи между исходными признаками. Анализ коэффициентов </w:t>
+      </w:r>
+      <w:r>
+        <w:rPr>
+          <w:rFonts w:ascii="Times New Roman" w:hAnsi="Times New Roman" w:cs="Times New Roman"/>
+          <w:sz w:val="28"/>
+          <w:szCs w:val="28"/>
+        </w:rPr>
         <w:lastRenderedPageBreak/>
-        <w:t>Таким образом, построение корреляционной матрицы позволило предварительно оценить структуру исходных признаков перед применением PCA, SVD и ICA.</w:t>
-      </w:r>
-    </w:p>
-    <w:p>
-      <w:pPr>
-        <w:pStyle w:val="a3"/>
-        <w:ind w:left="0" w:firstLine="709"/>
-        <w:jc w:val="both"/>
-        <w:rPr>
-          <w:rFonts w:ascii="Times New Roman" w:hAnsi="Times New Roman" w:cs="Times New Roman"/>
-          <w:sz w:val="28"/>
-          <w:szCs w:val="28"/>
-          <w:u w:val="single"/>
-        </w:rPr>
-      </w:pPr>
-      <w:r>
-        <w:rPr>
-          <w:rFonts w:ascii="Times New Roman" w:hAnsi="Times New Roman" w:cs="Times New Roman"/>
-          <w:sz w:val="28"/>
-          <w:szCs w:val="28"/>
-          <w:u w:val="single"/>
-        </w:rPr>
-        <w:t>Вывод по заданию 1.1. Матрица корреляций</w:t>
-      </w:r>
-    </w:p>
-    <w:p>
-      <w:pPr>
-        <w:pStyle w:val="a3"/>
-        <w:ind w:left="0" w:firstLine="709"/>
-        <w:jc w:val="both"/>
-        <w:rPr>
-          <w:rFonts w:ascii="Times New Roman" w:hAnsi="Times New Roman" w:cs="Times New Roman"/>
-          <w:sz w:val="28"/>
-          <w:szCs w:val="28"/>
-        </w:rPr>
-      </w:pPr>
-      <w:r>
-        <w:rPr>
-          <w:rFonts w:ascii="Times New Roman" w:hAnsi="Times New Roman" w:cs="Times New Roman"/>
-          <w:sz w:val="28"/>
-          <w:szCs w:val="28"/>
-        </w:rPr>
-        <w:t>В результате построения матрицы корреляций были исследованы взаимосвязи между исходными признаками. Анализ коэффициентов корреляции позволяет определить признаки, имеющие сильную положительную или отрицательную линейную зависимость, а также признаки, между которыми выраженная линейная связь отсутствует. Полученные результаты позволяют выявить возможную избыточность информации и предварительно оценить взаимосвязь признаков перед выполнением понижения размерности.</w:t>
+        <w:t>корреляции позволяет определить признаки, имеющие сильную положительную или отрицательную линейную зависимость, а также признаки, между которыми выраженная линейная связь отсутствует. Полученные результаты позволяют выявить возможную избыточность информации и предварительно оценить взаимосвязь признаков перед выполнением понижения размерности.</w:t>
       </w:r>
     </w:p>
     <w:p>
@@ -2061,7 +2230,43 @@
           <w:sz w:val="28"/>
           <w:szCs w:val="28"/>
         </w:rPr>
-        <w:t>Для построения использовалась функция scatter_matrix() из библиотеки Pandas.</w:t>
+        <w:t xml:space="preserve">Для построения использовалась функция </w:t>
+      </w:r>
+      <w:proofErr w:type="spellStart"/>
+      <w:r>
+        <w:rPr>
+          <w:rFonts w:ascii="Times New Roman" w:hAnsi="Times New Roman" w:cs="Times New Roman"/>
+          <w:sz w:val="28"/>
+          <w:szCs w:val="28"/>
+        </w:rPr>
+        <w:t>scatter_matrix</w:t>
+      </w:r>
+      <w:proofErr w:type="spellEnd"/>
+      <w:r>
+        <w:rPr>
+          <w:rFonts w:ascii="Times New Roman" w:hAnsi="Times New Roman" w:cs="Times New Roman"/>
+          <w:sz w:val="28"/>
+          <w:szCs w:val="28"/>
+        </w:rPr>
+        <w:t xml:space="preserve">() из библиотеки </w:t>
+      </w:r>
+      <w:proofErr w:type="spellStart"/>
+      <w:r>
+        <w:rPr>
+          <w:rFonts w:ascii="Times New Roman" w:hAnsi="Times New Roman" w:cs="Times New Roman"/>
+          <w:sz w:val="28"/>
+          <w:szCs w:val="28"/>
+        </w:rPr>
+        <w:t>Pandas</w:t>
+      </w:r>
+      <w:proofErr w:type="spellEnd"/>
+      <w:r>
+        <w:rPr>
+          <w:rFonts w:ascii="Times New Roman" w:hAnsi="Times New Roman" w:cs="Times New Roman"/>
+          <w:sz w:val="28"/>
+          <w:szCs w:val="28"/>
+        </w:rPr>
+        <w:t>.</w:t>
       </w:r>
     </w:p>
     <w:p>
@@ -2148,6 +2353,7 @@
           <w:lang w:val="en-US"/>
         </w:rPr>
       </w:pPr>
+      <w:proofErr w:type="spellStart"/>
       <w:r>
         <w:rPr>
           <w:rFonts w:ascii="Times New Roman" w:hAnsi="Times New Roman" w:cs="Times New Roman"/>
@@ -2155,28 +2361,38 @@
           <w:szCs w:val="28"/>
           <w:lang w:val="en-US"/>
         </w:rPr>
-        <w:t>scatter_matrix(</w:t>
-      </w:r>
-    </w:p>
-    <w:p>
-      <w:pPr>
-        <w:pStyle w:val="a3"/>
-        <w:ind w:left="0" w:firstLine="709"/>
-        <w:jc w:val="both"/>
+        <w:t>scatter_matrix</w:t>
+      </w:r>
+      <w:proofErr w:type="spellEnd"/>
+      <w:r>
         <w:rPr>
           <w:rFonts w:ascii="Times New Roman" w:hAnsi="Times New Roman" w:cs="Times New Roman"/>
           <w:sz w:val="28"/>
           <w:szCs w:val="28"/>
           <w:lang w:val="en-US"/>
         </w:rPr>
-      </w:pPr>
-      <w:r>
+        <w:t>(</w:t>
+      </w:r>
+    </w:p>
+    <w:p>
+      <w:pPr>
+        <w:pStyle w:val="a3"/>
+        <w:ind w:left="0" w:firstLine="709"/>
+        <w:jc w:val="both"/>
         <w:rPr>
           <w:rFonts w:ascii="Times New Roman" w:hAnsi="Times New Roman" w:cs="Times New Roman"/>
           <w:sz w:val="28"/>
           <w:szCs w:val="28"/>
           <w:lang w:val="en-US"/>
         </w:rPr>
+      </w:pPr>
+      <w:r>
+        <w:rPr>
+          <w:rFonts w:ascii="Times New Roman" w:hAnsi="Times New Roman" w:cs="Times New Roman"/>
+          <w:sz w:val="28"/>
+          <w:szCs w:val="28"/>
+          <w:lang w:val="en-US"/>
+        </w:rPr>
         <w:t xml:space="preserve">    X,</w:t>
       </w:r>
     </w:p>
@@ -2221,20 +2437,9 @@
           <w:szCs w:val="28"/>
           <w:lang w:val="en-US"/>
         </w:rPr>
-        <w:t xml:space="preserve">    feature_names,</w:t>
-      </w:r>
-    </w:p>
-    <w:p>
-      <w:pPr>
-        <w:pStyle w:val="a3"/>
-        <w:ind w:left="0" w:firstLine="709"/>
-        <w:jc w:val="both"/>
-        <w:rPr>
-          <w:rFonts w:ascii="Times New Roman" w:hAnsi="Times New Roman" w:cs="Times New Roman"/>
-          <w:sz w:val="28"/>
-          <w:szCs w:val="28"/>
-        </w:rPr>
-      </w:pPr>
+        <w:t xml:space="preserve">    </w:t>
+      </w:r>
+      <w:proofErr w:type="spellStart"/>
       <w:r>
         <w:rPr>
           <w:rFonts w:ascii="Times New Roman" w:hAnsi="Times New Roman" w:cs="Times New Roman"/>
@@ -2242,8 +2447,40 @@
           <w:szCs w:val="28"/>
           <w:lang w:val="en-US"/>
         </w:rPr>
+        <w:t>feature_names</w:t>
+      </w:r>
+      <w:proofErr w:type="spellEnd"/>
+      <w:r>
+        <w:rPr>
+          <w:rFonts w:ascii="Times New Roman" w:hAnsi="Times New Roman" w:cs="Times New Roman"/>
+          <w:sz w:val="28"/>
+          <w:szCs w:val="28"/>
+          <w:lang w:val="en-US"/>
+        </w:rPr>
+        <w:t>,</w:t>
+      </w:r>
+    </w:p>
+    <w:p>
+      <w:pPr>
+        <w:pStyle w:val="a3"/>
+        <w:ind w:left="0" w:firstLine="709"/>
+        <w:jc w:val="both"/>
+        <w:rPr>
+          <w:rFonts w:ascii="Times New Roman" w:hAnsi="Times New Roman" w:cs="Times New Roman"/>
+          <w:sz w:val="28"/>
+          <w:szCs w:val="28"/>
+        </w:rPr>
+      </w:pPr>
+      <w:r>
+        <w:rPr>
+          <w:rFonts w:ascii="Times New Roman" w:hAnsi="Times New Roman" w:cs="Times New Roman"/>
+          <w:sz w:val="28"/>
+          <w:szCs w:val="28"/>
+          <w:lang w:val="en-US"/>
+        </w:rPr>
         <w:t xml:space="preserve">    </w:t>
       </w:r>
+      <w:proofErr w:type="spellStart"/>
       <w:r>
         <w:rPr>
           <w:rFonts w:ascii="Times New Roman" w:hAnsi="Times New Roman" w:cs="Times New Roman"/>
@@ -2252,6 +2489,7 @@
         </w:rPr>
         <w:t>output_dir</w:t>
       </w:r>
+      <w:proofErr w:type="spellEnd"/>
     </w:p>
     <w:p>
       <w:pPr>
@@ -2322,40 +2560,40 @@
           <w:sz w:val="28"/>
           <w:szCs w:val="28"/>
         </w:rPr>
+        <w:t>Полученная матрица диаграмм рассеяния представлена ниже.</w:t>
+      </w:r>
+    </w:p>
+    <w:p>
+      <w:pPr>
+        <w:pStyle w:val="a3"/>
+        <w:ind w:left="0" w:firstLine="709"/>
+        <w:jc w:val="both"/>
+        <w:rPr>
+          <w:rFonts w:ascii="Times New Roman" w:hAnsi="Times New Roman" w:cs="Times New Roman"/>
+          <w:sz w:val="28"/>
+          <w:szCs w:val="28"/>
+        </w:rPr>
+      </w:pPr>
+    </w:p>
+    <w:p>
+      <w:pPr>
+        <w:pStyle w:val="a3"/>
+        <w:ind w:left="0" w:firstLine="709"/>
+        <w:jc w:val="both"/>
+        <w:rPr>
+          <w:rFonts w:ascii="Times New Roman" w:hAnsi="Times New Roman" w:cs="Times New Roman"/>
+          <w:sz w:val="28"/>
+          <w:szCs w:val="28"/>
+        </w:rPr>
+      </w:pPr>
+      <w:r>
+        <w:rPr>
+          <w:rFonts w:ascii="Times New Roman" w:hAnsi="Times New Roman" w:cs="Times New Roman"/>
+          <w:noProof/>
+          <w:sz w:val="28"/>
+          <w:szCs w:val="28"/>
+        </w:rPr>
         <w:lastRenderedPageBreak/>
-        <w:t>Полученная матрица диаграмм рассеяния представлена ниже.</w:t>
-      </w:r>
-    </w:p>
-    <w:p>
-      <w:pPr>
-        <w:pStyle w:val="a3"/>
-        <w:ind w:left="0" w:firstLine="709"/>
-        <w:jc w:val="both"/>
-        <w:rPr>
-          <w:rFonts w:ascii="Times New Roman" w:hAnsi="Times New Roman" w:cs="Times New Roman"/>
-          <w:sz w:val="28"/>
-          <w:szCs w:val="28"/>
-        </w:rPr>
-      </w:pPr>
-    </w:p>
-    <w:p>
-      <w:pPr>
-        <w:pStyle w:val="a3"/>
-        <w:ind w:left="0" w:firstLine="709"/>
-        <w:jc w:val="both"/>
-        <w:rPr>
-          <w:rFonts w:ascii="Times New Roman" w:hAnsi="Times New Roman" w:cs="Times New Roman"/>
-          <w:sz w:val="28"/>
-          <w:szCs w:val="28"/>
-        </w:rPr>
-      </w:pPr>
-      <w:r>
-        <w:rPr>
-          <w:rFonts w:ascii="Times New Roman" w:hAnsi="Times New Roman" w:cs="Times New Roman"/>
-          <w:noProof/>
-          <w:sz w:val="28"/>
-          <w:szCs w:val="28"/>
-        </w:rPr>
         <w:drawing>
           <wp:inline distT="0" distB="0" distL="0" distR="0" wp14:anchorId="3F2A7005" wp14:editId="5B0346B8">
             <wp:extent cx="5940425" cy="5899785"/>
@@ -2470,8 +2708,20 @@
           <w:sz w:val="28"/>
           <w:szCs w:val="28"/>
         </w:rPr>
-        <w:t xml:space="preserve">По полученным графикам можно сделать предварительный вывод о характере распределения объектов. На отдельных проекциях можно увидеть </w:t>
-      </w:r>
+        <w:t>По полученным графикам можно сделать предварительный вывод о характере распределения объектов. На отдельных проекциях можно увидеть области концентрации объектов различных классов, а также отдельные точки, которые находятся далеко от основной массы данных.</w:t>
+      </w:r>
+    </w:p>
+    <w:p>
+      <w:pPr>
+        <w:pStyle w:val="a3"/>
+        <w:ind w:left="0" w:firstLine="709"/>
+        <w:jc w:val="both"/>
+        <w:rPr>
+          <w:rFonts w:ascii="Times New Roman" w:hAnsi="Times New Roman" w:cs="Times New Roman"/>
+          <w:sz w:val="28"/>
+          <w:szCs w:val="28"/>
+        </w:rPr>
+      </w:pPr>
       <w:r>
         <w:rPr>
           <w:rFonts w:ascii="Times New Roman" w:hAnsi="Times New Roman" w:cs="Times New Roman"/>
@@ -2479,26 +2729,6 @@
           <w:szCs w:val="28"/>
         </w:rPr>
         <w:lastRenderedPageBreak/>
-        <w:t>области концентрации объектов различных классов, а также отдельные точки, которые находятся далеко от основной массы данных.</w:t>
-      </w:r>
-    </w:p>
-    <w:p>
-      <w:pPr>
-        <w:pStyle w:val="a3"/>
-        <w:ind w:left="0" w:firstLine="709"/>
-        <w:jc w:val="both"/>
-        <w:rPr>
-          <w:rFonts w:ascii="Times New Roman" w:hAnsi="Times New Roman" w:cs="Times New Roman"/>
-          <w:sz w:val="28"/>
-          <w:szCs w:val="28"/>
-        </w:rPr>
-      </w:pPr>
-      <w:r>
-        <w:rPr>
-          <w:rFonts w:ascii="Times New Roman" w:hAnsi="Times New Roman" w:cs="Times New Roman"/>
-          <w:sz w:val="28"/>
-          <w:szCs w:val="28"/>
-        </w:rPr>
         <w:t>Полученная информация далее использовалась при анализе результатов методов понижения размерности и кластеризации.</w:t>
       </w:r>
     </w:p>
@@ -2978,43 +3208,41 @@
           <w:szCs w:val="28"/>
           <w:lang w:val="en-US"/>
         </w:rPr>
-        <w:t xml:space="preserve"> StandardScaler:</w:t>
-      </w:r>
-    </w:p>
-    <w:p>
-      <w:pPr>
-        <w:pStyle w:val="a3"/>
-        <w:ind w:left="0" w:firstLine="709"/>
-        <w:jc w:val="both"/>
+        <w:t xml:space="preserve"> </w:t>
+      </w:r>
+      <w:proofErr w:type="spellStart"/>
+      <w:r>
         <w:rPr>
           <w:rFonts w:ascii="Times New Roman" w:hAnsi="Times New Roman" w:cs="Times New Roman"/>
           <w:sz w:val="28"/>
           <w:szCs w:val="28"/>
           <w:lang w:val="en-US"/>
         </w:rPr>
-      </w:pPr>
-    </w:p>
-    <w:p>
-      <w:pPr>
-        <w:pStyle w:val="a3"/>
-        <w:ind w:left="0" w:firstLine="709"/>
-        <w:jc w:val="both"/>
+        <w:t>StandardScaler</w:t>
+      </w:r>
+      <w:proofErr w:type="spellEnd"/>
+      <w:r>
         <w:rPr>
           <w:rFonts w:ascii="Times New Roman" w:hAnsi="Times New Roman" w:cs="Times New Roman"/>
           <w:sz w:val="28"/>
           <w:szCs w:val="28"/>
           <w:lang w:val="en-US"/>
         </w:rPr>
-      </w:pPr>
-      <w:r>
+        <w:t>:</w:t>
+      </w:r>
+    </w:p>
+    <w:p>
+      <w:pPr>
+        <w:pStyle w:val="a3"/>
+        <w:ind w:left="0" w:firstLine="709"/>
+        <w:jc w:val="both"/>
         <w:rPr>
           <w:rFonts w:ascii="Times New Roman" w:hAnsi="Times New Roman" w:cs="Times New Roman"/>
           <w:sz w:val="28"/>
           <w:szCs w:val="28"/>
           <w:lang w:val="en-US"/>
         </w:rPr>
-        <w:t>X_scaled, scaler = standardize_data(X)</w:t>
-      </w:r>
+      </w:pPr>
     </w:p>
     <w:p>
       <w:pPr>
@@ -3028,6 +3256,59 @@
           <w:lang w:val="en-US"/>
         </w:rPr>
       </w:pPr>
+      <w:proofErr w:type="spellStart"/>
+      <w:r>
+        <w:rPr>
+          <w:rFonts w:ascii="Times New Roman" w:hAnsi="Times New Roman" w:cs="Times New Roman"/>
+          <w:sz w:val="28"/>
+          <w:szCs w:val="28"/>
+          <w:lang w:val="en-US"/>
+        </w:rPr>
+        <w:t>X_scaled</w:t>
+      </w:r>
+      <w:proofErr w:type="spellEnd"/>
+      <w:r>
+        <w:rPr>
+          <w:rFonts w:ascii="Times New Roman" w:hAnsi="Times New Roman" w:cs="Times New Roman"/>
+          <w:sz w:val="28"/>
+          <w:szCs w:val="28"/>
+          <w:lang w:val="en-US"/>
+        </w:rPr>
+        <w:t xml:space="preserve">, scaler = </w:t>
+      </w:r>
+      <w:proofErr w:type="spellStart"/>
+      <w:r>
+        <w:rPr>
+          <w:rFonts w:ascii="Times New Roman" w:hAnsi="Times New Roman" w:cs="Times New Roman"/>
+          <w:sz w:val="28"/>
+          <w:szCs w:val="28"/>
+          <w:lang w:val="en-US"/>
+        </w:rPr>
+        <w:t>standardize_data</w:t>
+      </w:r>
+      <w:proofErr w:type="spellEnd"/>
+      <w:r>
+        <w:rPr>
+          <w:rFonts w:ascii="Times New Roman" w:hAnsi="Times New Roman" w:cs="Times New Roman"/>
+          <w:sz w:val="28"/>
+          <w:szCs w:val="28"/>
+          <w:lang w:val="en-US"/>
+        </w:rPr>
+        <w:t>(X)</w:t>
+      </w:r>
+    </w:p>
+    <w:p>
+      <w:pPr>
+        <w:pStyle w:val="a3"/>
+        <w:ind w:left="0" w:firstLine="709"/>
+        <w:jc w:val="both"/>
+        <w:rPr>
+          <w:rFonts w:ascii="Times New Roman" w:hAnsi="Times New Roman" w:cs="Times New Roman"/>
+          <w:sz w:val="28"/>
+          <w:szCs w:val="28"/>
+          <w:lang w:val="en-US"/>
+        </w:rPr>
+      </w:pPr>
     </w:p>
     <w:p>
       <w:pPr>
@@ -3132,7 +3413,63 @@
           <w:sz w:val="28"/>
           <w:szCs w:val="28"/>
         </w:rPr>
-        <w:t>PCA расшифровывается как Principal Component Analysis — анализ главных компонент.</w:t>
+        <w:t xml:space="preserve">PCA расшифровывается как </w:t>
+      </w:r>
+      <w:proofErr w:type="spellStart"/>
+      <w:r>
+        <w:rPr>
+          <w:rFonts w:ascii="Times New Roman" w:hAnsi="Times New Roman" w:cs="Times New Roman"/>
+          <w:sz w:val="28"/>
+          <w:szCs w:val="28"/>
+        </w:rPr>
+        <w:t>Principal</w:t>
+      </w:r>
+      <w:proofErr w:type="spellEnd"/>
+      <w:r>
+        <w:rPr>
+          <w:rFonts w:ascii="Times New Roman" w:hAnsi="Times New Roman" w:cs="Times New Roman"/>
+          <w:sz w:val="28"/>
+          <w:szCs w:val="28"/>
+        </w:rPr>
+        <w:t xml:space="preserve"> </w:t>
+      </w:r>
+      <w:proofErr w:type="spellStart"/>
+      <w:r>
+        <w:rPr>
+          <w:rFonts w:ascii="Times New Roman" w:hAnsi="Times New Roman" w:cs="Times New Roman"/>
+          <w:sz w:val="28"/>
+          <w:szCs w:val="28"/>
+        </w:rPr>
+        <w:t>Component</w:t>
+      </w:r>
+      <w:proofErr w:type="spellEnd"/>
+      <w:r>
+        <w:rPr>
+          <w:rFonts w:ascii="Times New Roman" w:hAnsi="Times New Roman" w:cs="Times New Roman"/>
+          <w:sz w:val="28"/>
+          <w:szCs w:val="28"/>
+        </w:rPr>
+        <w:t xml:space="preserve"> Analysis — анализ главных компонент.</w:t>
+      </w:r>
+    </w:p>
+    <w:p>
+      <w:pPr>
+        <w:pStyle w:val="a3"/>
+        <w:ind w:left="0" w:firstLine="709"/>
+        <w:jc w:val="both"/>
+        <w:rPr>
+          <w:rFonts w:ascii="Times New Roman" w:hAnsi="Times New Roman" w:cs="Times New Roman"/>
+          <w:sz w:val="28"/>
+          <w:szCs w:val="28"/>
+        </w:rPr>
+      </w:pPr>
+      <w:r>
+        <w:rPr>
+          <w:rFonts w:ascii="Times New Roman" w:hAnsi="Times New Roman" w:cs="Times New Roman"/>
+          <w:sz w:val="28"/>
+          <w:szCs w:val="28"/>
+        </w:rPr>
+        <w:t>Это один из наиболее распространённых методов понижения размерности.</w:t>
       </w:r>
     </w:p>
     <w:p>
@@ -3153,26 +3490,6 @@
           <w:szCs w:val="28"/>
         </w:rPr>
         <w:lastRenderedPageBreak/>
-        <w:t>Это один из наиболее распространённых методов понижения размерности.</w:t>
-      </w:r>
-    </w:p>
-    <w:p>
-      <w:pPr>
-        <w:pStyle w:val="a3"/>
-        <w:ind w:left="0" w:firstLine="709"/>
-        <w:jc w:val="both"/>
-        <w:rPr>
-          <w:rFonts w:ascii="Times New Roman" w:hAnsi="Times New Roman" w:cs="Times New Roman"/>
-          <w:sz w:val="28"/>
-          <w:szCs w:val="28"/>
-        </w:rPr>
-      </w:pPr>
-      <w:r>
-        <w:rPr>
-          <w:rFonts w:ascii="Times New Roman" w:hAnsi="Times New Roman" w:cs="Times New Roman"/>
-          <w:sz w:val="28"/>
-          <w:szCs w:val="28"/>
-        </w:rPr>
         <w:t>Основная идея PCA заключается в том, чтобы заменить исходные признаки новыми компонентами. Первая компонента выбирается таким образом, чтобы объяснять максимально возможную долю дисперсии данных. Вторая компонента объясняет максимально возможную оставшуюся дисперсию и при этом является ортогональной первой. Далее процесс продолжается для следующих компонент.</w:t>
       </w:r>
     </w:p>
@@ -3368,6 +3685,7 @@
           <w:lang w:val="en-US"/>
         </w:rPr>
       </w:pPr>
+      <w:proofErr w:type="spellStart"/>
       <w:r>
         <w:rPr>
           <w:rFonts w:ascii="Times New Roman" w:hAnsi="Times New Roman" w:cs="Times New Roman"/>
@@ -3375,43 +3693,41 @@
           <w:szCs w:val="28"/>
           <w:lang w:val="en-US"/>
         </w:rPr>
-        <w:t>pca_analysis(</w:t>
-      </w:r>
-    </w:p>
-    <w:p>
-      <w:pPr>
-        <w:pStyle w:val="a3"/>
-        <w:ind w:left="0" w:firstLine="709"/>
-        <w:jc w:val="both"/>
+        <w:t>pca_analysis</w:t>
+      </w:r>
+      <w:proofErr w:type="spellEnd"/>
+      <w:r>
         <w:rPr>
           <w:rFonts w:ascii="Times New Roman" w:hAnsi="Times New Roman" w:cs="Times New Roman"/>
           <w:sz w:val="28"/>
           <w:szCs w:val="28"/>
           <w:lang w:val="en-US"/>
         </w:rPr>
-      </w:pPr>
-      <w:r>
+        <w:t>(</w:t>
+      </w:r>
+    </w:p>
+    <w:p>
+      <w:pPr>
+        <w:pStyle w:val="a3"/>
+        <w:ind w:left="0" w:firstLine="709"/>
+        <w:jc w:val="both"/>
         <w:rPr>
           <w:rFonts w:ascii="Times New Roman" w:hAnsi="Times New Roman" w:cs="Times New Roman"/>
           <w:sz w:val="28"/>
           <w:szCs w:val="28"/>
           <w:lang w:val="en-US"/>
         </w:rPr>
-        <w:t xml:space="preserve">    X_scaled,</w:t>
-      </w:r>
-    </w:p>
-    <w:p>
-      <w:pPr>
-        <w:pStyle w:val="a3"/>
-        <w:ind w:left="0" w:firstLine="709"/>
-        <w:jc w:val="both"/>
+      </w:pPr>
+      <w:r>
         <w:rPr>
           <w:rFonts w:ascii="Times New Roman" w:hAnsi="Times New Roman" w:cs="Times New Roman"/>
           <w:sz w:val="28"/>
           <w:szCs w:val="28"/>
           <w:lang w:val="en-US"/>
         </w:rPr>
-      </w:pPr>
+        <w:t xml:space="preserve">    </w:t>
+      </w:r>
+      <w:proofErr w:type="spellStart"/>
       <w:r>
         <w:rPr>
           <w:rFonts w:ascii="Times New Roman" w:hAnsi="Times New Roman" w:cs="Times New Roman"/>
@@ -3419,20 +3735,9 @@
           <w:szCs w:val="28"/>
           <w:lang w:val="en-US"/>
         </w:rPr>
-        <w:t xml:space="preserve">    feature_names,</w:t>
-      </w:r>
-    </w:p>
-    <w:p>
-      <w:pPr>
-        <w:pStyle w:val="a3"/>
-        <w:ind w:left="0" w:firstLine="709"/>
-        <w:jc w:val="both"/>
-        <w:rPr>
-          <w:rFonts w:ascii="Times New Roman" w:hAnsi="Times New Roman" w:cs="Times New Roman"/>
-          <w:sz w:val="28"/>
-          <w:szCs w:val="28"/>
-        </w:rPr>
-      </w:pPr>
+        <w:t>X_scaled</w:t>
+      </w:r>
+      <w:proofErr w:type="spellEnd"/>
       <w:r>
         <w:rPr>
           <w:rFonts w:ascii="Times New Roman" w:hAnsi="Times New Roman" w:cs="Times New Roman"/>
@@ -3440,8 +3745,71 @@
           <w:szCs w:val="28"/>
           <w:lang w:val="en-US"/>
         </w:rPr>
+        <w:t>,</w:t>
+      </w:r>
+    </w:p>
+    <w:p>
+      <w:pPr>
+        <w:pStyle w:val="a3"/>
+        <w:ind w:left="0" w:firstLine="709"/>
+        <w:jc w:val="both"/>
+        <w:rPr>
+          <w:rFonts w:ascii="Times New Roman" w:hAnsi="Times New Roman" w:cs="Times New Roman"/>
+          <w:sz w:val="28"/>
+          <w:szCs w:val="28"/>
+          <w:lang w:val="en-US"/>
+        </w:rPr>
+      </w:pPr>
+      <w:r>
+        <w:rPr>
+          <w:rFonts w:ascii="Times New Roman" w:hAnsi="Times New Roman" w:cs="Times New Roman"/>
+          <w:sz w:val="28"/>
+          <w:szCs w:val="28"/>
+          <w:lang w:val="en-US"/>
+        </w:rPr>
         <w:t xml:space="preserve">    </w:t>
       </w:r>
+      <w:proofErr w:type="spellStart"/>
+      <w:r>
+        <w:rPr>
+          <w:rFonts w:ascii="Times New Roman" w:hAnsi="Times New Roman" w:cs="Times New Roman"/>
+          <w:sz w:val="28"/>
+          <w:szCs w:val="28"/>
+          <w:lang w:val="en-US"/>
+        </w:rPr>
+        <w:t>feature_names</w:t>
+      </w:r>
+      <w:proofErr w:type="spellEnd"/>
+      <w:r>
+        <w:rPr>
+          <w:rFonts w:ascii="Times New Roman" w:hAnsi="Times New Roman" w:cs="Times New Roman"/>
+          <w:sz w:val="28"/>
+          <w:szCs w:val="28"/>
+          <w:lang w:val="en-US"/>
+        </w:rPr>
+        <w:t>,</w:t>
+      </w:r>
+    </w:p>
+    <w:p>
+      <w:pPr>
+        <w:pStyle w:val="a3"/>
+        <w:ind w:left="0" w:firstLine="709"/>
+        <w:jc w:val="both"/>
+        <w:rPr>
+          <w:rFonts w:ascii="Times New Roman" w:hAnsi="Times New Roman" w:cs="Times New Roman"/>
+          <w:sz w:val="28"/>
+          <w:szCs w:val="28"/>
+        </w:rPr>
+      </w:pPr>
+      <w:r>
+        <w:rPr>
+          <w:rFonts w:ascii="Times New Roman" w:hAnsi="Times New Roman" w:cs="Times New Roman"/>
+          <w:sz w:val="28"/>
+          <w:szCs w:val="28"/>
+          <w:lang w:val="en-US"/>
+        </w:rPr>
+        <w:t xml:space="preserve">    </w:t>
+      </w:r>
       <w:r>
         <w:rPr>
           <w:rFonts w:ascii="Times New Roman" w:hAnsi="Times New Roman" w:cs="Times New Roman"/>
@@ -3468,8 +3836,18 @@
           <w:sz w:val="28"/>
           <w:szCs w:val="28"/>
         </w:rPr>
-        <w:t xml:space="preserve">    output_dir</w:t>
-      </w:r>
+        <w:t xml:space="preserve">    </w:t>
+      </w:r>
+      <w:proofErr w:type="spellStart"/>
+      <w:r>
+        <w:rPr>
+          <w:rFonts w:ascii="Times New Roman" w:hAnsi="Times New Roman" w:cs="Times New Roman"/>
+          <w:sz w:val="28"/>
+          <w:szCs w:val="28"/>
+        </w:rPr>
+        <w:t>output_dir</w:t>
+      </w:r>
+      <w:proofErr w:type="spellEnd"/>
     </w:p>
     <w:p>
       <w:pPr>
@@ -3849,7 +4227,43 @@
           <w:szCs w:val="28"/>
         </w:rPr>
         <w:lastRenderedPageBreak/>
-        <w:t>SVD расшифровывается как Singular Value Decomposition — сингулярное разложение матрицы.</w:t>
+        <w:t xml:space="preserve">SVD расшифровывается как </w:t>
+      </w:r>
+      <w:proofErr w:type="spellStart"/>
+      <w:r>
+        <w:rPr>
+          <w:rFonts w:ascii="Times New Roman" w:hAnsi="Times New Roman" w:cs="Times New Roman"/>
+          <w:sz w:val="28"/>
+          <w:szCs w:val="28"/>
+        </w:rPr>
+        <w:t>Singular</w:t>
+      </w:r>
+      <w:proofErr w:type="spellEnd"/>
+      <w:r>
+        <w:rPr>
+          <w:rFonts w:ascii="Times New Roman" w:hAnsi="Times New Roman" w:cs="Times New Roman"/>
+          <w:sz w:val="28"/>
+          <w:szCs w:val="28"/>
+        </w:rPr>
+        <w:t xml:space="preserve"> Value </w:t>
+      </w:r>
+      <w:proofErr w:type="spellStart"/>
+      <w:r>
+        <w:rPr>
+          <w:rFonts w:ascii="Times New Roman" w:hAnsi="Times New Roman" w:cs="Times New Roman"/>
+          <w:sz w:val="28"/>
+          <w:szCs w:val="28"/>
+        </w:rPr>
+        <w:t>Decomposition</w:t>
+      </w:r>
+      <w:proofErr w:type="spellEnd"/>
+      <w:r>
+        <w:rPr>
+          <w:rFonts w:ascii="Times New Roman" w:hAnsi="Times New Roman" w:cs="Times New Roman"/>
+          <w:sz w:val="28"/>
+          <w:szCs w:val="28"/>
+        </w:rPr>
+        <w:t xml:space="preserve"> — сингулярное разложение матрицы.</w:t>
       </w:r>
     </w:p>
     <w:p>
@@ -4118,7 +4532,25 @@
           <w:sz w:val="28"/>
           <w:szCs w:val="28"/>
         </w:rPr>
-        <w:t>ICA расшифровывается как Independent Component Analysis — анализ независимых компонент.</w:t>
+        <w:t xml:space="preserve">ICA расшифровывается как Independent </w:t>
+      </w:r>
+      <w:proofErr w:type="spellStart"/>
+      <w:r>
+        <w:rPr>
+          <w:rFonts w:ascii="Times New Roman" w:hAnsi="Times New Roman" w:cs="Times New Roman"/>
+          <w:sz w:val="28"/>
+          <w:szCs w:val="28"/>
+        </w:rPr>
+        <w:t>Component</w:t>
+      </w:r>
+      <w:proofErr w:type="spellEnd"/>
+      <w:r>
+        <w:rPr>
+          <w:rFonts w:ascii="Times New Roman" w:hAnsi="Times New Roman" w:cs="Times New Roman"/>
+          <w:sz w:val="28"/>
+          <w:szCs w:val="28"/>
+        </w:rPr>
+        <w:t xml:space="preserve"> Analysis — анализ независимых компонент.</w:t>
       </w:r>
     </w:p>
     <w:p>
@@ -4281,7 +4713,25 @@
           <w:sz w:val="28"/>
           <w:szCs w:val="28"/>
         </w:rPr>
-        <w:t>Компоненты, содержащие выраженную структуру, могут отражать существенные особенности распределения данных. Компоненты со слабовыраженной структурой могут оказаться менее полезными для дальнейшего анализа, но объявлять их шумовыми только по небольшому score нельзя без дополнительной проверки.</w:t>
+        <w:t xml:space="preserve">Компоненты, содержащие выраженную структуру, могут отражать существенные особенности распределения данных. Компоненты со слабовыраженной структурой могут оказаться менее полезными для дальнейшего анализа, но объявлять их шумовыми только по небольшому </w:t>
+      </w:r>
+      <w:proofErr w:type="spellStart"/>
+      <w:r>
+        <w:rPr>
+          <w:rFonts w:ascii="Times New Roman" w:hAnsi="Times New Roman" w:cs="Times New Roman"/>
+          <w:sz w:val="28"/>
+          <w:szCs w:val="28"/>
+        </w:rPr>
+        <w:t>score</w:t>
+      </w:r>
+      <w:proofErr w:type="spellEnd"/>
+      <w:r>
+        <w:rPr>
+          <w:rFonts w:ascii="Times New Roman" w:hAnsi="Times New Roman" w:cs="Times New Roman"/>
+          <w:sz w:val="28"/>
+          <w:szCs w:val="28"/>
+        </w:rPr>
+        <w:t xml:space="preserve"> нельзя без дополнительной проверки.</w:t>
       </w:r>
     </w:p>
     <w:p>
@@ -4764,7 +5214,25 @@
           <w:sz w:val="28"/>
           <w:szCs w:val="28"/>
         </w:rPr>
-        <w:t>Для PCA основным показателем является explained_variance_ratio_ — доля дисперсии, объясняемая каждой компонентой.</w:t>
+        <w:t xml:space="preserve">Для PCA основным показателем является </w:t>
+      </w:r>
+      <w:proofErr w:type="spellStart"/>
+      <w:r>
+        <w:rPr>
+          <w:rFonts w:ascii="Times New Roman" w:hAnsi="Times New Roman" w:cs="Times New Roman"/>
+          <w:sz w:val="28"/>
+          <w:szCs w:val="28"/>
+        </w:rPr>
+        <w:t>explained_variance_ratio</w:t>
+      </w:r>
+      <w:proofErr w:type="spellEnd"/>
+      <w:r>
+        <w:rPr>
+          <w:rFonts w:ascii="Times New Roman" w:hAnsi="Times New Roman" w:cs="Times New Roman"/>
+          <w:sz w:val="28"/>
+          <w:szCs w:val="28"/>
+        </w:rPr>
+        <w:t>_ — доля дисперсии, объясняемая каждой компонентой.</w:t>
       </w:r>
     </w:p>
     <w:p>
@@ -5398,8 +5866,20 @@
           <w:sz w:val="28"/>
           <w:szCs w:val="28"/>
         </w:rPr>
-        <w:t>Двумерные проекции и biplot</w:t>
-      </w:r>
+        <w:t xml:space="preserve">Двумерные проекции и </w:t>
+      </w:r>
+      <w:proofErr w:type="spellStart"/>
+      <w:r>
+        <w:rPr>
+          <w:rFonts w:ascii="Times New Roman" w:hAnsi="Times New Roman" w:cs="Times New Roman"/>
+          <w:b/>
+          <w:bCs/>
+          <w:sz w:val="28"/>
+          <w:szCs w:val="28"/>
+        </w:rPr>
+        <w:t>biplot</w:t>
+      </w:r>
+      <w:proofErr w:type="spellEnd"/>
       <w:r>
         <w:rPr>
           <w:rFonts w:ascii="Times New Roman" w:hAnsi="Times New Roman" w:cs="Times New Roman"/>
@@ -6015,39 +6495,67 @@
           <w:sz w:val="28"/>
           <w:szCs w:val="28"/>
         </w:rPr>
-        <w:t>Дополнительно на график были нанесены направления исходных признаков. Такой график называется biplot.</w:t>
-      </w:r>
-    </w:p>
-    <w:p>
-      <w:pPr>
-        <w:pStyle w:val="a3"/>
-        <w:ind w:left="0" w:firstLine="709"/>
-        <w:jc w:val="both"/>
-        <w:rPr>
-          <w:rFonts w:ascii="Times New Roman" w:hAnsi="Times New Roman" w:cs="Times New Roman"/>
-          <w:sz w:val="28"/>
-          <w:szCs w:val="28"/>
-        </w:rPr>
-      </w:pPr>
-    </w:p>
-    <w:p>
-      <w:pPr>
-        <w:pStyle w:val="a3"/>
-        <w:ind w:left="0" w:firstLine="709"/>
-        <w:jc w:val="both"/>
-        <w:rPr>
-          <w:rFonts w:ascii="Times New Roman" w:hAnsi="Times New Roman" w:cs="Times New Roman"/>
-          <w:sz w:val="28"/>
-          <w:szCs w:val="28"/>
-        </w:rPr>
-      </w:pPr>
-      <w:r>
-        <w:rPr>
-          <w:rFonts w:ascii="Times New Roman" w:hAnsi="Times New Roman" w:cs="Times New Roman"/>
-          <w:sz w:val="28"/>
-          <w:szCs w:val="28"/>
-        </w:rPr>
-        <w:t>Biplot позволяет одновременно увидеть:</w:t>
+        <w:t xml:space="preserve">Дополнительно на график были нанесены направления исходных признаков. Такой график называется </w:t>
+      </w:r>
+      <w:proofErr w:type="spellStart"/>
+      <w:r>
+        <w:rPr>
+          <w:rFonts w:ascii="Times New Roman" w:hAnsi="Times New Roman" w:cs="Times New Roman"/>
+          <w:sz w:val="28"/>
+          <w:szCs w:val="28"/>
+        </w:rPr>
+        <w:t>biplot</w:t>
+      </w:r>
+      <w:proofErr w:type="spellEnd"/>
+      <w:r>
+        <w:rPr>
+          <w:rFonts w:ascii="Times New Roman" w:hAnsi="Times New Roman" w:cs="Times New Roman"/>
+          <w:sz w:val="28"/>
+          <w:szCs w:val="28"/>
+        </w:rPr>
+        <w:t>.</w:t>
+      </w:r>
+    </w:p>
+    <w:p>
+      <w:pPr>
+        <w:pStyle w:val="a3"/>
+        <w:ind w:left="0" w:firstLine="709"/>
+        <w:jc w:val="both"/>
+        <w:rPr>
+          <w:rFonts w:ascii="Times New Roman" w:hAnsi="Times New Roman" w:cs="Times New Roman"/>
+          <w:sz w:val="28"/>
+          <w:szCs w:val="28"/>
+        </w:rPr>
+      </w:pPr>
+    </w:p>
+    <w:p>
+      <w:pPr>
+        <w:pStyle w:val="a3"/>
+        <w:ind w:left="0" w:firstLine="709"/>
+        <w:jc w:val="both"/>
+        <w:rPr>
+          <w:rFonts w:ascii="Times New Roman" w:hAnsi="Times New Roman" w:cs="Times New Roman"/>
+          <w:sz w:val="28"/>
+          <w:szCs w:val="28"/>
+        </w:rPr>
+      </w:pPr>
+      <w:proofErr w:type="spellStart"/>
+      <w:r>
+        <w:rPr>
+          <w:rFonts w:ascii="Times New Roman" w:hAnsi="Times New Roman" w:cs="Times New Roman"/>
+          <w:sz w:val="28"/>
+          <w:szCs w:val="28"/>
+        </w:rPr>
+        <w:t>Biplot</w:t>
+      </w:r>
+      <w:proofErr w:type="spellEnd"/>
+      <w:r>
+        <w:rPr>
+          <w:rFonts w:ascii="Times New Roman" w:hAnsi="Times New Roman" w:cs="Times New Roman"/>
+          <w:sz w:val="28"/>
+          <w:szCs w:val="28"/>
+        </w:rPr>
+        <w:t xml:space="preserve"> позволяет одновременно увидеть:</w:t>
       </w:r>
     </w:p>
     <w:p>
@@ -6241,13 +6749,23 @@
         </w:rPr>
         <w:t xml:space="preserve">Пояснение: </w:t>
       </w:r>
-      <w:r>
-        <w:rPr>
-          <w:rFonts w:ascii="Times New Roman" w:hAnsi="Times New Roman" w:cs="Times New Roman"/>
-          <w:sz w:val="28"/>
-          <w:szCs w:val="28"/>
-        </w:rPr>
-        <w:t>Biplot отображает объекты в пространстве двух главных компонент и направления исходных признаков в этом пространстве. Точки представляют отдельные наблюдения, а стрелки показывают направление изменения признаков и степень их связи с отображаемыми компонентами.</w:t>
+      <w:proofErr w:type="spellStart"/>
+      <w:r>
+        <w:rPr>
+          <w:rFonts w:ascii="Times New Roman" w:hAnsi="Times New Roman" w:cs="Times New Roman"/>
+          <w:sz w:val="28"/>
+          <w:szCs w:val="28"/>
+        </w:rPr>
+        <w:t>Biplot</w:t>
+      </w:r>
+      <w:proofErr w:type="spellEnd"/>
+      <w:r>
+        <w:rPr>
+          <w:rFonts w:ascii="Times New Roman" w:hAnsi="Times New Roman" w:cs="Times New Roman"/>
+          <w:sz w:val="28"/>
+          <w:szCs w:val="28"/>
+        </w:rPr>
+        <w:t xml:space="preserve"> отображает объекты в пространстве двух главных компонент и направления исходных признаков в этом пространстве. Точки представляют отдельные наблюдения, а стрелки показывают направление изменения признаков и степень их связи с отображаемыми компонентами.</w:t>
       </w:r>
     </w:p>
     <w:p>
@@ -6968,8 +7486,19 @@
           <w:szCs w:val="28"/>
           <w:u w:val="single"/>
         </w:rPr>
-        <w:t>Вывод по заданию 1.5. Двумерные проекции и Biplot</w:t>
-      </w:r>
+        <w:t xml:space="preserve">Вывод по заданию 1.5. Двумерные проекции и </w:t>
+      </w:r>
+      <w:proofErr w:type="spellStart"/>
+      <w:r>
+        <w:rPr>
+          <w:rFonts w:ascii="Times New Roman" w:hAnsi="Times New Roman" w:cs="Times New Roman"/>
+          <w:sz w:val="28"/>
+          <w:szCs w:val="28"/>
+          <w:u w:val="single"/>
+        </w:rPr>
+        <w:t>Biplot</w:t>
+      </w:r>
+      <w:proofErr w:type="spellEnd"/>
     </w:p>
     <w:p>
       <w:pPr>
@@ -7219,7 +7748,25 @@
           <w:sz w:val="28"/>
           <w:szCs w:val="28"/>
         </w:rPr>
-        <w:t>Для этого использовался отдельный датасет для кластеризации.</w:t>
+        <w:t xml:space="preserve">Для этого использовался отдельный </w:t>
+      </w:r>
+      <w:proofErr w:type="spellStart"/>
+      <w:r>
+        <w:rPr>
+          <w:rFonts w:ascii="Times New Roman" w:hAnsi="Times New Roman" w:cs="Times New Roman"/>
+          <w:sz w:val="28"/>
+          <w:szCs w:val="28"/>
+        </w:rPr>
+        <w:t>датасет</w:t>
+      </w:r>
+      <w:proofErr w:type="spellEnd"/>
+      <w:r>
+        <w:rPr>
+          <w:rFonts w:ascii="Times New Roman" w:hAnsi="Times New Roman" w:cs="Times New Roman"/>
+          <w:sz w:val="28"/>
+          <w:szCs w:val="28"/>
+        </w:rPr>
+        <w:t xml:space="preserve"> для кластеризации.</w:t>
       </w:r>
     </w:p>
     <w:p>
@@ -7793,39 +8340,68 @@
           <w:szCs w:val="28"/>
           <w:u w:val="single"/>
         </w:rPr>
-        <w:t>K-Means</w:t>
-      </w:r>
-    </w:p>
-    <w:p>
-      <w:pPr>
-        <w:pStyle w:val="a3"/>
-        <w:ind w:left="0" w:firstLine="709"/>
-        <w:jc w:val="both"/>
-        <w:rPr>
-          <w:rFonts w:ascii="Times New Roman" w:hAnsi="Times New Roman" w:cs="Times New Roman"/>
-          <w:sz w:val="28"/>
-          <w:szCs w:val="28"/>
-        </w:rPr>
-      </w:pPr>
-    </w:p>
-    <w:p>
-      <w:pPr>
-        <w:pStyle w:val="a3"/>
-        <w:ind w:left="0" w:firstLine="709"/>
-        <w:jc w:val="both"/>
-        <w:rPr>
-          <w:rFonts w:ascii="Times New Roman" w:hAnsi="Times New Roman" w:cs="Times New Roman"/>
-          <w:sz w:val="28"/>
-          <w:szCs w:val="28"/>
-        </w:rPr>
-      </w:pPr>
-      <w:r>
-        <w:rPr>
-          <w:rFonts w:ascii="Times New Roman" w:hAnsi="Times New Roman" w:cs="Times New Roman"/>
-          <w:sz w:val="28"/>
-          <w:szCs w:val="28"/>
-        </w:rPr>
-        <w:t>K-Means — метод кластеризации на основе центров кластеров.</w:t>
+        <w:t>K-</w:t>
+      </w:r>
+      <w:proofErr w:type="spellStart"/>
+      <w:r>
+        <w:rPr>
+          <w:rFonts w:ascii="Times New Roman" w:hAnsi="Times New Roman" w:cs="Times New Roman"/>
+          <w:sz w:val="28"/>
+          <w:szCs w:val="28"/>
+          <w:u w:val="single"/>
+        </w:rPr>
+        <w:t>Means</w:t>
+      </w:r>
+      <w:proofErr w:type="spellEnd"/>
+    </w:p>
+    <w:p>
+      <w:pPr>
+        <w:pStyle w:val="a3"/>
+        <w:ind w:left="0" w:firstLine="709"/>
+        <w:jc w:val="both"/>
+        <w:rPr>
+          <w:rFonts w:ascii="Times New Roman" w:hAnsi="Times New Roman" w:cs="Times New Roman"/>
+          <w:sz w:val="28"/>
+          <w:szCs w:val="28"/>
+        </w:rPr>
+      </w:pPr>
+    </w:p>
+    <w:p>
+      <w:pPr>
+        <w:pStyle w:val="a3"/>
+        <w:ind w:left="0" w:firstLine="709"/>
+        <w:jc w:val="both"/>
+        <w:rPr>
+          <w:rFonts w:ascii="Times New Roman" w:hAnsi="Times New Roman" w:cs="Times New Roman"/>
+          <w:sz w:val="28"/>
+          <w:szCs w:val="28"/>
+        </w:rPr>
+      </w:pPr>
+      <w:r>
+        <w:rPr>
+          <w:rFonts w:ascii="Times New Roman" w:hAnsi="Times New Roman" w:cs="Times New Roman"/>
+          <w:sz w:val="28"/>
+          <w:szCs w:val="28"/>
+        </w:rPr>
+        <w:t>K-</w:t>
+      </w:r>
+      <w:proofErr w:type="spellStart"/>
+      <w:r>
+        <w:rPr>
+          <w:rFonts w:ascii="Times New Roman" w:hAnsi="Times New Roman" w:cs="Times New Roman"/>
+          <w:sz w:val="28"/>
+          <w:szCs w:val="28"/>
+        </w:rPr>
+        <w:t>Means</w:t>
+      </w:r>
+      <w:proofErr w:type="spellEnd"/>
+      <w:r>
+        <w:rPr>
+          <w:rFonts w:ascii="Times New Roman" w:hAnsi="Times New Roman" w:cs="Times New Roman"/>
+          <w:sz w:val="28"/>
+          <w:szCs w:val="28"/>
+        </w:rPr>
+        <w:t xml:space="preserve"> — метод кластеризации на основе центров кластеров.</w:t>
       </w:r>
     </w:p>
     <w:p>
@@ -8012,7 +8588,25 @@
           <w:sz w:val="28"/>
           <w:szCs w:val="28"/>
         </w:rPr>
-        <w:t>Основное преимущество K-Means — простота и высокая скорость.</w:t>
+        <w:t>Основное преимущество K-</w:t>
+      </w:r>
+      <w:proofErr w:type="spellStart"/>
+      <w:r>
+        <w:rPr>
+          <w:rFonts w:ascii="Times New Roman" w:hAnsi="Times New Roman" w:cs="Times New Roman"/>
+          <w:sz w:val="28"/>
+          <w:szCs w:val="28"/>
+        </w:rPr>
+        <w:t>Means</w:t>
+      </w:r>
+      <w:proofErr w:type="spellEnd"/>
+      <w:r>
+        <w:rPr>
+          <w:rFonts w:ascii="Times New Roman" w:hAnsi="Times New Roman" w:cs="Times New Roman"/>
+          <w:sz w:val="28"/>
+          <w:szCs w:val="28"/>
+        </w:rPr>
+        <w:t xml:space="preserve"> — простота и высокая скорость.</w:t>
       </w:r>
     </w:p>
     <w:p>
@@ -8059,6 +8653,7 @@
           <w:u w:val="single"/>
         </w:rPr>
       </w:pPr>
+      <w:proofErr w:type="spellStart"/>
       <w:r>
         <w:rPr>
           <w:rFonts w:ascii="Times New Roman" w:hAnsi="Times New Roman" w:cs="Times New Roman"/>
@@ -8066,39 +8661,88 @@
           <w:szCs w:val="28"/>
           <w:u w:val="single"/>
         </w:rPr>
-        <w:t>Affinity Propagation</w:t>
-      </w:r>
-    </w:p>
-    <w:p>
-      <w:pPr>
-        <w:pStyle w:val="a3"/>
-        <w:ind w:left="0" w:firstLine="709"/>
-        <w:jc w:val="both"/>
-        <w:rPr>
-          <w:rFonts w:ascii="Times New Roman" w:hAnsi="Times New Roman" w:cs="Times New Roman"/>
-          <w:sz w:val="28"/>
-          <w:szCs w:val="28"/>
-        </w:rPr>
-      </w:pPr>
-    </w:p>
-    <w:p>
-      <w:pPr>
-        <w:pStyle w:val="a3"/>
-        <w:ind w:left="0" w:firstLine="709"/>
-        <w:jc w:val="both"/>
-        <w:rPr>
-          <w:rFonts w:ascii="Times New Roman" w:hAnsi="Times New Roman" w:cs="Times New Roman"/>
-          <w:sz w:val="28"/>
-          <w:szCs w:val="28"/>
-        </w:rPr>
-      </w:pPr>
-      <w:r>
-        <w:rPr>
-          <w:rFonts w:ascii="Times New Roman" w:hAnsi="Times New Roman" w:cs="Times New Roman"/>
-          <w:sz w:val="28"/>
-          <w:szCs w:val="28"/>
-        </w:rPr>
-        <w:t>Affinity Propagation — алгоритм, который не требует заранее задавать количество кластеров.</w:t>
+        <w:t>Affinity</w:t>
+      </w:r>
+      <w:proofErr w:type="spellEnd"/>
+      <w:r>
+        <w:rPr>
+          <w:rFonts w:ascii="Times New Roman" w:hAnsi="Times New Roman" w:cs="Times New Roman"/>
+          <w:sz w:val="28"/>
+          <w:szCs w:val="28"/>
+          <w:u w:val="single"/>
+        </w:rPr>
+        <w:t xml:space="preserve"> </w:t>
+      </w:r>
+      <w:proofErr w:type="spellStart"/>
+      <w:r>
+        <w:rPr>
+          <w:rFonts w:ascii="Times New Roman" w:hAnsi="Times New Roman" w:cs="Times New Roman"/>
+          <w:sz w:val="28"/>
+          <w:szCs w:val="28"/>
+          <w:u w:val="single"/>
+        </w:rPr>
+        <w:t>Propagation</w:t>
+      </w:r>
+      <w:proofErr w:type="spellEnd"/>
+    </w:p>
+    <w:p>
+      <w:pPr>
+        <w:pStyle w:val="a3"/>
+        <w:ind w:left="0" w:firstLine="709"/>
+        <w:jc w:val="both"/>
+        <w:rPr>
+          <w:rFonts w:ascii="Times New Roman" w:hAnsi="Times New Roman" w:cs="Times New Roman"/>
+          <w:sz w:val="28"/>
+          <w:szCs w:val="28"/>
+        </w:rPr>
+      </w:pPr>
+    </w:p>
+    <w:p>
+      <w:pPr>
+        <w:pStyle w:val="a3"/>
+        <w:ind w:left="0" w:firstLine="709"/>
+        <w:jc w:val="both"/>
+        <w:rPr>
+          <w:rFonts w:ascii="Times New Roman" w:hAnsi="Times New Roman" w:cs="Times New Roman"/>
+          <w:sz w:val="28"/>
+          <w:szCs w:val="28"/>
+        </w:rPr>
+      </w:pPr>
+      <w:proofErr w:type="spellStart"/>
+      <w:r>
+        <w:rPr>
+          <w:rFonts w:ascii="Times New Roman" w:hAnsi="Times New Roman" w:cs="Times New Roman"/>
+          <w:sz w:val="28"/>
+          <w:szCs w:val="28"/>
+        </w:rPr>
+        <w:t>Affinity</w:t>
+      </w:r>
+      <w:proofErr w:type="spellEnd"/>
+      <w:r>
+        <w:rPr>
+          <w:rFonts w:ascii="Times New Roman" w:hAnsi="Times New Roman" w:cs="Times New Roman"/>
+          <w:sz w:val="28"/>
+          <w:szCs w:val="28"/>
+        </w:rPr>
+        <w:t xml:space="preserve"> </w:t>
+      </w:r>
+      <w:proofErr w:type="spellStart"/>
+      <w:r>
+        <w:rPr>
+          <w:rFonts w:ascii="Times New Roman" w:hAnsi="Times New Roman" w:cs="Times New Roman"/>
+          <w:sz w:val="28"/>
+          <w:szCs w:val="28"/>
+        </w:rPr>
+        <w:t>Propagation</w:t>
+      </w:r>
+      <w:proofErr w:type="spellEnd"/>
+      <w:r>
+        <w:rPr>
+          <w:rFonts w:ascii="Times New Roman" w:hAnsi="Times New Roman" w:cs="Times New Roman"/>
+          <w:sz w:val="28"/>
+          <w:szCs w:val="28"/>
+        </w:rPr>
+        <w:t xml:space="preserve"> — алгоритм, который не требует заранее задавать количество кластеров.</w:t>
       </w:r>
     </w:p>
     <w:p>
@@ -8138,7 +8782,25 @@
           <w:sz w:val="28"/>
           <w:szCs w:val="28"/>
         </w:rPr>
-        <w:t>В результате автоматически выбираются так называемые exemplars — наиболее характерные представители кластеров.</w:t>
+        <w:t xml:space="preserve">В результате автоматически выбираются так называемые </w:t>
+      </w:r>
+      <w:proofErr w:type="spellStart"/>
+      <w:r>
+        <w:rPr>
+          <w:rFonts w:ascii="Times New Roman" w:hAnsi="Times New Roman" w:cs="Times New Roman"/>
+          <w:sz w:val="28"/>
+          <w:szCs w:val="28"/>
+        </w:rPr>
+        <w:t>exemplars</w:t>
+      </w:r>
+      <w:proofErr w:type="spellEnd"/>
+      <w:r>
+        <w:rPr>
+          <w:rFonts w:ascii="Times New Roman" w:hAnsi="Times New Roman" w:cs="Times New Roman"/>
+          <w:sz w:val="28"/>
+          <w:szCs w:val="28"/>
+        </w:rPr>
+        <w:t xml:space="preserve"> — наиболее характерные представители кластеров.</w:t>
       </w:r>
     </w:p>
     <w:p>
@@ -8217,6 +8879,7 @@
           <w:u w:val="single"/>
         </w:rPr>
       </w:pPr>
+      <w:proofErr w:type="spellStart"/>
       <w:r>
         <w:rPr>
           <w:rFonts w:ascii="Times New Roman" w:hAnsi="Times New Roman" w:cs="Times New Roman"/>
@@ -8224,39 +8887,59 @@
           <w:szCs w:val="28"/>
           <w:u w:val="single"/>
         </w:rPr>
-        <w:t>Mean Shift</w:t>
-      </w:r>
-    </w:p>
-    <w:p>
-      <w:pPr>
-        <w:pStyle w:val="a3"/>
-        <w:ind w:left="0" w:firstLine="709"/>
-        <w:jc w:val="both"/>
-        <w:rPr>
-          <w:rFonts w:ascii="Times New Roman" w:hAnsi="Times New Roman" w:cs="Times New Roman"/>
-          <w:sz w:val="28"/>
-          <w:szCs w:val="28"/>
-        </w:rPr>
-      </w:pPr>
-    </w:p>
-    <w:p>
-      <w:pPr>
-        <w:pStyle w:val="a3"/>
-        <w:ind w:left="0" w:firstLine="709"/>
-        <w:jc w:val="both"/>
-        <w:rPr>
-          <w:rFonts w:ascii="Times New Roman" w:hAnsi="Times New Roman" w:cs="Times New Roman"/>
-          <w:sz w:val="28"/>
-          <w:szCs w:val="28"/>
-        </w:rPr>
-      </w:pPr>
-      <w:r>
-        <w:rPr>
-          <w:rFonts w:ascii="Times New Roman" w:hAnsi="Times New Roman" w:cs="Times New Roman"/>
-          <w:sz w:val="28"/>
-          <w:szCs w:val="28"/>
-        </w:rPr>
-        <w:t>Mean Shift — алгоритм поиска областей высокой плотности.</w:t>
+        <w:t>Mean</w:t>
+      </w:r>
+      <w:proofErr w:type="spellEnd"/>
+      <w:r>
+        <w:rPr>
+          <w:rFonts w:ascii="Times New Roman" w:hAnsi="Times New Roman" w:cs="Times New Roman"/>
+          <w:sz w:val="28"/>
+          <w:szCs w:val="28"/>
+          <w:u w:val="single"/>
+        </w:rPr>
+        <w:t xml:space="preserve"> Shift</w:t>
+      </w:r>
+    </w:p>
+    <w:p>
+      <w:pPr>
+        <w:pStyle w:val="a3"/>
+        <w:ind w:left="0" w:firstLine="709"/>
+        <w:jc w:val="both"/>
+        <w:rPr>
+          <w:rFonts w:ascii="Times New Roman" w:hAnsi="Times New Roman" w:cs="Times New Roman"/>
+          <w:sz w:val="28"/>
+          <w:szCs w:val="28"/>
+        </w:rPr>
+      </w:pPr>
+    </w:p>
+    <w:p>
+      <w:pPr>
+        <w:pStyle w:val="a3"/>
+        <w:ind w:left="0" w:firstLine="709"/>
+        <w:jc w:val="both"/>
+        <w:rPr>
+          <w:rFonts w:ascii="Times New Roman" w:hAnsi="Times New Roman" w:cs="Times New Roman"/>
+          <w:sz w:val="28"/>
+          <w:szCs w:val="28"/>
+        </w:rPr>
+      </w:pPr>
+      <w:proofErr w:type="spellStart"/>
+      <w:r>
+        <w:rPr>
+          <w:rFonts w:ascii="Times New Roman" w:hAnsi="Times New Roman" w:cs="Times New Roman"/>
+          <w:sz w:val="28"/>
+          <w:szCs w:val="28"/>
+        </w:rPr>
+        <w:t>Mean</w:t>
+      </w:r>
+      <w:proofErr w:type="spellEnd"/>
+      <w:r>
+        <w:rPr>
+          <w:rFonts w:ascii="Times New Roman" w:hAnsi="Times New Roman" w:cs="Times New Roman"/>
+          <w:sz w:val="28"/>
+          <w:szCs w:val="28"/>
+        </w:rPr>
+        <w:t xml:space="preserve"> Shift — алгоритм поиска областей высокой плотности.</w:t>
       </w:r>
     </w:p>
     <w:p>
@@ -8337,7 +9020,25 @@
           <w:sz w:val="28"/>
           <w:szCs w:val="28"/>
         </w:rPr>
-        <w:t>Однако результат сильно зависит от параметра ширины окна — bandwidth.</w:t>
+        <w:t xml:space="preserve">Однако результат сильно зависит от параметра ширины окна — </w:t>
+      </w:r>
+      <w:proofErr w:type="spellStart"/>
+      <w:r>
+        <w:rPr>
+          <w:rFonts w:ascii="Times New Roman" w:hAnsi="Times New Roman" w:cs="Times New Roman"/>
+          <w:sz w:val="28"/>
+          <w:szCs w:val="28"/>
+        </w:rPr>
+        <w:t>bandwidth</w:t>
+      </w:r>
+      <w:proofErr w:type="spellEnd"/>
+      <w:r>
+        <w:rPr>
+          <w:rFonts w:ascii="Times New Roman" w:hAnsi="Times New Roman" w:cs="Times New Roman"/>
+          <w:sz w:val="28"/>
+          <w:szCs w:val="28"/>
+        </w:rPr>
+        <w:t>.</w:t>
       </w:r>
     </w:p>
     <w:p>
@@ -8502,7 +9203,25 @@
           <w:sz w:val="28"/>
           <w:szCs w:val="28"/>
         </w:rPr>
-        <w:t>Спектральная кластеризация может работать с нелинейными структурами и поэтому способна находить кластеры, которые плохо разделяются обычным K-Means.</w:t>
+        <w:t>Спектральная кластеризация может работать с нелинейными структурами и поэтому способна находить кластеры, которые плохо разделяются обычным K-</w:t>
+      </w:r>
+      <w:proofErr w:type="spellStart"/>
+      <w:r>
+        <w:rPr>
+          <w:rFonts w:ascii="Times New Roman" w:hAnsi="Times New Roman" w:cs="Times New Roman"/>
+          <w:sz w:val="28"/>
+          <w:szCs w:val="28"/>
+        </w:rPr>
+        <w:t>Means</w:t>
+      </w:r>
+      <w:proofErr w:type="spellEnd"/>
+      <w:r>
+        <w:rPr>
+          <w:rFonts w:ascii="Times New Roman" w:hAnsi="Times New Roman" w:cs="Times New Roman"/>
+          <w:sz w:val="28"/>
+          <w:szCs w:val="28"/>
+        </w:rPr>
+        <w:t>.</w:t>
       </w:r>
     </w:p>
     <w:p>
@@ -8556,39 +9275,88 @@
           <w:szCs w:val="28"/>
           <w:u w:val="single"/>
         </w:rPr>
-        <w:t>Ward Hierarchical Clustering</w:t>
-      </w:r>
-    </w:p>
-    <w:p>
-      <w:pPr>
-        <w:pStyle w:val="a3"/>
-        <w:ind w:left="0" w:firstLine="709"/>
-        <w:jc w:val="both"/>
-        <w:rPr>
-          <w:rFonts w:ascii="Times New Roman" w:hAnsi="Times New Roman" w:cs="Times New Roman"/>
-          <w:sz w:val="28"/>
-          <w:szCs w:val="28"/>
-        </w:rPr>
-      </w:pPr>
-    </w:p>
-    <w:p>
-      <w:pPr>
-        <w:pStyle w:val="a3"/>
-        <w:ind w:left="0" w:firstLine="709"/>
-        <w:jc w:val="both"/>
-        <w:rPr>
-          <w:rFonts w:ascii="Times New Roman" w:hAnsi="Times New Roman" w:cs="Times New Roman"/>
-          <w:sz w:val="28"/>
-          <w:szCs w:val="28"/>
-        </w:rPr>
-      </w:pPr>
-      <w:r>
-        <w:rPr>
-          <w:rFonts w:ascii="Times New Roman" w:hAnsi="Times New Roman" w:cs="Times New Roman"/>
-          <w:sz w:val="28"/>
-          <w:szCs w:val="28"/>
-        </w:rPr>
-        <w:t>Ward — метод иерархической агломеративной кластеризации.</w:t>
+        <w:t xml:space="preserve">Ward </w:t>
+      </w:r>
+      <w:proofErr w:type="spellStart"/>
+      <w:r>
+        <w:rPr>
+          <w:rFonts w:ascii="Times New Roman" w:hAnsi="Times New Roman" w:cs="Times New Roman"/>
+          <w:sz w:val="28"/>
+          <w:szCs w:val="28"/>
+          <w:u w:val="single"/>
+        </w:rPr>
+        <w:t>Hierarchical</w:t>
+      </w:r>
+      <w:proofErr w:type="spellEnd"/>
+      <w:r>
+        <w:rPr>
+          <w:rFonts w:ascii="Times New Roman" w:hAnsi="Times New Roman" w:cs="Times New Roman"/>
+          <w:sz w:val="28"/>
+          <w:szCs w:val="28"/>
+          <w:u w:val="single"/>
+        </w:rPr>
+        <w:t xml:space="preserve"> </w:t>
+      </w:r>
+      <w:proofErr w:type="spellStart"/>
+      <w:r>
+        <w:rPr>
+          <w:rFonts w:ascii="Times New Roman" w:hAnsi="Times New Roman" w:cs="Times New Roman"/>
+          <w:sz w:val="28"/>
+          <w:szCs w:val="28"/>
+          <w:u w:val="single"/>
+        </w:rPr>
+        <w:t>Clustering</w:t>
+      </w:r>
+      <w:proofErr w:type="spellEnd"/>
+    </w:p>
+    <w:p>
+      <w:pPr>
+        <w:pStyle w:val="a3"/>
+        <w:ind w:left="0" w:firstLine="709"/>
+        <w:jc w:val="both"/>
+        <w:rPr>
+          <w:rFonts w:ascii="Times New Roman" w:hAnsi="Times New Roman" w:cs="Times New Roman"/>
+          <w:sz w:val="28"/>
+          <w:szCs w:val="28"/>
+        </w:rPr>
+      </w:pPr>
+    </w:p>
+    <w:p>
+      <w:pPr>
+        <w:pStyle w:val="a3"/>
+        <w:ind w:left="0" w:firstLine="709"/>
+        <w:jc w:val="both"/>
+        <w:rPr>
+          <w:rFonts w:ascii="Times New Roman" w:hAnsi="Times New Roman" w:cs="Times New Roman"/>
+          <w:sz w:val="28"/>
+          <w:szCs w:val="28"/>
+        </w:rPr>
+      </w:pPr>
+      <w:r>
+        <w:rPr>
+          <w:rFonts w:ascii="Times New Roman" w:hAnsi="Times New Roman" w:cs="Times New Roman"/>
+          <w:sz w:val="28"/>
+          <w:szCs w:val="28"/>
+        </w:rPr>
+        <w:t xml:space="preserve">Ward — метод иерархической </w:t>
+      </w:r>
+      <w:proofErr w:type="spellStart"/>
+      <w:r>
+        <w:rPr>
+          <w:rFonts w:ascii="Times New Roman" w:hAnsi="Times New Roman" w:cs="Times New Roman"/>
+          <w:sz w:val="28"/>
+          <w:szCs w:val="28"/>
+        </w:rPr>
+        <w:t>агломеративной</w:t>
+      </w:r>
+      <w:proofErr w:type="spellEnd"/>
+      <w:r>
+        <w:rPr>
+          <w:rFonts w:ascii="Times New Roman" w:hAnsi="Times New Roman" w:cs="Times New Roman"/>
+          <w:sz w:val="28"/>
+          <w:szCs w:val="28"/>
+        </w:rPr>
+        <w:t xml:space="preserve"> кластеризации.</w:t>
       </w:r>
     </w:p>
     <w:p>
@@ -8648,7 +9416,25 @@
           <w:sz w:val="28"/>
           <w:szCs w:val="28"/>
         </w:rPr>
-        <w:t>Критерий Ward выбирает объединение, которое приводит к минимальному увеличению внутрикластерной дисперсии.</w:t>
+        <w:t xml:space="preserve">Критерий Ward выбирает объединение, которое приводит к минимальному увеличению </w:t>
+      </w:r>
+      <w:proofErr w:type="spellStart"/>
+      <w:r>
+        <w:rPr>
+          <w:rFonts w:ascii="Times New Roman" w:hAnsi="Times New Roman" w:cs="Times New Roman"/>
+          <w:sz w:val="28"/>
+          <w:szCs w:val="28"/>
+        </w:rPr>
+        <w:t>внутрикластерной</w:t>
+      </w:r>
+      <w:proofErr w:type="spellEnd"/>
+      <w:r>
+        <w:rPr>
+          <w:rFonts w:ascii="Times New Roman" w:hAnsi="Times New Roman" w:cs="Times New Roman"/>
+          <w:sz w:val="28"/>
+          <w:szCs w:val="28"/>
+        </w:rPr>
+        <w:t xml:space="preserve"> дисперсии.</w:t>
       </w:r>
     </w:p>
     <w:p>
@@ -8741,6 +9527,7 @@
         </w:rPr>
         <w:t xml:space="preserve">Agglomerative Clustering — </w:t>
       </w:r>
+      <w:proofErr w:type="spellStart"/>
       <w:r>
         <w:rPr>
           <w:rFonts w:ascii="Times New Roman" w:hAnsi="Times New Roman" w:cs="Times New Roman"/>
@@ -8749,6 +9536,7 @@
         </w:rPr>
         <w:t>агломеративная</w:t>
       </w:r>
+      <w:proofErr w:type="spellEnd"/>
       <w:r>
         <w:rPr>
           <w:rFonts w:ascii="Times New Roman" w:hAnsi="Times New Roman" w:cs="Times New Roman"/>
@@ -8982,7 +9770,25 @@
           <w:sz w:val="28"/>
           <w:szCs w:val="28"/>
         </w:rPr>
-        <w:t>Главное отличие DBSCAN от K-Means заключается в том, что алгоритм не требует заранее задавать количество кластеров.</w:t>
+        <w:t>Главное отличие DBSCAN от K-</w:t>
+      </w:r>
+      <w:proofErr w:type="spellStart"/>
+      <w:r>
+        <w:rPr>
+          <w:rFonts w:ascii="Times New Roman" w:hAnsi="Times New Roman" w:cs="Times New Roman"/>
+          <w:sz w:val="28"/>
+          <w:szCs w:val="28"/>
+        </w:rPr>
+        <w:t>Means</w:t>
+      </w:r>
+      <w:proofErr w:type="spellEnd"/>
+      <w:r>
+        <w:rPr>
+          <w:rFonts w:ascii="Times New Roman" w:hAnsi="Times New Roman" w:cs="Times New Roman"/>
+          <w:sz w:val="28"/>
+          <w:szCs w:val="28"/>
+        </w:rPr>
+        <w:t xml:space="preserve"> заключается в том, что алгоритм не требует заранее задавать количество кластеров.</w:t>
       </w:r>
     </w:p>
     <w:p>
@@ -9019,13 +9825,23 @@
           <w:szCs w:val="28"/>
         </w:rPr>
       </w:pPr>
-      <w:r>
-        <w:rPr>
-          <w:rFonts w:ascii="Times New Roman" w:hAnsi="Times New Roman" w:cs="Times New Roman"/>
-          <w:sz w:val="28"/>
-          <w:szCs w:val="28"/>
-        </w:rPr>
-        <w:t>eps — радиус окрестности;</w:t>
+      <w:proofErr w:type="spellStart"/>
+      <w:r>
+        <w:rPr>
+          <w:rFonts w:ascii="Times New Roman" w:hAnsi="Times New Roman" w:cs="Times New Roman"/>
+          <w:sz w:val="28"/>
+          <w:szCs w:val="28"/>
+        </w:rPr>
+        <w:t>eps</w:t>
+      </w:r>
+      <w:proofErr w:type="spellEnd"/>
+      <w:r>
+        <w:rPr>
+          <w:rFonts w:ascii="Times New Roman" w:hAnsi="Times New Roman" w:cs="Times New Roman"/>
+          <w:sz w:val="28"/>
+          <w:szCs w:val="28"/>
+        </w:rPr>
+        <w:t xml:space="preserve"> — радиус окрестности;</w:t>
       </w:r>
     </w:p>
     <w:p>
@@ -9042,13 +9858,23 @@
           <w:szCs w:val="28"/>
         </w:rPr>
       </w:pPr>
-      <w:r>
-        <w:rPr>
-          <w:rFonts w:ascii="Times New Roman" w:hAnsi="Times New Roman" w:cs="Times New Roman"/>
-          <w:sz w:val="28"/>
-          <w:szCs w:val="28"/>
-        </w:rPr>
-        <w:t>min_samples — минимальное количество соседей для формирования плотной области.</w:t>
+      <w:proofErr w:type="spellStart"/>
+      <w:r>
+        <w:rPr>
+          <w:rFonts w:ascii="Times New Roman" w:hAnsi="Times New Roman" w:cs="Times New Roman"/>
+          <w:sz w:val="28"/>
+          <w:szCs w:val="28"/>
+        </w:rPr>
+        <w:t>min_samples</w:t>
+      </w:r>
+      <w:proofErr w:type="spellEnd"/>
+      <w:r>
+        <w:rPr>
+          <w:rFonts w:ascii="Times New Roman" w:hAnsi="Times New Roman" w:cs="Times New Roman"/>
+          <w:sz w:val="28"/>
+          <w:szCs w:val="28"/>
+        </w:rPr>
+        <w:t xml:space="preserve"> — минимальное количество соседей для формирования плотной области.</w:t>
       </w:r>
     </w:p>
     <w:p>
@@ -9243,7 +10069,25 @@
           <w:sz w:val="28"/>
           <w:szCs w:val="28"/>
         </w:rPr>
-        <w:t>HDBSCAN — Hierarchical DBSCAN.</w:t>
+        <w:t xml:space="preserve">HDBSCAN — </w:t>
+      </w:r>
+      <w:proofErr w:type="spellStart"/>
+      <w:r>
+        <w:rPr>
+          <w:rFonts w:ascii="Times New Roman" w:hAnsi="Times New Roman" w:cs="Times New Roman"/>
+          <w:sz w:val="28"/>
+          <w:szCs w:val="28"/>
+        </w:rPr>
+        <w:t>Hierarchical</w:t>
+      </w:r>
+      <w:proofErr w:type="spellEnd"/>
+      <w:r>
+        <w:rPr>
+          <w:rFonts w:ascii="Times New Roman" w:hAnsi="Times New Roman" w:cs="Times New Roman"/>
+          <w:sz w:val="28"/>
+          <w:szCs w:val="28"/>
+        </w:rPr>
+        <w:t xml:space="preserve"> DBSCAN.</w:t>
       </w:r>
     </w:p>
     <w:p>
@@ -9482,6 +10326,7 @@
           <w:u w:val="single"/>
         </w:rPr>
       </w:pPr>
+      <w:proofErr w:type="spellStart"/>
       <w:r>
         <w:rPr>
           <w:rFonts w:ascii="Times New Roman" w:hAnsi="Times New Roman" w:cs="Times New Roman"/>
@@ -9489,39 +10334,88 @@
           <w:szCs w:val="28"/>
           <w:u w:val="single"/>
         </w:rPr>
-        <w:t>Gaussian Mixture</w:t>
-      </w:r>
-    </w:p>
-    <w:p>
-      <w:pPr>
-        <w:pStyle w:val="a3"/>
-        <w:ind w:left="0" w:firstLine="709"/>
-        <w:jc w:val="both"/>
-        <w:rPr>
-          <w:rFonts w:ascii="Times New Roman" w:hAnsi="Times New Roman" w:cs="Times New Roman"/>
-          <w:sz w:val="28"/>
-          <w:szCs w:val="28"/>
-        </w:rPr>
-      </w:pPr>
-    </w:p>
-    <w:p>
-      <w:pPr>
-        <w:pStyle w:val="a3"/>
-        <w:ind w:left="0" w:firstLine="709"/>
-        <w:jc w:val="both"/>
-        <w:rPr>
-          <w:rFonts w:ascii="Times New Roman" w:hAnsi="Times New Roman" w:cs="Times New Roman"/>
-          <w:sz w:val="28"/>
-          <w:szCs w:val="28"/>
-        </w:rPr>
-      </w:pPr>
-      <w:r>
-        <w:rPr>
-          <w:rFonts w:ascii="Times New Roman" w:hAnsi="Times New Roman" w:cs="Times New Roman"/>
-          <w:sz w:val="28"/>
-          <w:szCs w:val="28"/>
-        </w:rPr>
-        <w:t>Gaussian Mixture Model — модель смеси гауссовских распределений.</w:t>
+        <w:t>Gaussian</w:t>
+      </w:r>
+      <w:proofErr w:type="spellEnd"/>
+      <w:r>
+        <w:rPr>
+          <w:rFonts w:ascii="Times New Roman" w:hAnsi="Times New Roman" w:cs="Times New Roman"/>
+          <w:sz w:val="28"/>
+          <w:szCs w:val="28"/>
+          <w:u w:val="single"/>
+        </w:rPr>
+        <w:t xml:space="preserve"> </w:t>
+      </w:r>
+      <w:proofErr w:type="spellStart"/>
+      <w:r>
+        <w:rPr>
+          <w:rFonts w:ascii="Times New Roman" w:hAnsi="Times New Roman" w:cs="Times New Roman"/>
+          <w:sz w:val="28"/>
+          <w:szCs w:val="28"/>
+          <w:u w:val="single"/>
+        </w:rPr>
+        <w:t>Mixture</w:t>
+      </w:r>
+      <w:proofErr w:type="spellEnd"/>
+    </w:p>
+    <w:p>
+      <w:pPr>
+        <w:pStyle w:val="a3"/>
+        <w:ind w:left="0" w:firstLine="709"/>
+        <w:jc w:val="both"/>
+        <w:rPr>
+          <w:rFonts w:ascii="Times New Roman" w:hAnsi="Times New Roman" w:cs="Times New Roman"/>
+          <w:sz w:val="28"/>
+          <w:szCs w:val="28"/>
+        </w:rPr>
+      </w:pPr>
+    </w:p>
+    <w:p>
+      <w:pPr>
+        <w:pStyle w:val="a3"/>
+        <w:ind w:left="0" w:firstLine="709"/>
+        <w:jc w:val="both"/>
+        <w:rPr>
+          <w:rFonts w:ascii="Times New Roman" w:hAnsi="Times New Roman" w:cs="Times New Roman"/>
+          <w:sz w:val="28"/>
+          <w:szCs w:val="28"/>
+        </w:rPr>
+      </w:pPr>
+      <w:proofErr w:type="spellStart"/>
+      <w:r>
+        <w:rPr>
+          <w:rFonts w:ascii="Times New Roman" w:hAnsi="Times New Roman" w:cs="Times New Roman"/>
+          <w:sz w:val="28"/>
+          <w:szCs w:val="28"/>
+        </w:rPr>
+        <w:t>Gaussian</w:t>
+      </w:r>
+      <w:proofErr w:type="spellEnd"/>
+      <w:r>
+        <w:rPr>
+          <w:rFonts w:ascii="Times New Roman" w:hAnsi="Times New Roman" w:cs="Times New Roman"/>
+          <w:sz w:val="28"/>
+          <w:szCs w:val="28"/>
+        </w:rPr>
+        <w:t xml:space="preserve"> </w:t>
+      </w:r>
+      <w:proofErr w:type="spellStart"/>
+      <w:r>
+        <w:rPr>
+          <w:rFonts w:ascii="Times New Roman" w:hAnsi="Times New Roman" w:cs="Times New Roman"/>
+          <w:sz w:val="28"/>
+          <w:szCs w:val="28"/>
+        </w:rPr>
+        <w:t>Mixture</w:t>
+      </w:r>
+      <w:proofErr w:type="spellEnd"/>
+      <w:r>
+        <w:rPr>
+          <w:rFonts w:ascii="Times New Roman" w:hAnsi="Times New Roman" w:cs="Times New Roman"/>
+          <w:sz w:val="28"/>
+          <w:szCs w:val="28"/>
+        </w:rPr>
+        <w:t xml:space="preserve"> Model — модель смеси гауссовских распределений.</w:t>
       </w:r>
     </w:p>
     <w:p>
@@ -9581,7 +10475,25 @@
           <w:sz w:val="28"/>
           <w:szCs w:val="28"/>
         </w:rPr>
-        <w:t>В отличие от K-Means, принадлежность объекта к кластеру может быть вероятностной.</w:t>
+        <w:t>В отличие от K-</w:t>
+      </w:r>
+      <w:proofErr w:type="spellStart"/>
+      <w:r>
+        <w:rPr>
+          <w:rFonts w:ascii="Times New Roman" w:hAnsi="Times New Roman" w:cs="Times New Roman"/>
+          <w:sz w:val="28"/>
+          <w:szCs w:val="28"/>
+        </w:rPr>
+        <w:t>Means</w:t>
+      </w:r>
+      <w:proofErr w:type="spellEnd"/>
+      <w:r>
+        <w:rPr>
+          <w:rFonts w:ascii="Times New Roman" w:hAnsi="Times New Roman" w:cs="Times New Roman"/>
+          <w:sz w:val="28"/>
+          <w:szCs w:val="28"/>
+        </w:rPr>
+        <w:t>, принадлежность объекта к кластеру может быть вероятностной.</w:t>
       </w:r>
     </w:p>
     <w:p>
@@ -9982,7 +10894,25 @@
           <w:sz w:val="28"/>
           <w:szCs w:val="28"/>
         </w:rPr>
-        <w:t>Метод сохраняет преимущества K-Means, но использует иерархический принцип разделения</w:t>
+        <w:t>Метод сохраняет преимущества K-</w:t>
+      </w:r>
+      <w:proofErr w:type="spellStart"/>
+      <w:r>
+        <w:rPr>
+          <w:rFonts w:ascii="Times New Roman" w:hAnsi="Times New Roman" w:cs="Times New Roman"/>
+          <w:sz w:val="28"/>
+          <w:szCs w:val="28"/>
+        </w:rPr>
+        <w:t>Means</w:t>
+      </w:r>
+      <w:proofErr w:type="spellEnd"/>
+      <w:r>
+        <w:rPr>
+          <w:rFonts w:ascii="Times New Roman" w:hAnsi="Times New Roman" w:cs="Times New Roman"/>
+          <w:sz w:val="28"/>
+          <w:szCs w:val="28"/>
+        </w:rPr>
+        <w:t>, но использует иерархический принцип разделения</w:t>
       </w:r>
       <w:r>
         <w:rPr>
@@ -10032,7 +10962,25 @@
           <w:sz w:val="28"/>
           <w:szCs w:val="28"/>
         </w:rPr>
-        <w:t>В ходе выполнения задания были рассмотрены алгоритмы кластеризации, отличающиеся принципами формирования групп объектов. Одни методы ориентированы на разделение данных на заданное количество кластеров, другие используют плотность распределения, графовые связи или иерархическую структуру данных.</w:t>
+        <w:t xml:space="preserve">В ходе выполнения задания были рассмотрены алгоритмы кластеризации, отличающиеся принципами формирования групп объектов. Одни методы ориентированы на разделение данных на заданное количество кластеров, другие используют плотность распределения, </w:t>
+      </w:r>
+      <w:proofErr w:type="spellStart"/>
+      <w:r>
+        <w:rPr>
+          <w:rFonts w:ascii="Times New Roman" w:hAnsi="Times New Roman" w:cs="Times New Roman"/>
+          <w:sz w:val="28"/>
+          <w:szCs w:val="28"/>
+        </w:rPr>
+        <w:t>графовые</w:t>
+      </w:r>
+      <w:proofErr w:type="spellEnd"/>
+      <w:r>
+        <w:rPr>
+          <w:rFonts w:ascii="Times New Roman" w:hAnsi="Times New Roman" w:cs="Times New Roman"/>
+          <w:sz w:val="28"/>
+          <w:szCs w:val="28"/>
+        </w:rPr>
+        <w:t xml:space="preserve"> связи или иерархическую структуру данных.</w:t>
       </w:r>
     </w:p>
     <w:p>
@@ -10291,7 +11239,25 @@
           <w:sz w:val="28"/>
           <w:szCs w:val="28"/>
         </w:rPr>
-        <w:t>Для построения общего рисунка использовался plt.subplots().</w:t>
+        <w:t xml:space="preserve">Для построения общего рисунка использовался </w:t>
+      </w:r>
+      <w:proofErr w:type="spellStart"/>
+      <w:r>
+        <w:rPr>
+          <w:rFonts w:ascii="Times New Roman" w:hAnsi="Times New Roman" w:cs="Times New Roman"/>
+          <w:sz w:val="28"/>
+          <w:szCs w:val="28"/>
+        </w:rPr>
+        <w:t>plt.subplots</w:t>
+      </w:r>
+      <w:proofErr w:type="spellEnd"/>
+      <w:r>
+        <w:rPr>
+          <w:rFonts w:ascii="Times New Roman" w:hAnsi="Times New Roman" w:cs="Times New Roman"/>
+          <w:sz w:val="28"/>
+          <w:szCs w:val="28"/>
+        </w:rPr>
+        <w:t>().</w:t>
       </w:r>
     </w:p>
     <w:p>
@@ -10956,6 +11922,7 @@
           <w:szCs w:val="28"/>
         </w:rPr>
       </w:pPr>
+      <w:proofErr w:type="spellStart"/>
       <w:r>
         <w:rPr>
           <w:rFonts w:ascii="Times New Roman" w:hAnsi="Times New Roman" w:cs="Times New Roman"/>
@@ -10964,6 +11931,7 @@
         </w:rPr>
         <w:t>eps</w:t>
       </w:r>
+      <w:proofErr w:type="spellEnd"/>
     </w:p>
     <w:p>
       <w:pPr>
@@ -10979,6 +11947,7 @@
           <w:szCs w:val="28"/>
         </w:rPr>
       </w:pPr>
+      <w:proofErr w:type="spellStart"/>
       <w:r>
         <w:rPr>
           <w:rFonts w:ascii="Times New Roman" w:hAnsi="Times New Roman" w:cs="Times New Roman"/>
@@ -10987,25 +11956,44 @@
         </w:rPr>
         <w:t>min_samples</w:t>
       </w:r>
-    </w:p>
-    <w:p>
-      <w:pPr>
-        <w:pStyle w:val="a3"/>
-        <w:ind w:left="0" w:firstLine="709"/>
-        <w:jc w:val="both"/>
-        <w:rPr>
-          <w:rFonts w:ascii="Times New Roman" w:hAnsi="Times New Roman" w:cs="Times New Roman"/>
-          <w:sz w:val="28"/>
-          <w:szCs w:val="28"/>
-        </w:rPr>
-      </w:pPr>
-      <w:r>
-        <w:rPr>
-          <w:rFonts w:ascii="Times New Roman" w:hAnsi="Times New Roman" w:cs="Times New Roman"/>
-          <w:sz w:val="28"/>
-          <w:szCs w:val="28"/>
-        </w:rPr>
-        <w:t>Параметр eps определяет размер окрестности точки.</w:t>
+      <w:proofErr w:type="spellEnd"/>
+    </w:p>
+    <w:p>
+      <w:pPr>
+        <w:pStyle w:val="a3"/>
+        <w:ind w:left="0" w:firstLine="709"/>
+        <w:jc w:val="both"/>
+        <w:rPr>
+          <w:rFonts w:ascii="Times New Roman" w:hAnsi="Times New Roman" w:cs="Times New Roman"/>
+          <w:sz w:val="28"/>
+          <w:szCs w:val="28"/>
+        </w:rPr>
+      </w:pPr>
+      <w:r>
+        <w:rPr>
+          <w:rFonts w:ascii="Times New Roman" w:hAnsi="Times New Roman" w:cs="Times New Roman"/>
+          <w:sz w:val="28"/>
+          <w:szCs w:val="28"/>
+        </w:rPr>
+        <w:t xml:space="preserve">Параметр </w:t>
+      </w:r>
+      <w:proofErr w:type="spellStart"/>
+      <w:r>
+        <w:rPr>
+          <w:rFonts w:ascii="Times New Roman" w:hAnsi="Times New Roman" w:cs="Times New Roman"/>
+          <w:sz w:val="28"/>
+          <w:szCs w:val="28"/>
+        </w:rPr>
+        <w:t>eps</w:t>
+      </w:r>
+      <w:proofErr w:type="spellEnd"/>
+      <w:r>
+        <w:rPr>
+          <w:rFonts w:ascii="Times New Roman" w:hAnsi="Times New Roman" w:cs="Times New Roman"/>
+          <w:sz w:val="28"/>
+          <w:szCs w:val="28"/>
+        </w:rPr>
+        <w:t xml:space="preserve"> определяет размер окрестности точки.</w:t>
       </w:r>
     </w:p>
     <w:p>
@@ -11065,7 +12053,25 @@
           <w:sz w:val="28"/>
           <w:szCs w:val="28"/>
         </w:rPr>
-        <w:t>Параметр min_samples определяет минимальное количество соседних объектов, необходимое для формирования плотной области.</w:t>
+        <w:t xml:space="preserve">Параметр </w:t>
+      </w:r>
+      <w:proofErr w:type="spellStart"/>
+      <w:r>
+        <w:rPr>
+          <w:rFonts w:ascii="Times New Roman" w:hAnsi="Times New Roman" w:cs="Times New Roman"/>
+          <w:sz w:val="28"/>
+          <w:szCs w:val="28"/>
+        </w:rPr>
+        <w:t>min_samples</w:t>
+      </w:r>
+      <w:proofErr w:type="spellEnd"/>
+      <w:r>
+        <w:rPr>
+          <w:rFonts w:ascii="Times New Roman" w:hAnsi="Times New Roman" w:cs="Times New Roman"/>
+          <w:sz w:val="28"/>
+          <w:szCs w:val="28"/>
+        </w:rPr>
+        <w:t xml:space="preserve"> определяет минимальное количество соседних объектов, необходимое для формирования плотной области.</w:t>
       </w:r>
     </w:p>
     <w:p>
@@ -12040,7 +13046,25 @@
           <w:sz w:val="28"/>
           <w:szCs w:val="28"/>
         </w:rPr>
-        <w:t>Важно отметить, что алгоритмически обнаруженная аномалия не обязательно означает ошибку в исходном датасете. Это означает только то, что объект отличается от окружающей структуры по выбранному критерию.</w:t>
+        <w:t xml:space="preserve">Важно отметить, что алгоритмически обнаруженная аномалия не обязательно означает ошибку в исходном </w:t>
+      </w:r>
+      <w:proofErr w:type="spellStart"/>
+      <w:r>
+        <w:rPr>
+          <w:rFonts w:ascii="Times New Roman" w:hAnsi="Times New Roman" w:cs="Times New Roman"/>
+          <w:sz w:val="28"/>
+          <w:szCs w:val="28"/>
+        </w:rPr>
+        <w:t>датасете</w:t>
+      </w:r>
+      <w:proofErr w:type="spellEnd"/>
+      <w:r>
+        <w:rPr>
+          <w:rFonts w:ascii="Times New Roman" w:hAnsi="Times New Roman" w:cs="Times New Roman"/>
+          <w:sz w:val="28"/>
+          <w:szCs w:val="28"/>
+        </w:rPr>
+        <w:t>. Это означает только то, что объект отличается от окружающей структуры по выбранному критерию.</w:t>
       </w:r>
     </w:p>
     <w:p>
@@ -12253,7 +13277,43 @@
           <w:sz w:val="28"/>
           <w:szCs w:val="28"/>
         </w:rPr>
-        <w:t>Одним из них является Silhouette Score — коэффициент силуэта.</w:t>
+        <w:t xml:space="preserve">Одним из них является </w:t>
+      </w:r>
+      <w:proofErr w:type="spellStart"/>
+      <w:r>
+        <w:rPr>
+          <w:rFonts w:ascii="Times New Roman" w:hAnsi="Times New Roman" w:cs="Times New Roman"/>
+          <w:sz w:val="28"/>
+          <w:szCs w:val="28"/>
+        </w:rPr>
+        <w:t>Silhouette</w:t>
+      </w:r>
+      <w:proofErr w:type="spellEnd"/>
+      <w:r>
+        <w:rPr>
+          <w:rFonts w:ascii="Times New Roman" w:hAnsi="Times New Roman" w:cs="Times New Roman"/>
+          <w:sz w:val="28"/>
+          <w:szCs w:val="28"/>
+        </w:rPr>
+        <w:t xml:space="preserve"> </w:t>
+      </w:r>
+      <w:proofErr w:type="spellStart"/>
+      <w:r>
+        <w:rPr>
+          <w:rFonts w:ascii="Times New Roman" w:hAnsi="Times New Roman" w:cs="Times New Roman"/>
+          <w:sz w:val="28"/>
+          <w:szCs w:val="28"/>
+        </w:rPr>
+        <w:t>Score</w:t>
+      </w:r>
+      <w:proofErr w:type="spellEnd"/>
+      <w:r>
+        <w:rPr>
+          <w:rFonts w:ascii="Times New Roman" w:hAnsi="Times New Roman" w:cs="Times New Roman"/>
+          <w:sz w:val="28"/>
+          <w:szCs w:val="28"/>
+        </w:rPr>
+        <w:t xml:space="preserve"> — коэффициент силуэта.</w:t>
       </w:r>
     </w:p>
     <w:p>
@@ -12310,7 +13370,25 @@
           <w:sz w:val="28"/>
           <w:szCs w:val="28"/>
         </w:rPr>
-        <w:t>Также использовался Adjusted Rand Index (ARI).</w:t>
+        <w:t xml:space="preserve">Также использовался </w:t>
+      </w:r>
+      <w:proofErr w:type="spellStart"/>
+      <w:r>
+        <w:rPr>
+          <w:rFonts w:ascii="Times New Roman" w:hAnsi="Times New Roman" w:cs="Times New Roman"/>
+          <w:sz w:val="28"/>
+          <w:szCs w:val="28"/>
+        </w:rPr>
+        <w:t>Adjusted</w:t>
+      </w:r>
+      <w:proofErr w:type="spellEnd"/>
+      <w:r>
+        <w:rPr>
+          <w:rFonts w:ascii="Times New Roman" w:hAnsi="Times New Roman" w:cs="Times New Roman"/>
+          <w:sz w:val="28"/>
+          <w:szCs w:val="28"/>
+        </w:rPr>
+        <w:t xml:space="preserve"> Rand Index (ARI).</w:t>
       </w:r>
     </w:p>
     <w:p>
@@ -12549,7 +13627,43 @@
           <w:sz w:val="28"/>
           <w:szCs w:val="28"/>
         </w:rPr>
-        <w:t>значение Silhouette Score;</w:t>
+        <w:t xml:space="preserve">значение </w:t>
+      </w:r>
+      <w:proofErr w:type="spellStart"/>
+      <w:r>
+        <w:rPr>
+          <w:rFonts w:ascii="Times New Roman" w:hAnsi="Times New Roman" w:cs="Times New Roman"/>
+          <w:sz w:val="28"/>
+          <w:szCs w:val="28"/>
+        </w:rPr>
+        <w:t>Silhouette</w:t>
+      </w:r>
+      <w:proofErr w:type="spellEnd"/>
+      <w:r>
+        <w:rPr>
+          <w:rFonts w:ascii="Times New Roman" w:hAnsi="Times New Roman" w:cs="Times New Roman"/>
+          <w:sz w:val="28"/>
+          <w:szCs w:val="28"/>
+        </w:rPr>
+        <w:t xml:space="preserve"> </w:t>
+      </w:r>
+      <w:proofErr w:type="spellStart"/>
+      <w:r>
+        <w:rPr>
+          <w:rFonts w:ascii="Times New Roman" w:hAnsi="Times New Roman" w:cs="Times New Roman"/>
+          <w:sz w:val="28"/>
+          <w:szCs w:val="28"/>
+        </w:rPr>
+        <w:t>Score</w:t>
+      </w:r>
+      <w:proofErr w:type="spellEnd"/>
+      <w:r>
+        <w:rPr>
+          <w:rFonts w:ascii="Times New Roman" w:hAnsi="Times New Roman" w:cs="Times New Roman"/>
+          <w:sz w:val="28"/>
+          <w:szCs w:val="28"/>
+        </w:rPr>
+        <w:t>;</w:t>
       </w:r>
     </w:p>
     <w:p>
@@ -12864,7 +13978,25 @@
           <w:sz w:val="28"/>
           <w:szCs w:val="28"/>
         </w:rPr>
-        <w:t xml:space="preserve">Во втором разделе лабораторной работы были исследованы алгоритмы кластеризации библиотеки scikit-learn и проведено сравнение их результатов на заданном наборе данных. Рассмотрены методы, использующие различные принципы формирования кластеров, включая разделение по расстояниям, </w:t>
+        <w:t xml:space="preserve">Во втором разделе лабораторной работы были исследованы алгоритмы кластеризации библиотеки </w:t>
+      </w:r>
+      <w:proofErr w:type="spellStart"/>
+      <w:r>
+        <w:rPr>
+          <w:rFonts w:ascii="Times New Roman" w:hAnsi="Times New Roman" w:cs="Times New Roman"/>
+          <w:sz w:val="28"/>
+          <w:szCs w:val="28"/>
+        </w:rPr>
+        <w:t>scikit-learn</w:t>
+      </w:r>
+      <w:proofErr w:type="spellEnd"/>
+      <w:r>
+        <w:rPr>
+          <w:rFonts w:ascii="Times New Roman" w:hAnsi="Times New Roman" w:cs="Times New Roman"/>
+          <w:sz w:val="28"/>
+          <w:szCs w:val="28"/>
+        </w:rPr>
+        <w:t xml:space="preserve"> и проведено сравнение их результатов на заданном наборе данных. Рассмотрены методы, использующие различные принципы формирования кластеров, включая разделение по расстояниям, </w:t>
       </w:r>
       <w:r>
         <w:rPr>
@@ -12873,7 +14005,25 @@
           <w:szCs w:val="28"/>
         </w:rPr>
         <w:lastRenderedPageBreak/>
-        <w:t>иерархические связи, графовую структуру и плотность распределения объектов.</w:t>
+        <w:t xml:space="preserve">иерархические связи, </w:t>
+      </w:r>
+      <w:proofErr w:type="spellStart"/>
+      <w:r>
+        <w:rPr>
+          <w:rFonts w:ascii="Times New Roman" w:hAnsi="Times New Roman" w:cs="Times New Roman"/>
+          <w:sz w:val="28"/>
+          <w:szCs w:val="28"/>
+        </w:rPr>
+        <w:t>графовую</w:t>
+      </w:r>
+      <w:proofErr w:type="spellEnd"/>
+      <w:r>
+        <w:rPr>
+          <w:rFonts w:ascii="Times New Roman" w:hAnsi="Times New Roman" w:cs="Times New Roman"/>
+          <w:sz w:val="28"/>
+          <w:szCs w:val="28"/>
+        </w:rPr>
+        <w:t xml:space="preserve"> структуру и плотность распределения объектов.</w:t>
       </w:r>
     </w:p>
     <w:p>
@@ -12974,7 +14124,25 @@
           <w:sz w:val="28"/>
           <w:szCs w:val="28"/>
         </w:rPr>
-        <w:t>В первой части работы был исследован датасет с пятью признаками. Сначала была построена корреляционная матрица и матрица диаграмм рассеяния, что позволило предварительно изучить взаимосвязи между признаками.</w:t>
+        <w:t xml:space="preserve">В первой части работы был исследован </w:t>
+      </w:r>
+      <w:proofErr w:type="spellStart"/>
+      <w:r>
+        <w:rPr>
+          <w:rFonts w:ascii="Times New Roman" w:hAnsi="Times New Roman" w:cs="Times New Roman"/>
+          <w:sz w:val="28"/>
+          <w:szCs w:val="28"/>
+        </w:rPr>
+        <w:t>датасет</w:t>
+      </w:r>
+      <w:proofErr w:type="spellEnd"/>
+      <w:r>
+        <w:rPr>
+          <w:rFonts w:ascii="Times New Roman" w:hAnsi="Times New Roman" w:cs="Times New Roman"/>
+          <w:sz w:val="28"/>
+          <w:szCs w:val="28"/>
+        </w:rPr>
+        <w:t xml:space="preserve"> с пятью признаками. Сначала была построена корреляционная матрица и матрица диаграмм рассеяния, что позволило предварительно изучить взаимосвязи между признаками.</w:t>
       </w:r>
     </w:p>
     <w:p>
@@ -13172,7 +14340,25 @@
           <w:sz w:val="28"/>
           <w:szCs w:val="28"/>
         </w:rPr>
-        <w:t>K-Means;</w:t>
+        <w:t>K-</w:t>
+      </w:r>
+      <w:proofErr w:type="spellStart"/>
+      <w:r>
+        <w:rPr>
+          <w:rFonts w:ascii="Times New Roman" w:hAnsi="Times New Roman" w:cs="Times New Roman"/>
+          <w:sz w:val="28"/>
+          <w:szCs w:val="28"/>
+        </w:rPr>
+        <w:t>Means</w:t>
+      </w:r>
+      <w:proofErr w:type="spellEnd"/>
+      <w:r>
+        <w:rPr>
+          <w:rFonts w:ascii="Times New Roman" w:hAnsi="Times New Roman" w:cs="Times New Roman"/>
+          <w:sz w:val="28"/>
+          <w:szCs w:val="28"/>
+        </w:rPr>
+        <w:t>;</w:t>
       </w:r>
     </w:p>
     <w:p>
@@ -13505,7 +14691,61 @@
           <w:sz w:val="28"/>
           <w:szCs w:val="28"/>
         </w:rPr>
-        <w:t>В конце результаты всех алгоритмов были сравнены с истинной разметкой y. Для оценки использовались визуальный анализ, Silhouette Score и Adjusted Rand Index.</w:t>
+        <w:t xml:space="preserve">В конце результаты всех алгоритмов были сравнены с истинной разметкой y. Для оценки использовались визуальный анализ, </w:t>
+      </w:r>
+      <w:proofErr w:type="spellStart"/>
+      <w:r>
+        <w:rPr>
+          <w:rFonts w:ascii="Times New Roman" w:hAnsi="Times New Roman" w:cs="Times New Roman"/>
+          <w:sz w:val="28"/>
+          <w:szCs w:val="28"/>
+        </w:rPr>
+        <w:t>Silhouette</w:t>
+      </w:r>
+      <w:proofErr w:type="spellEnd"/>
+      <w:r>
+        <w:rPr>
+          <w:rFonts w:ascii="Times New Roman" w:hAnsi="Times New Roman" w:cs="Times New Roman"/>
+          <w:sz w:val="28"/>
+          <w:szCs w:val="28"/>
+        </w:rPr>
+        <w:t xml:space="preserve"> </w:t>
+      </w:r>
+      <w:proofErr w:type="spellStart"/>
+      <w:r>
+        <w:rPr>
+          <w:rFonts w:ascii="Times New Roman" w:hAnsi="Times New Roman" w:cs="Times New Roman"/>
+          <w:sz w:val="28"/>
+          <w:szCs w:val="28"/>
+        </w:rPr>
+        <w:t>Score</w:t>
+      </w:r>
+      <w:proofErr w:type="spellEnd"/>
+      <w:r>
+        <w:rPr>
+          <w:rFonts w:ascii="Times New Roman" w:hAnsi="Times New Roman" w:cs="Times New Roman"/>
+          <w:sz w:val="28"/>
+          <w:szCs w:val="28"/>
+        </w:rPr>
+        <w:t xml:space="preserve"> и </w:t>
+      </w:r>
+      <w:proofErr w:type="spellStart"/>
+      <w:r>
+        <w:rPr>
+          <w:rFonts w:ascii="Times New Roman" w:hAnsi="Times New Roman" w:cs="Times New Roman"/>
+          <w:sz w:val="28"/>
+          <w:szCs w:val="28"/>
+        </w:rPr>
+        <w:t>Adjusted</w:t>
+      </w:r>
+      <w:proofErr w:type="spellEnd"/>
+      <w:r>
+        <w:rPr>
+          <w:rFonts w:ascii="Times New Roman" w:hAnsi="Times New Roman" w:cs="Times New Roman"/>
+          <w:sz w:val="28"/>
+          <w:szCs w:val="28"/>
+        </w:rPr>
+        <w:t xml:space="preserve"> Rand Index.</w:t>
       </w:r>
     </w:p>
     <w:p>
